--- a/informe_sgsi_sunafil.docx
+++ b/informe_sgsi_sunafil.docx
@@ -92,20 +92,31 @@
       <w:pPr>
         <w:jc w:val="center"/>
         <w:rPr>
+          <w:rFonts w:ascii="Times New Roman" w:hAnsi="Times New Roman" w:cs="Times New Roman"/>
           <w:lang w:eastAsia="es-ES_tradnl"/>
         </w:rPr>
       </w:pPr>
       <w:r>
+        <w:rPr>
+          <w:rFonts w:ascii="Times New Roman" w:hAnsi="Times New Roman" w:cs="Times New Roman"/>
+        </w:rPr>
         <w:fldChar w:fldCharType="begin"/>
       </w:r>
       <w:r>
+        <w:rPr>
+          <w:rFonts w:ascii="Times New Roman" w:hAnsi="Times New Roman" w:cs="Times New Roman"/>
+        </w:rPr>
         <w:instrText xml:space="preserve"> INCLUDEPICTURE "https://encrypted-tbn0.gstatic.com/images?q=tbn:ANd9GcRi23C0R5zBsb89c_LE6CNGeKmkacn6ea9N1CZ0_s2_pg&amp;s" \* MERGEFORMATINET </w:instrText>
       </w:r>
       <w:r>
+        <w:rPr>
+          <w:rFonts w:ascii="Times New Roman" w:hAnsi="Times New Roman" w:cs="Times New Roman"/>
+        </w:rPr>
         <w:fldChar w:fldCharType="separate"/>
       </w:r>
       <w:r>
         <w:rPr>
+          <w:rFonts w:ascii="Times New Roman" w:hAnsi="Times New Roman" w:cs="Times New Roman"/>
           <w:noProof/>
         </w:rPr>
         <w:drawing>
@@ -158,6 +169,9 @@
         </w:drawing>
       </w:r>
       <w:r>
+        <w:rPr>
+          <w:rFonts w:ascii="Times New Roman" w:hAnsi="Times New Roman" w:cs="Times New Roman"/>
+        </w:rPr>
         <w:fldChar w:fldCharType="end"/>
       </w:r>
     </w:p>
@@ -170,6 +184,9 @@
     <w:p>
       <w:pPr>
         <w:jc w:val="center"/>
+        <w:rPr>
+          <w:rFonts w:ascii="Times New Roman" w:hAnsi="Times New Roman" w:cs="Times New Roman"/>
+        </w:rPr>
       </w:pPr>
     </w:p>
     <w:p>
@@ -344,16 +361,25 @@
     <w:p>
       <w:pPr>
         <w:jc w:val="center"/>
+        <w:rPr>
+          <w:rFonts w:ascii="Times New Roman" w:hAnsi="Times New Roman" w:cs="Times New Roman"/>
+        </w:rPr>
       </w:pPr>
     </w:p>
     <w:p>
       <w:pPr>
         <w:jc w:val="center"/>
+        <w:rPr>
+          <w:rFonts w:ascii="Times New Roman" w:hAnsi="Times New Roman" w:cs="Times New Roman"/>
+        </w:rPr>
       </w:pPr>
     </w:p>
     <w:p>
       <w:pPr>
         <w:jc w:val="center"/>
+        <w:rPr>
+          <w:rFonts w:ascii="Times New Roman" w:hAnsi="Times New Roman" w:cs="Times New Roman"/>
+        </w:rPr>
       </w:pPr>
     </w:p>
     <w:p>
@@ -369,7 +395,7 @@
     <w:sdt>
       <w:sdtPr>
         <w:rPr>
-          <w:rFonts w:asciiTheme="minorHAnsi" w:eastAsiaTheme="minorEastAsia" w:hAnsiTheme="minorHAnsi" w:cstheme="minorBidi"/>
+          <w:rFonts w:eastAsiaTheme="minorEastAsia"/>
           <w:color w:val="auto"/>
           <w:sz w:val="24"/>
           <w:szCs w:val="24"/>
@@ -406,6 +432,7 @@
               <w:tab w:val="right" w:leader="dot" w:pos="8828"/>
             </w:tabs>
             <w:rPr>
+              <w:rFonts w:ascii="Times New Roman" w:hAnsi="Times New Roman" w:cs="Times New Roman"/>
               <w:noProof/>
               <w:kern w:val="2"/>
               <w:lang w:val="es-PE" w:eastAsia="es-PE"/>
@@ -434,12 +461,14 @@
             <w:r>
               <w:rPr>
                 <w:rStyle w:val="Hipervnculo"/>
+                <w:rFonts w:ascii="Times New Roman" w:hAnsi="Times New Roman" w:cs="Times New Roman"/>
                 <w:noProof/>
               </w:rPr>
               <w:t>INTRODUCCIÓN</w:t>
             </w:r>
             <w:r>
               <w:rPr>
+                <w:rFonts w:ascii="Times New Roman" w:hAnsi="Times New Roman" w:cs="Times New Roman"/>
                 <w:noProof/>
                 <w:webHidden/>
               </w:rPr>
@@ -447,6 +476,7 @@
             </w:r>
             <w:r>
               <w:rPr>
+                <w:rFonts w:ascii="Times New Roman" w:hAnsi="Times New Roman" w:cs="Times New Roman"/>
                 <w:noProof/>
                 <w:webHidden/>
               </w:rPr>
@@ -454,6 +484,7 @@
             </w:r>
             <w:r>
               <w:rPr>
+                <w:rFonts w:ascii="Times New Roman" w:hAnsi="Times New Roman" w:cs="Times New Roman"/>
                 <w:noProof/>
                 <w:webHidden/>
               </w:rPr>
@@ -461,12 +492,14 @@
             </w:r>
             <w:r>
               <w:rPr>
-                <w:noProof/>
-                <w:webHidden/>
-              </w:rPr>
-            </w:r>
-            <w:r>
-              <w:rPr>
+                <w:rFonts w:ascii="Times New Roman" w:hAnsi="Times New Roman" w:cs="Times New Roman"/>
+                <w:noProof/>
+                <w:webHidden/>
+              </w:rPr>
+            </w:r>
+            <w:r>
+              <w:rPr>
+                <w:rFonts w:ascii="Times New Roman" w:hAnsi="Times New Roman" w:cs="Times New Roman"/>
                 <w:noProof/>
                 <w:webHidden/>
               </w:rPr>
@@ -474,6 +507,7 @@
             </w:r>
             <w:r>
               <w:rPr>
+                <w:rFonts w:ascii="Times New Roman" w:hAnsi="Times New Roman" w:cs="Times New Roman"/>
                 <w:noProof/>
                 <w:webHidden/>
               </w:rPr>
@@ -481,6 +515,7 @@
             </w:r>
             <w:r>
               <w:rPr>
+                <w:rFonts w:ascii="Times New Roman" w:hAnsi="Times New Roman" w:cs="Times New Roman"/>
                 <w:noProof/>
                 <w:webHidden/>
               </w:rPr>
@@ -495,6 +530,7 @@
               <w:tab w:val="right" w:leader="dot" w:pos="8828"/>
             </w:tabs>
             <w:rPr>
+              <w:rFonts w:ascii="Times New Roman" w:hAnsi="Times New Roman" w:cs="Times New Roman"/>
               <w:noProof/>
               <w:kern w:val="2"/>
               <w:lang w:val="es-PE" w:eastAsia="es-PE"/>
@@ -505,12 +541,14 @@
             <w:r>
               <w:rPr>
                 <w:rStyle w:val="Hipervnculo"/>
+                <w:rFonts w:ascii="Times New Roman" w:hAnsi="Times New Roman" w:cs="Times New Roman"/>
                 <w:noProof/>
               </w:rPr>
               <w:t>1. ASPECTOS GENERALES DE LA ORGANIZACIÓN</w:t>
             </w:r>
             <w:r>
               <w:rPr>
+                <w:rFonts w:ascii="Times New Roman" w:hAnsi="Times New Roman" w:cs="Times New Roman"/>
                 <w:noProof/>
                 <w:webHidden/>
               </w:rPr>
@@ -518,6 +556,7 @@
             </w:r>
             <w:r>
               <w:rPr>
+                <w:rFonts w:ascii="Times New Roman" w:hAnsi="Times New Roman" w:cs="Times New Roman"/>
                 <w:noProof/>
                 <w:webHidden/>
               </w:rPr>
@@ -525,6 +564,7 @@
             </w:r>
             <w:r>
               <w:rPr>
+                <w:rFonts w:ascii="Times New Roman" w:hAnsi="Times New Roman" w:cs="Times New Roman"/>
                 <w:noProof/>
                 <w:webHidden/>
               </w:rPr>
@@ -532,12 +572,14 @@
             </w:r>
             <w:r>
               <w:rPr>
-                <w:noProof/>
-                <w:webHidden/>
-              </w:rPr>
-            </w:r>
-            <w:r>
-              <w:rPr>
+                <w:rFonts w:ascii="Times New Roman" w:hAnsi="Times New Roman" w:cs="Times New Roman"/>
+                <w:noProof/>
+                <w:webHidden/>
+              </w:rPr>
+            </w:r>
+            <w:r>
+              <w:rPr>
+                <w:rFonts w:ascii="Times New Roman" w:hAnsi="Times New Roman" w:cs="Times New Roman"/>
                 <w:noProof/>
                 <w:webHidden/>
               </w:rPr>
@@ -545,6 +587,7 @@
             </w:r>
             <w:r>
               <w:rPr>
+                <w:rFonts w:ascii="Times New Roman" w:hAnsi="Times New Roman" w:cs="Times New Roman"/>
                 <w:noProof/>
                 <w:webHidden/>
               </w:rPr>
@@ -552,6 +595,7 @@
             </w:r>
             <w:r>
               <w:rPr>
+                <w:rFonts w:ascii="Times New Roman" w:hAnsi="Times New Roman" w:cs="Times New Roman"/>
                 <w:noProof/>
                 <w:webHidden/>
               </w:rPr>
@@ -566,6 +610,7 @@
               <w:tab w:val="right" w:leader="dot" w:pos="8828"/>
             </w:tabs>
             <w:rPr>
+              <w:rFonts w:ascii="Times New Roman" w:hAnsi="Times New Roman" w:cs="Times New Roman"/>
               <w:noProof/>
               <w:kern w:val="2"/>
               <w:lang w:val="es-PE" w:eastAsia="es-PE"/>
@@ -583,6 +628,7 @@
             </w:r>
             <w:r>
               <w:rPr>
+                <w:rFonts w:ascii="Times New Roman" w:hAnsi="Times New Roman" w:cs="Times New Roman"/>
                 <w:noProof/>
                 <w:webHidden/>
               </w:rPr>
@@ -590,6 +636,7 @@
             </w:r>
             <w:r>
               <w:rPr>
+                <w:rFonts w:ascii="Times New Roman" w:hAnsi="Times New Roman" w:cs="Times New Roman"/>
                 <w:noProof/>
                 <w:webHidden/>
               </w:rPr>
@@ -597,6 +644,7 @@
             </w:r>
             <w:r>
               <w:rPr>
+                <w:rFonts w:ascii="Times New Roman" w:hAnsi="Times New Roman" w:cs="Times New Roman"/>
                 <w:noProof/>
                 <w:webHidden/>
               </w:rPr>
@@ -604,12 +652,14 @@
             </w:r>
             <w:r>
               <w:rPr>
-                <w:noProof/>
-                <w:webHidden/>
-              </w:rPr>
-            </w:r>
-            <w:r>
-              <w:rPr>
+                <w:rFonts w:ascii="Times New Roman" w:hAnsi="Times New Roman" w:cs="Times New Roman"/>
+                <w:noProof/>
+                <w:webHidden/>
+              </w:rPr>
+            </w:r>
+            <w:r>
+              <w:rPr>
+                <w:rFonts w:ascii="Times New Roman" w:hAnsi="Times New Roman" w:cs="Times New Roman"/>
                 <w:noProof/>
                 <w:webHidden/>
               </w:rPr>
@@ -617,6 +667,7 @@
             </w:r>
             <w:r>
               <w:rPr>
+                <w:rFonts w:ascii="Times New Roman" w:hAnsi="Times New Roman" w:cs="Times New Roman"/>
                 <w:noProof/>
                 <w:webHidden/>
               </w:rPr>
@@ -624,6 +675,7 @@
             </w:r>
             <w:r>
               <w:rPr>
+                <w:rFonts w:ascii="Times New Roman" w:hAnsi="Times New Roman" w:cs="Times New Roman"/>
                 <w:noProof/>
                 <w:webHidden/>
               </w:rPr>
@@ -638,6 +690,7 @@
               <w:tab w:val="right" w:leader="dot" w:pos="8828"/>
             </w:tabs>
             <w:rPr>
+              <w:rFonts w:ascii="Times New Roman" w:hAnsi="Times New Roman" w:cs="Times New Roman"/>
               <w:noProof/>
               <w:kern w:val="2"/>
               <w:lang w:val="es-PE" w:eastAsia="es-PE"/>
@@ -655,6 +708,7 @@
             </w:r>
             <w:r>
               <w:rPr>
+                <w:rFonts w:ascii="Times New Roman" w:hAnsi="Times New Roman" w:cs="Times New Roman"/>
                 <w:noProof/>
                 <w:webHidden/>
               </w:rPr>
@@ -662,6 +716,7 @@
             </w:r>
             <w:r>
               <w:rPr>
+                <w:rFonts w:ascii="Times New Roman" w:hAnsi="Times New Roman" w:cs="Times New Roman"/>
                 <w:noProof/>
                 <w:webHidden/>
               </w:rPr>
@@ -669,6 +724,7 @@
             </w:r>
             <w:r>
               <w:rPr>
+                <w:rFonts w:ascii="Times New Roman" w:hAnsi="Times New Roman" w:cs="Times New Roman"/>
                 <w:noProof/>
                 <w:webHidden/>
               </w:rPr>
@@ -676,12 +732,14 @@
             </w:r>
             <w:r>
               <w:rPr>
-                <w:noProof/>
-                <w:webHidden/>
-              </w:rPr>
-            </w:r>
-            <w:r>
-              <w:rPr>
+                <w:rFonts w:ascii="Times New Roman" w:hAnsi="Times New Roman" w:cs="Times New Roman"/>
+                <w:noProof/>
+                <w:webHidden/>
+              </w:rPr>
+            </w:r>
+            <w:r>
+              <w:rPr>
+                <w:rFonts w:ascii="Times New Roman" w:hAnsi="Times New Roman" w:cs="Times New Roman"/>
                 <w:noProof/>
                 <w:webHidden/>
               </w:rPr>
@@ -689,6 +747,7 @@
             </w:r>
             <w:r>
               <w:rPr>
+                <w:rFonts w:ascii="Times New Roman" w:hAnsi="Times New Roman" w:cs="Times New Roman"/>
                 <w:noProof/>
                 <w:webHidden/>
               </w:rPr>
@@ -696,6 +755,7 @@
             </w:r>
             <w:r>
               <w:rPr>
+                <w:rFonts w:ascii="Times New Roman" w:hAnsi="Times New Roman" w:cs="Times New Roman"/>
                 <w:noProof/>
                 <w:webHidden/>
               </w:rPr>
@@ -710,6 +770,7 @@
               <w:tab w:val="right" w:leader="dot" w:pos="8828"/>
             </w:tabs>
             <w:rPr>
+              <w:rFonts w:ascii="Times New Roman" w:hAnsi="Times New Roman" w:cs="Times New Roman"/>
               <w:noProof/>
               <w:kern w:val="2"/>
               <w:lang w:val="es-PE" w:eastAsia="es-PE"/>
@@ -727,6 +788,7 @@
             </w:r>
             <w:r>
               <w:rPr>
+                <w:rFonts w:ascii="Times New Roman" w:hAnsi="Times New Roman" w:cs="Times New Roman"/>
                 <w:noProof/>
                 <w:webHidden/>
               </w:rPr>
@@ -734,6 +796,7 @@
             </w:r>
             <w:r>
               <w:rPr>
+                <w:rFonts w:ascii="Times New Roman" w:hAnsi="Times New Roman" w:cs="Times New Roman"/>
                 <w:noProof/>
                 <w:webHidden/>
               </w:rPr>
@@ -741,6 +804,7 @@
             </w:r>
             <w:r>
               <w:rPr>
+                <w:rFonts w:ascii="Times New Roman" w:hAnsi="Times New Roman" w:cs="Times New Roman"/>
                 <w:noProof/>
                 <w:webHidden/>
               </w:rPr>
@@ -748,12 +812,14 @@
             </w:r>
             <w:r>
               <w:rPr>
-                <w:noProof/>
-                <w:webHidden/>
-              </w:rPr>
-            </w:r>
-            <w:r>
-              <w:rPr>
+                <w:rFonts w:ascii="Times New Roman" w:hAnsi="Times New Roman" w:cs="Times New Roman"/>
+                <w:noProof/>
+                <w:webHidden/>
+              </w:rPr>
+            </w:r>
+            <w:r>
+              <w:rPr>
+                <w:rFonts w:ascii="Times New Roman" w:hAnsi="Times New Roman" w:cs="Times New Roman"/>
                 <w:noProof/>
                 <w:webHidden/>
               </w:rPr>
@@ -761,6 +827,7 @@
             </w:r>
             <w:r>
               <w:rPr>
+                <w:rFonts w:ascii="Times New Roman" w:hAnsi="Times New Roman" w:cs="Times New Roman"/>
                 <w:noProof/>
                 <w:webHidden/>
               </w:rPr>
@@ -768,6 +835,7 @@
             </w:r>
             <w:r>
               <w:rPr>
+                <w:rFonts w:ascii="Times New Roman" w:hAnsi="Times New Roman" w:cs="Times New Roman"/>
                 <w:noProof/>
                 <w:webHidden/>
               </w:rPr>
@@ -782,6 +850,7 @@
               <w:tab w:val="right" w:leader="dot" w:pos="8828"/>
             </w:tabs>
             <w:rPr>
+              <w:rFonts w:ascii="Times New Roman" w:hAnsi="Times New Roman" w:cs="Times New Roman"/>
               <w:noProof/>
               <w:kern w:val="2"/>
               <w:lang w:val="es-PE" w:eastAsia="es-PE"/>
@@ -799,6 +868,7 @@
             </w:r>
             <w:r>
               <w:rPr>
+                <w:rFonts w:ascii="Times New Roman" w:hAnsi="Times New Roman" w:cs="Times New Roman"/>
                 <w:noProof/>
                 <w:webHidden/>
               </w:rPr>
@@ -806,6 +876,7 @@
             </w:r>
             <w:r>
               <w:rPr>
+                <w:rFonts w:ascii="Times New Roman" w:hAnsi="Times New Roman" w:cs="Times New Roman"/>
                 <w:noProof/>
                 <w:webHidden/>
               </w:rPr>
@@ -813,6 +884,7 @@
             </w:r>
             <w:r>
               <w:rPr>
+                <w:rFonts w:ascii="Times New Roman" w:hAnsi="Times New Roman" w:cs="Times New Roman"/>
                 <w:noProof/>
                 <w:webHidden/>
               </w:rPr>
@@ -820,12 +892,14 @@
             </w:r>
             <w:r>
               <w:rPr>
-                <w:noProof/>
-                <w:webHidden/>
-              </w:rPr>
-            </w:r>
-            <w:r>
-              <w:rPr>
+                <w:rFonts w:ascii="Times New Roman" w:hAnsi="Times New Roman" w:cs="Times New Roman"/>
+                <w:noProof/>
+                <w:webHidden/>
+              </w:rPr>
+            </w:r>
+            <w:r>
+              <w:rPr>
+                <w:rFonts w:ascii="Times New Roman" w:hAnsi="Times New Roman" w:cs="Times New Roman"/>
                 <w:noProof/>
                 <w:webHidden/>
               </w:rPr>
@@ -833,6 +907,7 @@
             </w:r>
             <w:r>
               <w:rPr>
+                <w:rFonts w:ascii="Times New Roman" w:hAnsi="Times New Roman" w:cs="Times New Roman"/>
                 <w:noProof/>
                 <w:webHidden/>
               </w:rPr>
@@ -840,6 +915,7 @@
             </w:r>
             <w:r>
               <w:rPr>
+                <w:rFonts w:ascii="Times New Roman" w:hAnsi="Times New Roman" w:cs="Times New Roman"/>
                 <w:noProof/>
                 <w:webHidden/>
               </w:rPr>
@@ -854,6 +930,7 @@
               <w:tab w:val="right" w:leader="dot" w:pos="8828"/>
             </w:tabs>
             <w:rPr>
+              <w:rFonts w:ascii="Times New Roman" w:hAnsi="Times New Roman" w:cs="Times New Roman"/>
               <w:noProof/>
               <w:kern w:val="2"/>
               <w:lang w:val="es-PE" w:eastAsia="es-PE"/>
@@ -871,6 +948,7 @@
             </w:r>
             <w:r>
               <w:rPr>
+                <w:rFonts w:ascii="Times New Roman" w:hAnsi="Times New Roman" w:cs="Times New Roman"/>
                 <w:noProof/>
                 <w:webHidden/>
               </w:rPr>
@@ -878,6 +956,7 @@
             </w:r>
             <w:r>
               <w:rPr>
+                <w:rFonts w:ascii="Times New Roman" w:hAnsi="Times New Roman" w:cs="Times New Roman"/>
                 <w:noProof/>
                 <w:webHidden/>
               </w:rPr>
@@ -885,6 +964,7 @@
             </w:r>
             <w:r>
               <w:rPr>
+                <w:rFonts w:ascii="Times New Roman" w:hAnsi="Times New Roman" w:cs="Times New Roman"/>
                 <w:noProof/>
                 <w:webHidden/>
               </w:rPr>
@@ -892,12 +972,14 @@
             </w:r>
             <w:r>
               <w:rPr>
-                <w:noProof/>
-                <w:webHidden/>
-              </w:rPr>
-            </w:r>
-            <w:r>
-              <w:rPr>
+                <w:rFonts w:ascii="Times New Roman" w:hAnsi="Times New Roman" w:cs="Times New Roman"/>
+                <w:noProof/>
+                <w:webHidden/>
+              </w:rPr>
+            </w:r>
+            <w:r>
+              <w:rPr>
+                <w:rFonts w:ascii="Times New Roman" w:hAnsi="Times New Roman" w:cs="Times New Roman"/>
                 <w:noProof/>
                 <w:webHidden/>
               </w:rPr>
@@ -905,6 +987,7 @@
             </w:r>
             <w:r>
               <w:rPr>
+                <w:rFonts w:ascii="Times New Roman" w:hAnsi="Times New Roman" w:cs="Times New Roman"/>
                 <w:noProof/>
                 <w:webHidden/>
               </w:rPr>
@@ -912,6 +995,7 @@
             </w:r>
             <w:r>
               <w:rPr>
+                <w:rFonts w:ascii="Times New Roman" w:hAnsi="Times New Roman" w:cs="Times New Roman"/>
                 <w:noProof/>
                 <w:webHidden/>
               </w:rPr>
@@ -926,6 +1010,7 @@
               <w:tab w:val="right" w:leader="dot" w:pos="8828"/>
             </w:tabs>
             <w:rPr>
+              <w:rFonts w:ascii="Times New Roman" w:hAnsi="Times New Roman" w:cs="Times New Roman"/>
               <w:noProof/>
               <w:kern w:val="2"/>
               <w:lang w:val="es-PE" w:eastAsia="es-PE"/>
@@ -943,6 +1028,7 @@
             </w:r>
             <w:r>
               <w:rPr>
+                <w:rFonts w:ascii="Times New Roman" w:hAnsi="Times New Roman" w:cs="Times New Roman"/>
                 <w:noProof/>
                 <w:webHidden/>
               </w:rPr>
@@ -950,6 +1036,7 @@
             </w:r>
             <w:r>
               <w:rPr>
+                <w:rFonts w:ascii="Times New Roman" w:hAnsi="Times New Roman" w:cs="Times New Roman"/>
                 <w:noProof/>
                 <w:webHidden/>
               </w:rPr>
@@ -957,6 +1044,7 @@
             </w:r>
             <w:r>
               <w:rPr>
+                <w:rFonts w:ascii="Times New Roman" w:hAnsi="Times New Roman" w:cs="Times New Roman"/>
                 <w:noProof/>
                 <w:webHidden/>
               </w:rPr>
@@ -964,12 +1052,14 @@
             </w:r>
             <w:r>
               <w:rPr>
-                <w:noProof/>
-                <w:webHidden/>
-              </w:rPr>
-            </w:r>
-            <w:r>
-              <w:rPr>
+                <w:rFonts w:ascii="Times New Roman" w:hAnsi="Times New Roman" w:cs="Times New Roman"/>
+                <w:noProof/>
+                <w:webHidden/>
+              </w:rPr>
+            </w:r>
+            <w:r>
+              <w:rPr>
+                <w:rFonts w:ascii="Times New Roman" w:hAnsi="Times New Roman" w:cs="Times New Roman"/>
                 <w:noProof/>
                 <w:webHidden/>
               </w:rPr>
@@ -977,6 +1067,7 @@
             </w:r>
             <w:r>
               <w:rPr>
+                <w:rFonts w:ascii="Times New Roman" w:hAnsi="Times New Roman" w:cs="Times New Roman"/>
                 <w:noProof/>
                 <w:webHidden/>
               </w:rPr>
@@ -984,6 +1075,7 @@
             </w:r>
             <w:r>
               <w:rPr>
+                <w:rFonts w:ascii="Times New Roman" w:hAnsi="Times New Roman" w:cs="Times New Roman"/>
                 <w:noProof/>
                 <w:webHidden/>
               </w:rPr>
@@ -998,6 +1090,7 @@
               <w:tab w:val="right" w:leader="dot" w:pos="8828"/>
             </w:tabs>
             <w:rPr>
+              <w:rFonts w:ascii="Times New Roman" w:hAnsi="Times New Roman" w:cs="Times New Roman"/>
               <w:noProof/>
               <w:kern w:val="2"/>
               <w:lang w:val="es-PE" w:eastAsia="es-PE"/>
@@ -1015,6 +1108,7 @@
             </w:r>
             <w:r>
               <w:rPr>
+                <w:rFonts w:ascii="Times New Roman" w:hAnsi="Times New Roman" w:cs="Times New Roman"/>
                 <w:noProof/>
                 <w:webHidden/>
               </w:rPr>
@@ -1022,6 +1116,7 @@
             </w:r>
             <w:r>
               <w:rPr>
+                <w:rFonts w:ascii="Times New Roman" w:hAnsi="Times New Roman" w:cs="Times New Roman"/>
                 <w:noProof/>
                 <w:webHidden/>
               </w:rPr>
@@ -1029,6 +1124,7 @@
             </w:r>
             <w:r>
               <w:rPr>
+                <w:rFonts w:ascii="Times New Roman" w:hAnsi="Times New Roman" w:cs="Times New Roman"/>
                 <w:noProof/>
                 <w:webHidden/>
               </w:rPr>
@@ -1036,12 +1132,14 @@
             </w:r>
             <w:r>
               <w:rPr>
-                <w:noProof/>
-                <w:webHidden/>
-              </w:rPr>
-            </w:r>
-            <w:r>
-              <w:rPr>
+                <w:rFonts w:ascii="Times New Roman" w:hAnsi="Times New Roman" w:cs="Times New Roman"/>
+                <w:noProof/>
+                <w:webHidden/>
+              </w:rPr>
+            </w:r>
+            <w:r>
+              <w:rPr>
+                <w:rFonts w:ascii="Times New Roman" w:hAnsi="Times New Roman" w:cs="Times New Roman"/>
                 <w:noProof/>
                 <w:webHidden/>
               </w:rPr>
@@ -1049,6 +1147,7 @@
             </w:r>
             <w:r>
               <w:rPr>
+                <w:rFonts w:ascii="Times New Roman" w:hAnsi="Times New Roman" w:cs="Times New Roman"/>
                 <w:noProof/>
                 <w:webHidden/>
               </w:rPr>
@@ -1056,6 +1155,7 @@
             </w:r>
             <w:r>
               <w:rPr>
+                <w:rFonts w:ascii="Times New Roman" w:hAnsi="Times New Roman" w:cs="Times New Roman"/>
                 <w:noProof/>
                 <w:webHidden/>
               </w:rPr>
@@ -1070,6 +1170,7 @@
               <w:tab w:val="right" w:leader="dot" w:pos="8828"/>
             </w:tabs>
             <w:rPr>
+              <w:rFonts w:ascii="Times New Roman" w:hAnsi="Times New Roman" w:cs="Times New Roman"/>
               <w:noProof/>
               <w:kern w:val="2"/>
               <w:lang w:val="es-PE" w:eastAsia="es-PE"/>
@@ -1087,6 +1188,7 @@
             </w:r>
             <w:r>
               <w:rPr>
+                <w:rFonts w:ascii="Times New Roman" w:hAnsi="Times New Roman" w:cs="Times New Roman"/>
                 <w:noProof/>
                 <w:webHidden/>
               </w:rPr>
@@ -1094,6 +1196,7 @@
             </w:r>
             <w:r>
               <w:rPr>
+                <w:rFonts w:ascii="Times New Roman" w:hAnsi="Times New Roman" w:cs="Times New Roman"/>
                 <w:noProof/>
                 <w:webHidden/>
               </w:rPr>
@@ -1101,6 +1204,7 @@
             </w:r>
             <w:r>
               <w:rPr>
+                <w:rFonts w:ascii="Times New Roman" w:hAnsi="Times New Roman" w:cs="Times New Roman"/>
                 <w:noProof/>
                 <w:webHidden/>
               </w:rPr>
@@ -1108,12 +1212,14 @@
             </w:r>
             <w:r>
               <w:rPr>
-                <w:noProof/>
-                <w:webHidden/>
-              </w:rPr>
-            </w:r>
-            <w:r>
-              <w:rPr>
+                <w:rFonts w:ascii="Times New Roman" w:hAnsi="Times New Roman" w:cs="Times New Roman"/>
+                <w:noProof/>
+                <w:webHidden/>
+              </w:rPr>
+            </w:r>
+            <w:r>
+              <w:rPr>
+                <w:rFonts w:ascii="Times New Roman" w:hAnsi="Times New Roman" w:cs="Times New Roman"/>
                 <w:noProof/>
                 <w:webHidden/>
               </w:rPr>
@@ -1121,6 +1227,7 @@
             </w:r>
             <w:r>
               <w:rPr>
+                <w:rFonts w:ascii="Times New Roman" w:hAnsi="Times New Roman" w:cs="Times New Roman"/>
                 <w:noProof/>
                 <w:webHidden/>
               </w:rPr>
@@ -1128,6 +1235,7 @@
             </w:r>
             <w:r>
               <w:rPr>
+                <w:rFonts w:ascii="Times New Roman" w:hAnsi="Times New Roman" w:cs="Times New Roman"/>
                 <w:noProof/>
                 <w:webHidden/>
               </w:rPr>
@@ -1142,6 +1250,7 @@
               <w:tab w:val="right" w:leader="dot" w:pos="8828"/>
             </w:tabs>
             <w:rPr>
+              <w:rFonts w:ascii="Times New Roman" w:hAnsi="Times New Roman" w:cs="Times New Roman"/>
               <w:noProof/>
               <w:kern w:val="2"/>
               <w:lang w:val="es-PE" w:eastAsia="es-PE"/>
@@ -1159,6 +1268,7 @@
             </w:r>
             <w:r>
               <w:rPr>
+                <w:rFonts w:ascii="Times New Roman" w:hAnsi="Times New Roman" w:cs="Times New Roman"/>
                 <w:noProof/>
                 <w:webHidden/>
               </w:rPr>
@@ -1166,6 +1276,7 @@
             </w:r>
             <w:r>
               <w:rPr>
+                <w:rFonts w:ascii="Times New Roman" w:hAnsi="Times New Roman" w:cs="Times New Roman"/>
                 <w:noProof/>
                 <w:webHidden/>
               </w:rPr>
@@ -1173,6 +1284,7 @@
             </w:r>
             <w:r>
               <w:rPr>
+                <w:rFonts w:ascii="Times New Roman" w:hAnsi="Times New Roman" w:cs="Times New Roman"/>
                 <w:noProof/>
                 <w:webHidden/>
               </w:rPr>
@@ -1180,12 +1292,14 @@
             </w:r>
             <w:r>
               <w:rPr>
-                <w:noProof/>
-                <w:webHidden/>
-              </w:rPr>
-            </w:r>
-            <w:r>
-              <w:rPr>
+                <w:rFonts w:ascii="Times New Roman" w:hAnsi="Times New Roman" w:cs="Times New Roman"/>
+                <w:noProof/>
+                <w:webHidden/>
+              </w:rPr>
+            </w:r>
+            <w:r>
+              <w:rPr>
+                <w:rFonts w:ascii="Times New Roman" w:hAnsi="Times New Roman" w:cs="Times New Roman"/>
                 <w:noProof/>
                 <w:webHidden/>
               </w:rPr>
@@ -1193,6 +1307,7 @@
             </w:r>
             <w:r>
               <w:rPr>
+                <w:rFonts w:ascii="Times New Roman" w:hAnsi="Times New Roman" w:cs="Times New Roman"/>
                 <w:noProof/>
                 <w:webHidden/>
               </w:rPr>
@@ -1200,6 +1315,7 @@
             </w:r>
             <w:r>
               <w:rPr>
+                <w:rFonts w:ascii="Times New Roman" w:hAnsi="Times New Roman" w:cs="Times New Roman"/>
                 <w:noProof/>
                 <w:webHidden/>
               </w:rPr>
@@ -1214,6 +1330,7 @@
               <w:tab w:val="right" w:leader="dot" w:pos="8828"/>
             </w:tabs>
             <w:rPr>
+              <w:rFonts w:ascii="Times New Roman" w:hAnsi="Times New Roman" w:cs="Times New Roman"/>
               <w:noProof/>
               <w:kern w:val="2"/>
               <w:lang w:val="es-PE" w:eastAsia="es-PE"/>
@@ -1224,12 +1341,14 @@
             <w:r>
               <w:rPr>
                 <w:rStyle w:val="Hipervnculo"/>
+                <w:rFonts w:ascii="Times New Roman" w:hAnsi="Times New Roman" w:cs="Times New Roman"/>
                 <w:noProof/>
               </w:rPr>
               <w:t>2. ANÁLISIS PLANEAMIENTO ESTRATÉGICO</w:t>
             </w:r>
             <w:r>
               <w:rPr>
+                <w:rFonts w:ascii="Times New Roman" w:hAnsi="Times New Roman" w:cs="Times New Roman"/>
                 <w:noProof/>
                 <w:webHidden/>
               </w:rPr>
@@ -1237,6 +1356,7 @@
             </w:r>
             <w:r>
               <w:rPr>
+                <w:rFonts w:ascii="Times New Roman" w:hAnsi="Times New Roman" w:cs="Times New Roman"/>
                 <w:noProof/>
                 <w:webHidden/>
               </w:rPr>
@@ -1244,6 +1364,7 @@
             </w:r>
             <w:r>
               <w:rPr>
+                <w:rFonts w:ascii="Times New Roman" w:hAnsi="Times New Roman" w:cs="Times New Roman"/>
                 <w:noProof/>
                 <w:webHidden/>
               </w:rPr>
@@ -1251,12 +1372,14 @@
             </w:r>
             <w:r>
               <w:rPr>
-                <w:noProof/>
-                <w:webHidden/>
-              </w:rPr>
-            </w:r>
-            <w:r>
-              <w:rPr>
+                <w:rFonts w:ascii="Times New Roman" w:hAnsi="Times New Roman" w:cs="Times New Roman"/>
+                <w:noProof/>
+                <w:webHidden/>
+              </w:rPr>
+            </w:r>
+            <w:r>
+              <w:rPr>
+                <w:rFonts w:ascii="Times New Roman" w:hAnsi="Times New Roman" w:cs="Times New Roman"/>
                 <w:noProof/>
                 <w:webHidden/>
               </w:rPr>
@@ -1264,6 +1387,7 @@
             </w:r>
             <w:r>
               <w:rPr>
+                <w:rFonts w:ascii="Times New Roman" w:hAnsi="Times New Roman" w:cs="Times New Roman"/>
                 <w:noProof/>
                 <w:webHidden/>
               </w:rPr>
@@ -1271,6 +1395,7 @@
             </w:r>
             <w:r>
               <w:rPr>
+                <w:rFonts w:ascii="Times New Roman" w:hAnsi="Times New Roman" w:cs="Times New Roman"/>
                 <w:noProof/>
                 <w:webHidden/>
               </w:rPr>
@@ -1285,6 +1410,7 @@
               <w:tab w:val="right" w:leader="dot" w:pos="8828"/>
             </w:tabs>
             <w:rPr>
+              <w:rFonts w:ascii="Times New Roman" w:hAnsi="Times New Roman" w:cs="Times New Roman"/>
               <w:noProof/>
               <w:kern w:val="2"/>
               <w:lang w:val="es-PE" w:eastAsia="es-PE"/>
@@ -1302,6 +1428,7 @@
             </w:r>
             <w:r>
               <w:rPr>
+                <w:rFonts w:ascii="Times New Roman" w:hAnsi="Times New Roman" w:cs="Times New Roman"/>
                 <w:noProof/>
                 <w:webHidden/>
               </w:rPr>
@@ -1309,6 +1436,7 @@
             </w:r>
             <w:r>
               <w:rPr>
+                <w:rFonts w:ascii="Times New Roman" w:hAnsi="Times New Roman" w:cs="Times New Roman"/>
                 <w:noProof/>
                 <w:webHidden/>
               </w:rPr>
@@ -1316,6 +1444,7 @@
             </w:r>
             <w:r>
               <w:rPr>
+                <w:rFonts w:ascii="Times New Roman" w:hAnsi="Times New Roman" w:cs="Times New Roman"/>
                 <w:noProof/>
                 <w:webHidden/>
               </w:rPr>
@@ -1323,12 +1452,14 @@
             </w:r>
             <w:r>
               <w:rPr>
-                <w:noProof/>
-                <w:webHidden/>
-              </w:rPr>
-            </w:r>
-            <w:r>
-              <w:rPr>
+                <w:rFonts w:ascii="Times New Roman" w:hAnsi="Times New Roman" w:cs="Times New Roman"/>
+                <w:noProof/>
+                <w:webHidden/>
+              </w:rPr>
+            </w:r>
+            <w:r>
+              <w:rPr>
+                <w:rFonts w:ascii="Times New Roman" w:hAnsi="Times New Roman" w:cs="Times New Roman"/>
                 <w:noProof/>
                 <w:webHidden/>
               </w:rPr>
@@ -1336,6 +1467,7 @@
             </w:r>
             <w:r>
               <w:rPr>
+                <w:rFonts w:ascii="Times New Roman" w:hAnsi="Times New Roman" w:cs="Times New Roman"/>
                 <w:noProof/>
                 <w:webHidden/>
               </w:rPr>
@@ -1343,6 +1475,7 @@
             </w:r>
             <w:r>
               <w:rPr>
+                <w:rFonts w:ascii="Times New Roman" w:hAnsi="Times New Roman" w:cs="Times New Roman"/>
                 <w:noProof/>
                 <w:webHidden/>
               </w:rPr>
@@ -1357,6 +1490,7 @@
               <w:tab w:val="right" w:leader="dot" w:pos="8828"/>
             </w:tabs>
             <w:rPr>
+              <w:rFonts w:ascii="Times New Roman" w:hAnsi="Times New Roman" w:cs="Times New Roman"/>
               <w:noProof/>
               <w:kern w:val="2"/>
               <w:lang w:val="es-PE" w:eastAsia="es-PE"/>
@@ -1374,6 +1508,7 @@
             </w:r>
             <w:r>
               <w:rPr>
+                <w:rFonts w:ascii="Times New Roman" w:hAnsi="Times New Roman" w:cs="Times New Roman"/>
                 <w:noProof/>
                 <w:webHidden/>
               </w:rPr>
@@ -1381,6 +1516,7 @@
             </w:r>
             <w:r>
               <w:rPr>
+                <w:rFonts w:ascii="Times New Roman" w:hAnsi="Times New Roman" w:cs="Times New Roman"/>
                 <w:noProof/>
                 <w:webHidden/>
               </w:rPr>
@@ -1388,6 +1524,7 @@
             </w:r>
             <w:r>
               <w:rPr>
+                <w:rFonts w:ascii="Times New Roman" w:hAnsi="Times New Roman" w:cs="Times New Roman"/>
                 <w:noProof/>
                 <w:webHidden/>
               </w:rPr>
@@ -1395,12 +1532,14 @@
             </w:r>
             <w:r>
               <w:rPr>
-                <w:noProof/>
-                <w:webHidden/>
-              </w:rPr>
-            </w:r>
-            <w:r>
-              <w:rPr>
+                <w:rFonts w:ascii="Times New Roman" w:hAnsi="Times New Roman" w:cs="Times New Roman"/>
+                <w:noProof/>
+                <w:webHidden/>
+              </w:rPr>
+            </w:r>
+            <w:r>
+              <w:rPr>
+                <w:rFonts w:ascii="Times New Roman" w:hAnsi="Times New Roman" w:cs="Times New Roman"/>
                 <w:noProof/>
                 <w:webHidden/>
               </w:rPr>
@@ -1408,6 +1547,7 @@
             </w:r>
             <w:r>
               <w:rPr>
+                <w:rFonts w:ascii="Times New Roman" w:hAnsi="Times New Roman" w:cs="Times New Roman"/>
                 <w:noProof/>
                 <w:webHidden/>
               </w:rPr>
@@ -1415,6 +1555,7 @@
             </w:r>
             <w:r>
               <w:rPr>
+                <w:rFonts w:ascii="Times New Roman" w:hAnsi="Times New Roman" w:cs="Times New Roman"/>
                 <w:noProof/>
                 <w:webHidden/>
               </w:rPr>
@@ -1429,6 +1570,7 @@
               <w:tab w:val="right" w:leader="dot" w:pos="8828"/>
             </w:tabs>
             <w:rPr>
+              <w:rFonts w:ascii="Times New Roman" w:hAnsi="Times New Roman" w:cs="Times New Roman"/>
               <w:noProof/>
               <w:kern w:val="2"/>
               <w:lang w:val="es-PE" w:eastAsia="es-PE"/>
@@ -1446,6 +1588,7 @@
             </w:r>
             <w:r>
               <w:rPr>
+                <w:rFonts w:ascii="Times New Roman" w:hAnsi="Times New Roman" w:cs="Times New Roman"/>
                 <w:noProof/>
                 <w:webHidden/>
               </w:rPr>
@@ -1453,6 +1596,7 @@
             </w:r>
             <w:r>
               <w:rPr>
+                <w:rFonts w:ascii="Times New Roman" w:hAnsi="Times New Roman" w:cs="Times New Roman"/>
                 <w:noProof/>
                 <w:webHidden/>
               </w:rPr>
@@ -1460,6 +1604,7 @@
             </w:r>
             <w:r>
               <w:rPr>
+                <w:rFonts w:ascii="Times New Roman" w:hAnsi="Times New Roman" w:cs="Times New Roman"/>
                 <w:noProof/>
                 <w:webHidden/>
               </w:rPr>
@@ -1467,12 +1612,14 @@
             </w:r>
             <w:r>
               <w:rPr>
-                <w:noProof/>
-                <w:webHidden/>
-              </w:rPr>
-            </w:r>
-            <w:r>
-              <w:rPr>
+                <w:rFonts w:ascii="Times New Roman" w:hAnsi="Times New Roman" w:cs="Times New Roman"/>
+                <w:noProof/>
+                <w:webHidden/>
+              </w:rPr>
+            </w:r>
+            <w:r>
+              <w:rPr>
+                <w:rFonts w:ascii="Times New Roman" w:hAnsi="Times New Roman" w:cs="Times New Roman"/>
                 <w:noProof/>
                 <w:webHidden/>
               </w:rPr>
@@ -1480,6 +1627,7 @@
             </w:r>
             <w:r>
               <w:rPr>
+                <w:rFonts w:ascii="Times New Roman" w:hAnsi="Times New Roman" w:cs="Times New Roman"/>
                 <w:noProof/>
                 <w:webHidden/>
               </w:rPr>
@@ -1487,6 +1635,7 @@
             </w:r>
             <w:r>
               <w:rPr>
+                <w:rFonts w:ascii="Times New Roman" w:hAnsi="Times New Roman" w:cs="Times New Roman"/>
                 <w:noProof/>
                 <w:webHidden/>
               </w:rPr>
@@ -1501,6 +1650,7 @@
               <w:tab w:val="right" w:leader="dot" w:pos="8828"/>
             </w:tabs>
             <w:rPr>
+              <w:rFonts w:ascii="Times New Roman" w:hAnsi="Times New Roman" w:cs="Times New Roman"/>
               <w:noProof/>
               <w:kern w:val="2"/>
               <w:lang w:val="es-PE" w:eastAsia="es-PE"/>
@@ -1518,6 +1668,7 @@
             </w:r>
             <w:r>
               <w:rPr>
+                <w:rFonts w:ascii="Times New Roman" w:hAnsi="Times New Roman" w:cs="Times New Roman"/>
                 <w:noProof/>
                 <w:webHidden/>
               </w:rPr>
@@ -1525,6 +1676,7 @@
             </w:r>
             <w:r>
               <w:rPr>
+                <w:rFonts w:ascii="Times New Roman" w:hAnsi="Times New Roman" w:cs="Times New Roman"/>
                 <w:noProof/>
                 <w:webHidden/>
               </w:rPr>
@@ -1532,6 +1684,7 @@
             </w:r>
             <w:r>
               <w:rPr>
+                <w:rFonts w:ascii="Times New Roman" w:hAnsi="Times New Roman" w:cs="Times New Roman"/>
                 <w:noProof/>
                 <w:webHidden/>
               </w:rPr>
@@ -1539,12 +1692,14 @@
             </w:r>
             <w:r>
               <w:rPr>
-                <w:noProof/>
-                <w:webHidden/>
-              </w:rPr>
-            </w:r>
-            <w:r>
-              <w:rPr>
+                <w:rFonts w:ascii="Times New Roman" w:hAnsi="Times New Roman" w:cs="Times New Roman"/>
+                <w:noProof/>
+                <w:webHidden/>
+              </w:rPr>
+            </w:r>
+            <w:r>
+              <w:rPr>
+                <w:rFonts w:ascii="Times New Roman" w:hAnsi="Times New Roman" w:cs="Times New Roman"/>
                 <w:noProof/>
                 <w:webHidden/>
               </w:rPr>
@@ -1552,6 +1707,7 @@
             </w:r>
             <w:r>
               <w:rPr>
+                <w:rFonts w:ascii="Times New Roman" w:hAnsi="Times New Roman" w:cs="Times New Roman"/>
                 <w:noProof/>
                 <w:webHidden/>
               </w:rPr>
@@ -1559,6 +1715,7 @@
             </w:r>
             <w:r>
               <w:rPr>
+                <w:rFonts w:ascii="Times New Roman" w:hAnsi="Times New Roman" w:cs="Times New Roman"/>
                 <w:noProof/>
                 <w:webHidden/>
               </w:rPr>
@@ -1573,6 +1730,7 @@
               <w:tab w:val="right" w:leader="dot" w:pos="8828"/>
             </w:tabs>
             <w:rPr>
+              <w:rFonts w:ascii="Times New Roman" w:hAnsi="Times New Roman" w:cs="Times New Roman"/>
               <w:noProof/>
               <w:kern w:val="2"/>
               <w:lang w:val="es-PE" w:eastAsia="es-PE"/>
@@ -1590,6 +1748,7 @@
             </w:r>
             <w:r>
               <w:rPr>
+                <w:rFonts w:ascii="Times New Roman" w:hAnsi="Times New Roman" w:cs="Times New Roman"/>
                 <w:noProof/>
                 <w:webHidden/>
               </w:rPr>
@@ -1597,6 +1756,7 @@
             </w:r>
             <w:r>
               <w:rPr>
+                <w:rFonts w:ascii="Times New Roman" w:hAnsi="Times New Roman" w:cs="Times New Roman"/>
                 <w:noProof/>
                 <w:webHidden/>
               </w:rPr>
@@ -1604,6 +1764,7 @@
             </w:r>
             <w:r>
               <w:rPr>
+                <w:rFonts w:ascii="Times New Roman" w:hAnsi="Times New Roman" w:cs="Times New Roman"/>
                 <w:noProof/>
                 <w:webHidden/>
               </w:rPr>
@@ -1611,12 +1772,14 @@
             </w:r>
             <w:r>
               <w:rPr>
-                <w:noProof/>
-                <w:webHidden/>
-              </w:rPr>
-            </w:r>
-            <w:r>
-              <w:rPr>
+                <w:rFonts w:ascii="Times New Roman" w:hAnsi="Times New Roman" w:cs="Times New Roman"/>
+                <w:noProof/>
+                <w:webHidden/>
+              </w:rPr>
+            </w:r>
+            <w:r>
+              <w:rPr>
+                <w:rFonts w:ascii="Times New Roman" w:hAnsi="Times New Roman" w:cs="Times New Roman"/>
                 <w:noProof/>
                 <w:webHidden/>
               </w:rPr>
@@ -1624,6 +1787,7 @@
             </w:r>
             <w:r>
               <w:rPr>
+                <w:rFonts w:ascii="Times New Roman" w:hAnsi="Times New Roman" w:cs="Times New Roman"/>
                 <w:noProof/>
                 <w:webHidden/>
               </w:rPr>
@@ -1631,6 +1795,7 @@
             </w:r>
             <w:r>
               <w:rPr>
+                <w:rFonts w:ascii="Times New Roman" w:hAnsi="Times New Roman" w:cs="Times New Roman"/>
                 <w:noProof/>
                 <w:webHidden/>
               </w:rPr>
@@ -1645,6 +1810,7 @@
               <w:tab w:val="right" w:leader="dot" w:pos="8828"/>
             </w:tabs>
             <w:rPr>
+              <w:rFonts w:ascii="Times New Roman" w:hAnsi="Times New Roman" w:cs="Times New Roman"/>
               <w:noProof/>
               <w:kern w:val="2"/>
               <w:lang w:val="es-PE" w:eastAsia="es-PE"/>
@@ -1662,6 +1828,7 @@
             </w:r>
             <w:r>
               <w:rPr>
+                <w:rFonts w:ascii="Times New Roman" w:hAnsi="Times New Roman" w:cs="Times New Roman"/>
                 <w:noProof/>
                 <w:webHidden/>
               </w:rPr>
@@ -1669,6 +1836,7 @@
             </w:r>
             <w:r>
               <w:rPr>
+                <w:rFonts w:ascii="Times New Roman" w:hAnsi="Times New Roman" w:cs="Times New Roman"/>
                 <w:noProof/>
                 <w:webHidden/>
               </w:rPr>
@@ -1676,6 +1844,7 @@
             </w:r>
             <w:r>
               <w:rPr>
+                <w:rFonts w:ascii="Times New Roman" w:hAnsi="Times New Roman" w:cs="Times New Roman"/>
                 <w:noProof/>
                 <w:webHidden/>
               </w:rPr>
@@ -1683,12 +1852,14 @@
             </w:r>
             <w:r>
               <w:rPr>
-                <w:noProof/>
-                <w:webHidden/>
-              </w:rPr>
-            </w:r>
-            <w:r>
-              <w:rPr>
+                <w:rFonts w:ascii="Times New Roman" w:hAnsi="Times New Roman" w:cs="Times New Roman"/>
+                <w:noProof/>
+                <w:webHidden/>
+              </w:rPr>
+            </w:r>
+            <w:r>
+              <w:rPr>
+                <w:rFonts w:ascii="Times New Roman" w:hAnsi="Times New Roman" w:cs="Times New Roman"/>
                 <w:noProof/>
                 <w:webHidden/>
               </w:rPr>
@@ -1696,6 +1867,7 @@
             </w:r>
             <w:r>
               <w:rPr>
+                <w:rFonts w:ascii="Times New Roman" w:hAnsi="Times New Roman" w:cs="Times New Roman"/>
                 <w:noProof/>
                 <w:webHidden/>
               </w:rPr>
@@ -1703,6 +1875,7 @@
             </w:r>
             <w:r>
               <w:rPr>
+                <w:rFonts w:ascii="Times New Roman" w:hAnsi="Times New Roman" w:cs="Times New Roman"/>
                 <w:noProof/>
                 <w:webHidden/>
               </w:rPr>
@@ -1717,6 +1890,7 @@
               <w:tab w:val="right" w:leader="dot" w:pos="8828"/>
             </w:tabs>
             <w:rPr>
+              <w:rFonts w:ascii="Times New Roman" w:hAnsi="Times New Roman" w:cs="Times New Roman"/>
               <w:noProof/>
               <w:kern w:val="2"/>
               <w:lang w:val="es-PE" w:eastAsia="es-PE"/>
@@ -1734,6 +1908,7 @@
             </w:r>
             <w:r>
               <w:rPr>
+                <w:rFonts w:ascii="Times New Roman" w:hAnsi="Times New Roman" w:cs="Times New Roman"/>
                 <w:noProof/>
                 <w:webHidden/>
               </w:rPr>
@@ -1741,6 +1916,7 @@
             </w:r>
             <w:r>
               <w:rPr>
+                <w:rFonts w:ascii="Times New Roman" w:hAnsi="Times New Roman" w:cs="Times New Roman"/>
                 <w:noProof/>
                 <w:webHidden/>
               </w:rPr>
@@ -1748,6 +1924,7 @@
             </w:r>
             <w:r>
               <w:rPr>
+                <w:rFonts w:ascii="Times New Roman" w:hAnsi="Times New Roman" w:cs="Times New Roman"/>
                 <w:noProof/>
                 <w:webHidden/>
               </w:rPr>
@@ -1755,12 +1932,14 @@
             </w:r>
             <w:r>
               <w:rPr>
-                <w:noProof/>
-                <w:webHidden/>
-              </w:rPr>
-            </w:r>
-            <w:r>
-              <w:rPr>
+                <w:rFonts w:ascii="Times New Roman" w:hAnsi="Times New Roman" w:cs="Times New Roman"/>
+                <w:noProof/>
+                <w:webHidden/>
+              </w:rPr>
+            </w:r>
+            <w:r>
+              <w:rPr>
+                <w:rFonts w:ascii="Times New Roman" w:hAnsi="Times New Roman" w:cs="Times New Roman"/>
                 <w:noProof/>
                 <w:webHidden/>
               </w:rPr>
@@ -1768,6 +1947,7 @@
             </w:r>
             <w:r>
               <w:rPr>
+                <w:rFonts w:ascii="Times New Roman" w:hAnsi="Times New Roman" w:cs="Times New Roman"/>
                 <w:noProof/>
                 <w:webHidden/>
               </w:rPr>
@@ -1775,6 +1955,7 @@
             </w:r>
             <w:r>
               <w:rPr>
+                <w:rFonts w:ascii="Times New Roman" w:hAnsi="Times New Roman" w:cs="Times New Roman"/>
                 <w:noProof/>
                 <w:webHidden/>
               </w:rPr>
@@ -1789,6 +1970,7 @@
               <w:tab w:val="right" w:leader="dot" w:pos="8828"/>
             </w:tabs>
             <w:rPr>
+              <w:rFonts w:ascii="Times New Roman" w:hAnsi="Times New Roman" w:cs="Times New Roman"/>
               <w:noProof/>
               <w:kern w:val="2"/>
               <w:lang w:val="es-PE" w:eastAsia="es-PE"/>
@@ -1806,6 +1988,7 @@
             </w:r>
             <w:r>
               <w:rPr>
+                <w:rFonts w:ascii="Times New Roman" w:hAnsi="Times New Roman" w:cs="Times New Roman"/>
                 <w:noProof/>
                 <w:webHidden/>
               </w:rPr>
@@ -1813,6 +1996,7 @@
             </w:r>
             <w:r>
               <w:rPr>
+                <w:rFonts w:ascii="Times New Roman" w:hAnsi="Times New Roman" w:cs="Times New Roman"/>
                 <w:noProof/>
                 <w:webHidden/>
               </w:rPr>
@@ -1820,6 +2004,7 @@
             </w:r>
             <w:r>
               <w:rPr>
+                <w:rFonts w:ascii="Times New Roman" w:hAnsi="Times New Roman" w:cs="Times New Roman"/>
                 <w:noProof/>
                 <w:webHidden/>
               </w:rPr>
@@ -1827,12 +2012,14 @@
             </w:r>
             <w:r>
               <w:rPr>
-                <w:noProof/>
-                <w:webHidden/>
-              </w:rPr>
-            </w:r>
-            <w:r>
-              <w:rPr>
+                <w:rFonts w:ascii="Times New Roman" w:hAnsi="Times New Roman" w:cs="Times New Roman"/>
+                <w:noProof/>
+                <w:webHidden/>
+              </w:rPr>
+            </w:r>
+            <w:r>
+              <w:rPr>
+                <w:rFonts w:ascii="Times New Roman" w:hAnsi="Times New Roman" w:cs="Times New Roman"/>
                 <w:noProof/>
                 <w:webHidden/>
               </w:rPr>
@@ -1840,6 +2027,7 @@
             </w:r>
             <w:r>
               <w:rPr>
+                <w:rFonts w:ascii="Times New Roman" w:hAnsi="Times New Roman" w:cs="Times New Roman"/>
                 <w:noProof/>
                 <w:webHidden/>
               </w:rPr>
@@ -1847,6 +2035,7 @@
             </w:r>
             <w:r>
               <w:rPr>
+                <w:rFonts w:ascii="Times New Roman" w:hAnsi="Times New Roman" w:cs="Times New Roman"/>
                 <w:noProof/>
                 <w:webHidden/>
               </w:rPr>
@@ -1861,6 +2050,7 @@
               <w:tab w:val="right" w:leader="dot" w:pos="8828"/>
             </w:tabs>
             <w:rPr>
+              <w:rFonts w:ascii="Times New Roman" w:hAnsi="Times New Roman" w:cs="Times New Roman"/>
               <w:noProof/>
               <w:kern w:val="2"/>
               <w:lang w:val="es-PE" w:eastAsia="es-PE"/>
@@ -1878,6 +2068,7 @@
             </w:r>
             <w:r>
               <w:rPr>
+                <w:rFonts w:ascii="Times New Roman" w:hAnsi="Times New Roman" w:cs="Times New Roman"/>
                 <w:noProof/>
                 <w:webHidden/>
               </w:rPr>
@@ -1885,6 +2076,7 @@
             </w:r>
             <w:r>
               <w:rPr>
+                <w:rFonts w:ascii="Times New Roman" w:hAnsi="Times New Roman" w:cs="Times New Roman"/>
                 <w:noProof/>
                 <w:webHidden/>
               </w:rPr>
@@ -1892,6 +2084,7 @@
             </w:r>
             <w:r>
               <w:rPr>
+                <w:rFonts w:ascii="Times New Roman" w:hAnsi="Times New Roman" w:cs="Times New Roman"/>
                 <w:noProof/>
                 <w:webHidden/>
               </w:rPr>
@@ -1899,12 +2092,14 @@
             </w:r>
             <w:r>
               <w:rPr>
-                <w:noProof/>
-                <w:webHidden/>
-              </w:rPr>
-            </w:r>
-            <w:r>
-              <w:rPr>
+                <w:rFonts w:ascii="Times New Roman" w:hAnsi="Times New Roman" w:cs="Times New Roman"/>
+                <w:noProof/>
+                <w:webHidden/>
+              </w:rPr>
+            </w:r>
+            <w:r>
+              <w:rPr>
+                <w:rFonts w:ascii="Times New Roman" w:hAnsi="Times New Roman" w:cs="Times New Roman"/>
                 <w:noProof/>
                 <w:webHidden/>
               </w:rPr>
@@ -1912,6 +2107,7 @@
             </w:r>
             <w:r>
               <w:rPr>
+                <w:rFonts w:ascii="Times New Roman" w:hAnsi="Times New Roman" w:cs="Times New Roman"/>
                 <w:noProof/>
                 <w:webHidden/>
               </w:rPr>
@@ -1919,6 +2115,7 @@
             </w:r>
             <w:r>
               <w:rPr>
+                <w:rFonts w:ascii="Times New Roman" w:hAnsi="Times New Roman" w:cs="Times New Roman"/>
                 <w:noProof/>
                 <w:webHidden/>
               </w:rPr>
@@ -1933,6 +2130,7 @@
               <w:tab w:val="right" w:leader="dot" w:pos="8828"/>
             </w:tabs>
             <w:rPr>
+              <w:rFonts w:ascii="Times New Roman" w:hAnsi="Times New Roman" w:cs="Times New Roman"/>
               <w:noProof/>
               <w:kern w:val="2"/>
               <w:lang w:val="es-PE" w:eastAsia="es-PE"/>
@@ -1950,6 +2148,7 @@
             </w:r>
             <w:r>
               <w:rPr>
+                <w:rFonts w:ascii="Times New Roman" w:hAnsi="Times New Roman" w:cs="Times New Roman"/>
                 <w:noProof/>
                 <w:webHidden/>
               </w:rPr>
@@ -1957,6 +2156,7 @@
             </w:r>
             <w:r>
               <w:rPr>
+                <w:rFonts w:ascii="Times New Roman" w:hAnsi="Times New Roman" w:cs="Times New Roman"/>
                 <w:noProof/>
                 <w:webHidden/>
               </w:rPr>
@@ -1964,6 +2164,7 @@
             </w:r>
             <w:r>
               <w:rPr>
+                <w:rFonts w:ascii="Times New Roman" w:hAnsi="Times New Roman" w:cs="Times New Roman"/>
                 <w:noProof/>
                 <w:webHidden/>
               </w:rPr>
@@ -1971,12 +2172,14 @@
             </w:r>
             <w:r>
               <w:rPr>
-                <w:noProof/>
-                <w:webHidden/>
-              </w:rPr>
-            </w:r>
-            <w:r>
-              <w:rPr>
+                <w:rFonts w:ascii="Times New Roman" w:hAnsi="Times New Roman" w:cs="Times New Roman"/>
+                <w:noProof/>
+                <w:webHidden/>
+              </w:rPr>
+            </w:r>
+            <w:r>
+              <w:rPr>
+                <w:rFonts w:ascii="Times New Roman" w:hAnsi="Times New Roman" w:cs="Times New Roman"/>
                 <w:noProof/>
                 <w:webHidden/>
               </w:rPr>
@@ -1984,6 +2187,7 @@
             </w:r>
             <w:r>
               <w:rPr>
+                <w:rFonts w:ascii="Times New Roman" w:hAnsi="Times New Roman" w:cs="Times New Roman"/>
                 <w:noProof/>
                 <w:webHidden/>
               </w:rPr>
@@ -1991,6 +2195,7 @@
             </w:r>
             <w:r>
               <w:rPr>
+                <w:rFonts w:ascii="Times New Roman" w:hAnsi="Times New Roman" w:cs="Times New Roman"/>
                 <w:noProof/>
                 <w:webHidden/>
               </w:rPr>
@@ -2005,6 +2210,7 @@
               <w:tab w:val="right" w:leader="dot" w:pos="8828"/>
             </w:tabs>
             <w:rPr>
+              <w:rFonts w:ascii="Times New Roman" w:hAnsi="Times New Roman" w:cs="Times New Roman"/>
               <w:noProof/>
               <w:kern w:val="2"/>
               <w:lang w:val="es-PE" w:eastAsia="es-PE"/>
@@ -2022,6 +2228,7 @@
             </w:r>
             <w:r>
               <w:rPr>
+                <w:rFonts w:ascii="Times New Roman" w:hAnsi="Times New Roman" w:cs="Times New Roman"/>
                 <w:noProof/>
                 <w:webHidden/>
               </w:rPr>
@@ -2029,6 +2236,7 @@
             </w:r>
             <w:r>
               <w:rPr>
+                <w:rFonts w:ascii="Times New Roman" w:hAnsi="Times New Roman" w:cs="Times New Roman"/>
                 <w:noProof/>
                 <w:webHidden/>
               </w:rPr>
@@ -2036,6 +2244,7 @@
             </w:r>
             <w:r>
               <w:rPr>
+                <w:rFonts w:ascii="Times New Roman" w:hAnsi="Times New Roman" w:cs="Times New Roman"/>
                 <w:noProof/>
                 <w:webHidden/>
               </w:rPr>
@@ -2043,12 +2252,14 @@
             </w:r>
             <w:r>
               <w:rPr>
-                <w:noProof/>
-                <w:webHidden/>
-              </w:rPr>
-            </w:r>
-            <w:r>
-              <w:rPr>
+                <w:rFonts w:ascii="Times New Roman" w:hAnsi="Times New Roman" w:cs="Times New Roman"/>
+                <w:noProof/>
+                <w:webHidden/>
+              </w:rPr>
+            </w:r>
+            <w:r>
+              <w:rPr>
+                <w:rFonts w:ascii="Times New Roman" w:hAnsi="Times New Roman" w:cs="Times New Roman"/>
                 <w:noProof/>
                 <w:webHidden/>
               </w:rPr>
@@ -2056,6 +2267,7 @@
             </w:r>
             <w:r>
               <w:rPr>
+                <w:rFonts w:ascii="Times New Roman" w:hAnsi="Times New Roman" w:cs="Times New Roman"/>
                 <w:noProof/>
                 <w:webHidden/>
               </w:rPr>
@@ -2063,6 +2275,7 @@
             </w:r>
             <w:r>
               <w:rPr>
+                <w:rFonts w:ascii="Times New Roman" w:hAnsi="Times New Roman" w:cs="Times New Roman"/>
                 <w:noProof/>
                 <w:webHidden/>
               </w:rPr>
@@ -2077,6 +2290,7 @@
               <w:tab w:val="right" w:leader="dot" w:pos="8828"/>
             </w:tabs>
             <w:rPr>
+              <w:rFonts w:ascii="Times New Roman" w:hAnsi="Times New Roman" w:cs="Times New Roman"/>
               <w:noProof/>
               <w:kern w:val="2"/>
               <w:lang w:val="es-PE" w:eastAsia="es-PE"/>
@@ -2094,6 +2308,7 @@
             </w:r>
             <w:r>
               <w:rPr>
+                <w:rFonts w:ascii="Times New Roman" w:hAnsi="Times New Roman" w:cs="Times New Roman"/>
                 <w:noProof/>
                 <w:webHidden/>
               </w:rPr>
@@ -2101,6 +2316,7 @@
             </w:r>
             <w:r>
               <w:rPr>
+                <w:rFonts w:ascii="Times New Roman" w:hAnsi="Times New Roman" w:cs="Times New Roman"/>
                 <w:noProof/>
                 <w:webHidden/>
               </w:rPr>
@@ -2108,6 +2324,7 @@
             </w:r>
             <w:r>
               <w:rPr>
+                <w:rFonts w:ascii="Times New Roman" w:hAnsi="Times New Roman" w:cs="Times New Roman"/>
                 <w:noProof/>
                 <w:webHidden/>
               </w:rPr>
@@ -2115,12 +2332,14 @@
             </w:r>
             <w:r>
               <w:rPr>
-                <w:noProof/>
-                <w:webHidden/>
-              </w:rPr>
-            </w:r>
-            <w:r>
-              <w:rPr>
+                <w:rFonts w:ascii="Times New Roman" w:hAnsi="Times New Roman" w:cs="Times New Roman"/>
+                <w:noProof/>
+                <w:webHidden/>
+              </w:rPr>
+            </w:r>
+            <w:r>
+              <w:rPr>
+                <w:rFonts w:ascii="Times New Roman" w:hAnsi="Times New Roman" w:cs="Times New Roman"/>
                 <w:noProof/>
                 <w:webHidden/>
               </w:rPr>
@@ -2128,6 +2347,7 @@
             </w:r>
             <w:r>
               <w:rPr>
+                <w:rFonts w:ascii="Times New Roman" w:hAnsi="Times New Roman" w:cs="Times New Roman"/>
                 <w:noProof/>
                 <w:webHidden/>
               </w:rPr>
@@ -2135,6 +2355,7 @@
             </w:r>
             <w:r>
               <w:rPr>
+                <w:rFonts w:ascii="Times New Roman" w:hAnsi="Times New Roman" w:cs="Times New Roman"/>
                 <w:noProof/>
                 <w:webHidden/>
               </w:rPr>
@@ -2149,6 +2370,7 @@
               <w:tab w:val="right" w:leader="dot" w:pos="8828"/>
             </w:tabs>
             <w:rPr>
+              <w:rFonts w:ascii="Times New Roman" w:hAnsi="Times New Roman" w:cs="Times New Roman"/>
               <w:noProof/>
               <w:kern w:val="2"/>
               <w:lang w:val="es-PE" w:eastAsia="es-PE"/>
@@ -2166,6 +2388,7 @@
             </w:r>
             <w:r>
               <w:rPr>
+                <w:rFonts w:ascii="Times New Roman" w:hAnsi="Times New Roman" w:cs="Times New Roman"/>
                 <w:noProof/>
                 <w:webHidden/>
               </w:rPr>
@@ -2173,6 +2396,7 @@
             </w:r>
             <w:r>
               <w:rPr>
+                <w:rFonts w:ascii="Times New Roman" w:hAnsi="Times New Roman" w:cs="Times New Roman"/>
                 <w:noProof/>
                 <w:webHidden/>
               </w:rPr>
@@ -2180,6 +2404,7 @@
             </w:r>
             <w:r>
               <w:rPr>
+                <w:rFonts w:ascii="Times New Roman" w:hAnsi="Times New Roman" w:cs="Times New Roman"/>
                 <w:noProof/>
                 <w:webHidden/>
               </w:rPr>
@@ -2187,12 +2412,14 @@
             </w:r>
             <w:r>
               <w:rPr>
-                <w:noProof/>
-                <w:webHidden/>
-              </w:rPr>
-            </w:r>
-            <w:r>
-              <w:rPr>
+                <w:rFonts w:ascii="Times New Roman" w:hAnsi="Times New Roman" w:cs="Times New Roman"/>
+                <w:noProof/>
+                <w:webHidden/>
+              </w:rPr>
+            </w:r>
+            <w:r>
+              <w:rPr>
+                <w:rFonts w:ascii="Times New Roman" w:hAnsi="Times New Roman" w:cs="Times New Roman"/>
                 <w:noProof/>
                 <w:webHidden/>
               </w:rPr>
@@ -2200,6 +2427,7 @@
             </w:r>
             <w:r>
               <w:rPr>
+                <w:rFonts w:ascii="Times New Roman" w:hAnsi="Times New Roman" w:cs="Times New Roman"/>
                 <w:noProof/>
                 <w:webHidden/>
               </w:rPr>
@@ -2207,6 +2435,7 @@
             </w:r>
             <w:r>
               <w:rPr>
+                <w:rFonts w:ascii="Times New Roman" w:hAnsi="Times New Roman" w:cs="Times New Roman"/>
                 <w:noProof/>
                 <w:webHidden/>
               </w:rPr>
@@ -2221,6 +2450,7 @@
               <w:tab w:val="right" w:leader="dot" w:pos="8828"/>
             </w:tabs>
             <w:rPr>
+              <w:rFonts w:ascii="Times New Roman" w:hAnsi="Times New Roman" w:cs="Times New Roman"/>
               <w:noProof/>
               <w:kern w:val="2"/>
               <w:lang w:val="es-PE" w:eastAsia="es-PE"/>
@@ -2238,6 +2468,7 @@
             </w:r>
             <w:r>
               <w:rPr>
+                <w:rFonts w:ascii="Times New Roman" w:hAnsi="Times New Roman" w:cs="Times New Roman"/>
                 <w:noProof/>
                 <w:webHidden/>
               </w:rPr>
@@ -2245,6 +2476,7 @@
             </w:r>
             <w:r>
               <w:rPr>
+                <w:rFonts w:ascii="Times New Roman" w:hAnsi="Times New Roman" w:cs="Times New Roman"/>
                 <w:noProof/>
                 <w:webHidden/>
               </w:rPr>
@@ -2252,6 +2484,7 @@
             </w:r>
             <w:r>
               <w:rPr>
+                <w:rFonts w:ascii="Times New Roman" w:hAnsi="Times New Roman" w:cs="Times New Roman"/>
                 <w:noProof/>
                 <w:webHidden/>
               </w:rPr>
@@ -2259,12 +2492,14 @@
             </w:r>
             <w:r>
               <w:rPr>
-                <w:noProof/>
-                <w:webHidden/>
-              </w:rPr>
-            </w:r>
-            <w:r>
-              <w:rPr>
+                <w:rFonts w:ascii="Times New Roman" w:hAnsi="Times New Roman" w:cs="Times New Roman"/>
+                <w:noProof/>
+                <w:webHidden/>
+              </w:rPr>
+            </w:r>
+            <w:r>
+              <w:rPr>
+                <w:rFonts w:ascii="Times New Roman" w:hAnsi="Times New Roman" w:cs="Times New Roman"/>
                 <w:noProof/>
                 <w:webHidden/>
               </w:rPr>
@@ -2272,6 +2507,7 @@
             </w:r>
             <w:r>
               <w:rPr>
+                <w:rFonts w:ascii="Times New Roman" w:hAnsi="Times New Roman" w:cs="Times New Roman"/>
                 <w:noProof/>
                 <w:webHidden/>
               </w:rPr>
@@ -2279,6 +2515,7 @@
             </w:r>
             <w:r>
               <w:rPr>
+                <w:rFonts w:ascii="Times New Roman" w:hAnsi="Times New Roman" w:cs="Times New Roman"/>
                 <w:noProof/>
                 <w:webHidden/>
               </w:rPr>
@@ -2293,6 +2530,7 @@
               <w:tab w:val="right" w:leader="dot" w:pos="8828"/>
             </w:tabs>
             <w:rPr>
+              <w:rFonts w:ascii="Times New Roman" w:hAnsi="Times New Roman" w:cs="Times New Roman"/>
               <w:noProof/>
               <w:kern w:val="2"/>
               <w:lang w:val="es-PE" w:eastAsia="es-PE"/>
@@ -2310,6 +2548,7 @@
             </w:r>
             <w:r>
               <w:rPr>
+                <w:rFonts w:ascii="Times New Roman" w:hAnsi="Times New Roman" w:cs="Times New Roman"/>
                 <w:noProof/>
                 <w:webHidden/>
               </w:rPr>
@@ -2317,6 +2556,7 @@
             </w:r>
             <w:r>
               <w:rPr>
+                <w:rFonts w:ascii="Times New Roman" w:hAnsi="Times New Roman" w:cs="Times New Roman"/>
                 <w:noProof/>
                 <w:webHidden/>
               </w:rPr>
@@ -2324,6 +2564,7 @@
             </w:r>
             <w:r>
               <w:rPr>
+                <w:rFonts w:ascii="Times New Roman" w:hAnsi="Times New Roman" w:cs="Times New Roman"/>
                 <w:noProof/>
                 <w:webHidden/>
               </w:rPr>
@@ -2331,12 +2572,14 @@
             </w:r>
             <w:r>
               <w:rPr>
-                <w:noProof/>
-                <w:webHidden/>
-              </w:rPr>
-            </w:r>
-            <w:r>
-              <w:rPr>
+                <w:rFonts w:ascii="Times New Roman" w:hAnsi="Times New Roman" w:cs="Times New Roman"/>
+                <w:noProof/>
+                <w:webHidden/>
+              </w:rPr>
+            </w:r>
+            <w:r>
+              <w:rPr>
+                <w:rFonts w:ascii="Times New Roman" w:hAnsi="Times New Roman" w:cs="Times New Roman"/>
                 <w:noProof/>
                 <w:webHidden/>
               </w:rPr>
@@ -2344,6 +2587,7 @@
             </w:r>
             <w:r>
               <w:rPr>
+                <w:rFonts w:ascii="Times New Roman" w:hAnsi="Times New Roman" w:cs="Times New Roman"/>
                 <w:noProof/>
                 <w:webHidden/>
               </w:rPr>
@@ -2351,6 +2595,7 @@
             </w:r>
             <w:r>
               <w:rPr>
+                <w:rFonts w:ascii="Times New Roman" w:hAnsi="Times New Roman" w:cs="Times New Roman"/>
                 <w:noProof/>
                 <w:webHidden/>
               </w:rPr>
@@ -2365,6 +2610,7 @@
               <w:tab w:val="right" w:leader="dot" w:pos="8828"/>
             </w:tabs>
             <w:rPr>
+              <w:rFonts w:ascii="Times New Roman" w:hAnsi="Times New Roman" w:cs="Times New Roman"/>
               <w:noProof/>
               <w:kern w:val="2"/>
               <w:lang w:val="es-PE" w:eastAsia="es-PE"/>
@@ -2382,6 +2628,7 @@
             </w:r>
             <w:r>
               <w:rPr>
+                <w:rFonts w:ascii="Times New Roman" w:hAnsi="Times New Roman" w:cs="Times New Roman"/>
                 <w:noProof/>
                 <w:webHidden/>
               </w:rPr>
@@ -2389,6 +2636,7 @@
             </w:r>
             <w:r>
               <w:rPr>
+                <w:rFonts w:ascii="Times New Roman" w:hAnsi="Times New Roman" w:cs="Times New Roman"/>
                 <w:noProof/>
                 <w:webHidden/>
               </w:rPr>
@@ -2396,6 +2644,7 @@
             </w:r>
             <w:r>
               <w:rPr>
+                <w:rFonts w:ascii="Times New Roman" w:hAnsi="Times New Roman" w:cs="Times New Roman"/>
                 <w:noProof/>
                 <w:webHidden/>
               </w:rPr>
@@ -2403,12 +2652,14 @@
             </w:r>
             <w:r>
               <w:rPr>
-                <w:noProof/>
-                <w:webHidden/>
-              </w:rPr>
-            </w:r>
-            <w:r>
-              <w:rPr>
+                <w:rFonts w:ascii="Times New Roman" w:hAnsi="Times New Roman" w:cs="Times New Roman"/>
+                <w:noProof/>
+                <w:webHidden/>
+              </w:rPr>
+            </w:r>
+            <w:r>
+              <w:rPr>
+                <w:rFonts w:ascii="Times New Roman" w:hAnsi="Times New Roman" w:cs="Times New Roman"/>
                 <w:noProof/>
                 <w:webHidden/>
               </w:rPr>
@@ -2416,6 +2667,7 @@
             </w:r>
             <w:r>
               <w:rPr>
+                <w:rFonts w:ascii="Times New Roman" w:hAnsi="Times New Roman" w:cs="Times New Roman"/>
                 <w:noProof/>
                 <w:webHidden/>
               </w:rPr>
@@ -2423,6 +2675,7 @@
             </w:r>
             <w:r>
               <w:rPr>
+                <w:rFonts w:ascii="Times New Roman" w:hAnsi="Times New Roman" w:cs="Times New Roman"/>
                 <w:noProof/>
                 <w:webHidden/>
               </w:rPr>
@@ -2437,6 +2690,7 @@
               <w:tab w:val="right" w:leader="dot" w:pos="8828"/>
             </w:tabs>
             <w:rPr>
+              <w:rFonts w:ascii="Times New Roman" w:hAnsi="Times New Roman" w:cs="Times New Roman"/>
               <w:noProof/>
               <w:kern w:val="2"/>
               <w:lang w:val="es-PE" w:eastAsia="es-PE"/>
@@ -2454,6 +2708,7 @@
             </w:r>
             <w:r>
               <w:rPr>
+                <w:rFonts w:ascii="Times New Roman" w:hAnsi="Times New Roman" w:cs="Times New Roman"/>
                 <w:noProof/>
                 <w:webHidden/>
               </w:rPr>
@@ -2461,6 +2716,7 @@
             </w:r>
             <w:r>
               <w:rPr>
+                <w:rFonts w:ascii="Times New Roman" w:hAnsi="Times New Roman" w:cs="Times New Roman"/>
                 <w:noProof/>
                 <w:webHidden/>
               </w:rPr>
@@ -2468,6 +2724,7 @@
             </w:r>
             <w:r>
               <w:rPr>
+                <w:rFonts w:ascii="Times New Roman" w:hAnsi="Times New Roman" w:cs="Times New Roman"/>
                 <w:noProof/>
                 <w:webHidden/>
               </w:rPr>
@@ -2475,12 +2732,14 @@
             </w:r>
             <w:r>
               <w:rPr>
-                <w:noProof/>
-                <w:webHidden/>
-              </w:rPr>
-            </w:r>
-            <w:r>
-              <w:rPr>
+                <w:rFonts w:ascii="Times New Roman" w:hAnsi="Times New Roman" w:cs="Times New Roman"/>
+                <w:noProof/>
+                <w:webHidden/>
+              </w:rPr>
+            </w:r>
+            <w:r>
+              <w:rPr>
+                <w:rFonts w:ascii="Times New Roman" w:hAnsi="Times New Roman" w:cs="Times New Roman"/>
                 <w:noProof/>
                 <w:webHidden/>
               </w:rPr>
@@ -2488,6 +2747,7 @@
             </w:r>
             <w:r>
               <w:rPr>
+                <w:rFonts w:ascii="Times New Roman" w:hAnsi="Times New Roman" w:cs="Times New Roman"/>
                 <w:noProof/>
                 <w:webHidden/>
               </w:rPr>
@@ -2495,6 +2755,7 @@
             </w:r>
             <w:r>
               <w:rPr>
+                <w:rFonts w:ascii="Times New Roman" w:hAnsi="Times New Roman" w:cs="Times New Roman"/>
                 <w:noProof/>
                 <w:webHidden/>
               </w:rPr>
@@ -2509,6 +2770,7 @@
               <w:tab w:val="right" w:leader="dot" w:pos="8828"/>
             </w:tabs>
             <w:rPr>
+              <w:rFonts w:ascii="Times New Roman" w:hAnsi="Times New Roman" w:cs="Times New Roman"/>
               <w:noProof/>
               <w:kern w:val="2"/>
               <w:lang w:val="es-PE" w:eastAsia="es-PE"/>
@@ -2526,6 +2788,7 @@
             </w:r>
             <w:r>
               <w:rPr>
+                <w:rFonts w:ascii="Times New Roman" w:hAnsi="Times New Roman" w:cs="Times New Roman"/>
                 <w:noProof/>
                 <w:webHidden/>
               </w:rPr>
@@ -2533,6 +2796,7 @@
             </w:r>
             <w:r>
               <w:rPr>
+                <w:rFonts w:ascii="Times New Roman" w:hAnsi="Times New Roman" w:cs="Times New Roman"/>
                 <w:noProof/>
                 <w:webHidden/>
               </w:rPr>
@@ -2540,6 +2804,7 @@
             </w:r>
             <w:r>
               <w:rPr>
+                <w:rFonts w:ascii="Times New Roman" w:hAnsi="Times New Roman" w:cs="Times New Roman"/>
                 <w:noProof/>
                 <w:webHidden/>
               </w:rPr>
@@ -2547,12 +2812,14 @@
             </w:r>
             <w:r>
               <w:rPr>
-                <w:noProof/>
-                <w:webHidden/>
-              </w:rPr>
-            </w:r>
-            <w:r>
-              <w:rPr>
+                <w:rFonts w:ascii="Times New Roman" w:hAnsi="Times New Roman" w:cs="Times New Roman"/>
+                <w:noProof/>
+                <w:webHidden/>
+              </w:rPr>
+            </w:r>
+            <w:r>
+              <w:rPr>
+                <w:rFonts w:ascii="Times New Roman" w:hAnsi="Times New Roman" w:cs="Times New Roman"/>
                 <w:noProof/>
                 <w:webHidden/>
               </w:rPr>
@@ -2560,6 +2827,7 @@
             </w:r>
             <w:r>
               <w:rPr>
+                <w:rFonts w:ascii="Times New Roman" w:hAnsi="Times New Roman" w:cs="Times New Roman"/>
                 <w:noProof/>
                 <w:webHidden/>
               </w:rPr>
@@ -2567,6 +2835,7 @@
             </w:r>
             <w:r>
               <w:rPr>
+                <w:rFonts w:ascii="Times New Roman" w:hAnsi="Times New Roman" w:cs="Times New Roman"/>
                 <w:noProof/>
                 <w:webHidden/>
               </w:rPr>
@@ -2581,6 +2850,7 @@
               <w:tab w:val="right" w:leader="dot" w:pos="8828"/>
             </w:tabs>
             <w:rPr>
+              <w:rFonts w:ascii="Times New Roman" w:hAnsi="Times New Roman" w:cs="Times New Roman"/>
               <w:noProof/>
               <w:kern w:val="2"/>
               <w:lang w:val="es-PE" w:eastAsia="es-PE"/>
@@ -2598,6 +2868,7 @@
             </w:r>
             <w:r>
               <w:rPr>
+                <w:rFonts w:ascii="Times New Roman" w:hAnsi="Times New Roman" w:cs="Times New Roman"/>
                 <w:noProof/>
                 <w:webHidden/>
               </w:rPr>
@@ -2605,6 +2876,7 @@
             </w:r>
             <w:r>
               <w:rPr>
+                <w:rFonts w:ascii="Times New Roman" w:hAnsi="Times New Roman" w:cs="Times New Roman"/>
                 <w:noProof/>
                 <w:webHidden/>
               </w:rPr>
@@ -2612,6 +2884,7 @@
             </w:r>
             <w:r>
               <w:rPr>
+                <w:rFonts w:ascii="Times New Roman" w:hAnsi="Times New Roman" w:cs="Times New Roman"/>
                 <w:noProof/>
                 <w:webHidden/>
               </w:rPr>
@@ -2619,12 +2892,14 @@
             </w:r>
             <w:r>
               <w:rPr>
-                <w:noProof/>
-                <w:webHidden/>
-              </w:rPr>
-            </w:r>
-            <w:r>
-              <w:rPr>
+                <w:rFonts w:ascii="Times New Roman" w:hAnsi="Times New Roman" w:cs="Times New Roman"/>
+                <w:noProof/>
+                <w:webHidden/>
+              </w:rPr>
+            </w:r>
+            <w:r>
+              <w:rPr>
+                <w:rFonts w:ascii="Times New Roman" w:hAnsi="Times New Roman" w:cs="Times New Roman"/>
                 <w:noProof/>
                 <w:webHidden/>
               </w:rPr>
@@ -2632,6 +2907,7 @@
             </w:r>
             <w:r>
               <w:rPr>
+                <w:rFonts w:ascii="Times New Roman" w:hAnsi="Times New Roman" w:cs="Times New Roman"/>
                 <w:noProof/>
                 <w:webHidden/>
               </w:rPr>
@@ -2639,6 +2915,7 @@
             </w:r>
             <w:r>
               <w:rPr>
+                <w:rFonts w:ascii="Times New Roman" w:hAnsi="Times New Roman" w:cs="Times New Roman"/>
                 <w:noProof/>
                 <w:webHidden/>
               </w:rPr>
@@ -2653,6 +2930,7 @@
               <w:tab w:val="right" w:leader="dot" w:pos="8828"/>
             </w:tabs>
             <w:rPr>
+              <w:rFonts w:ascii="Times New Roman" w:hAnsi="Times New Roman" w:cs="Times New Roman"/>
               <w:noProof/>
               <w:kern w:val="2"/>
               <w:lang w:val="es-PE" w:eastAsia="es-PE"/>
@@ -2670,6 +2948,7 @@
             </w:r>
             <w:r>
               <w:rPr>
+                <w:rFonts w:ascii="Times New Roman" w:hAnsi="Times New Roman" w:cs="Times New Roman"/>
                 <w:noProof/>
                 <w:webHidden/>
               </w:rPr>
@@ -2677,6 +2956,7 @@
             </w:r>
             <w:r>
               <w:rPr>
+                <w:rFonts w:ascii="Times New Roman" w:hAnsi="Times New Roman" w:cs="Times New Roman"/>
                 <w:noProof/>
                 <w:webHidden/>
               </w:rPr>
@@ -2684,6 +2964,7 @@
             </w:r>
             <w:r>
               <w:rPr>
+                <w:rFonts w:ascii="Times New Roman" w:hAnsi="Times New Roman" w:cs="Times New Roman"/>
                 <w:noProof/>
                 <w:webHidden/>
               </w:rPr>
@@ -2691,12 +2972,14 @@
             </w:r>
             <w:r>
               <w:rPr>
-                <w:noProof/>
-                <w:webHidden/>
-              </w:rPr>
-            </w:r>
-            <w:r>
-              <w:rPr>
+                <w:rFonts w:ascii="Times New Roman" w:hAnsi="Times New Roman" w:cs="Times New Roman"/>
+                <w:noProof/>
+                <w:webHidden/>
+              </w:rPr>
+            </w:r>
+            <w:r>
+              <w:rPr>
+                <w:rFonts w:ascii="Times New Roman" w:hAnsi="Times New Roman" w:cs="Times New Roman"/>
                 <w:noProof/>
                 <w:webHidden/>
               </w:rPr>
@@ -2704,6 +2987,7 @@
             </w:r>
             <w:r>
               <w:rPr>
+                <w:rFonts w:ascii="Times New Roman" w:hAnsi="Times New Roman" w:cs="Times New Roman"/>
                 <w:noProof/>
                 <w:webHidden/>
               </w:rPr>
@@ -2711,6 +2995,7 @@
             </w:r>
             <w:r>
               <w:rPr>
+                <w:rFonts w:ascii="Times New Roman" w:hAnsi="Times New Roman" w:cs="Times New Roman"/>
                 <w:noProof/>
                 <w:webHidden/>
               </w:rPr>
@@ -2725,6 +3010,7 @@
               <w:tab w:val="right" w:leader="dot" w:pos="8828"/>
             </w:tabs>
             <w:rPr>
+              <w:rFonts w:ascii="Times New Roman" w:hAnsi="Times New Roman" w:cs="Times New Roman"/>
               <w:noProof/>
               <w:kern w:val="2"/>
               <w:lang w:val="es-PE" w:eastAsia="es-PE"/>
@@ -2742,6 +3028,7 @@
             </w:r>
             <w:r>
               <w:rPr>
+                <w:rFonts w:ascii="Times New Roman" w:hAnsi="Times New Roman" w:cs="Times New Roman"/>
                 <w:noProof/>
                 <w:webHidden/>
               </w:rPr>
@@ -2749,6 +3036,7 @@
             </w:r>
             <w:r>
               <w:rPr>
+                <w:rFonts w:ascii="Times New Roman" w:hAnsi="Times New Roman" w:cs="Times New Roman"/>
                 <w:noProof/>
                 <w:webHidden/>
               </w:rPr>
@@ -2756,6 +3044,7 @@
             </w:r>
             <w:r>
               <w:rPr>
+                <w:rFonts w:ascii="Times New Roman" w:hAnsi="Times New Roman" w:cs="Times New Roman"/>
                 <w:noProof/>
                 <w:webHidden/>
               </w:rPr>
@@ -2763,12 +3052,14 @@
             </w:r>
             <w:r>
               <w:rPr>
-                <w:noProof/>
-                <w:webHidden/>
-              </w:rPr>
-            </w:r>
-            <w:r>
-              <w:rPr>
+                <w:rFonts w:ascii="Times New Roman" w:hAnsi="Times New Roman" w:cs="Times New Roman"/>
+                <w:noProof/>
+                <w:webHidden/>
+              </w:rPr>
+            </w:r>
+            <w:r>
+              <w:rPr>
+                <w:rFonts w:ascii="Times New Roman" w:hAnsi="Times New Roman" w:cs="Times New Roman"/>
                 <w:noProof/>
                 <w:webHidden/>
               </w:rPr>
@@ -2776,6 +3067,7 @@
             </w:r>
             <w:r>
               <w:rPr>
+                <w:rFonts w:ascii="Times New Roman" w:hAnsi="Times New Roman" w:cs="Times New Roman"/>
                 <w:noProof/>
                 <w:webHidden/>
               </w:rPr>
@@ -2783,6 +3075,7 @@
             </w:r>
             <w:r>
               <w:rPr>
+                <w:rFonts w:ascii="Times New Roman" w:hAnsi="Times New Roman" w:cs="Times New Roman"/>
                 <w:noProof/>
                 <w:webHidden/>
               </w:rPr>
@@ -2797,6 +3090,7 @@
               <w:tab w:val="right" w:leader="dot" w:pos="8828"/>
             </w:tabs>
             <w:rPr>
+              <w:rFonts w:ascii="Times New Roman" w:hAnsi="Times New Roman" w:cs="Times New Roman"/>
               <w:noProof/>
               <w:kern w:val="2"/>
               <w:lang w:val="es-PE" w:eastAsia="es-PE"/>
@@ -2814,6 +3108,7 @@
             </w:r>
             <w:r>
               <w:rPr>
+                <w:rFonts w:ascii="Times New Roman" w:hAnsi="Times New Roman" w:cs="Times New Roman"/>
                 <w:noProof/>
                 <w:webHidden/>
               </w:rPr>
@@ -2821,6 +3116,7 @@
             </w:r>
             <w:r>
               <w:rPr>
+                <w:rFonts w:ascii="Times New Roman" w:hAnsi="Times New Roman" w:cs="Times New Roman"/>
                 <w:noProof/>
                 <w:webHidden/>
               </w:rPr>
@@ -2828,6 +3124,7 @@
             </w:r>
             <w:r>
               <w:rPr>
+                <w:rFonts w:ascii="Times New Roman" w:hAnsi="Times New Roman" w:cs="Times New Roman"/>
                 <w:noProof/>
                 <w:webHidden/>
               </w:rPr>
@@ -2835,12 +3132,14 @@
             </w:r>
             <w:r>
               <w:rPr>
-                <w:noProof/>
-                <w:webHidden/>
-              </w:rPr>
-            </w:r>
-            <w:r>
-              <w:rPr>
+                <w:rFonts w:ascii="Times New Roman" w:hAnsi="Times New Roman" w:cs="Times New Roman"/>
+                <w:noProof/>
+                <w:webHidden/>
+              </w:rPr>
+            </w:r>
+            <w:r>
+              <w:rPr>
+                <w:rFonts w:ascii="Times New Roman" w:hAnsi="Times New Roman" w:cs="Times New Roman"/>
                 <w:noProof/>
                 <w:webHidden/>
               </w:rPr>
@@ -2848,6 +3147,7 @@
             </w:r>
             <w:r>
               <w:rPr>
+                <w:rFonts w:ascii="Times New Roman" w:hAnsi="Times New Roman" w:cs="Times New Roman"/>
                 <w:noProof/>
                 <w:webHidden/>
               </w:rPr>
@@ -2855,6 +3155,7 @@
             </w:r>
             <w:r>
               <w:rPr>
+                <w:rFonts w:ascii="Times New Roman" w:hAnsi="Times New Roman" w:cs="Times New Roman"/>
                 <w:noProof/>
                 <w:webHidden/>
               </w:rPr>
@@ -2869,6 +3170,7 @@
               <w:tab w:val="right" w:leader="dot" w:pos="8828"/>
             </w:tabs>
             <w:rPr>
+              <w:rFonts w:ascii="Times New Roman" w:hAnsi="Times New Roman" w:cs="Times New Roman"/>
               <w:noProof/>
               <w:kern w:val="2"/>
               <w:lang w:val="es-PE" w:eastAsia="es-PE"/>
@@ -2886,6 +3188,7 @@
             </w:r>
             <w:r>
               <w:rPr>
+                <w:rFonts w:ascii="Times New Roman" w:hAnsi="Times New Roman" w:cs="Times New Roman"/>
                 <w:noProof/>
                 <w:webHidden/>
               </w:rPr>
@@ -2893,6 +3196,7 @@
             </w:r>
             <w:r>
               <w:rPr>
+                <w:rFonts w:ascii="Times New Roman" w:hAnsi="Times New Roman" w:cs="Times New Roman"/>
                 <w:noProof/>
                 <w:webHidden/>
               </w:rPr>
@@ -2900,6 +3204,7 @@
             </w:r>
             <w:r>
               <w:rPr>
+                <w:rFonts w:ascii="Times New Roman" w:hAnsi="Times New Roman" w:cs="Times New Roman"/>
                 <w:noProof/>
                 <w:webHidden/>
               </w:rPr>
@@ -2907,12 +3212,14 @@
             </w:r>
             <w:r>
               <w:rPr>
-                <w:noProof/>
-                <w:webHidden/>
-              </w:rPr>
-            </w:r>
-            <w:r>
-              <w:rPr>
+                <w:rFonts w:ascii="Times New Roman" w:hAnsi="Times New Roman" w:cs="Times New Roman"/>
+                <w:noProof/>
+                <w:webHidden/>
+              </w:rPr>
+            </w:r>
+            <w:r>
+              <w:rPr>
+                <w:rFonts w:ascii="Times New Roman" w:hAnsi="Times New Roman" w:cs="Times New Roman"/>
                 <w:noProof/>
                 <w:webHidden/>
               </w:rPr>
@@ -2920,6 +3227,7 @@
             </w:r>
             <w:r>
               <w:rPr>
+                <w:rFonts w:ascii="Times New Roman" w:hAnsi="Times New Roman" w:cs="Times New Roman"/>
                 <w:noProof/>
                 <w:webHidden/>
               </w:rPr>
@@ -2927,6 +3235,7 @@
             </w:r>
             <w:r>
               <w:rPr>
+                <w:rFonts w:ascii="Times New Roman" w:hAnsi="Times New Roman" w:cs="Times New Roman"/>
                 <w:noProof/>
                 <w:webHidden/>
               </w:rPr>
@@ -2941,6 +3250,7 @@
               <w:tab w:val="right" w:leader="dot" w:pos="8828"/>
             </w:tabs>
             <w:rPr>
+              <w:rFonts w:ascii="Times New Roman" w:hAnsi="Times New Roman" w:cs="Times New Roman"/>
               <w:noProof/>
               <w:kern w:val="2"/>
               <w:lang w:val="es-PE" w:eastAsia="es-PE"/>
@@ -2958,6 +3268,7 @@
             </w:r>
             <w:r>
               <w:rPr>
+                <w:rFonts w:ascii="Times New Roman" w:hAnsi="Times New Roman" w:cs="Times New Roman"/>
                 <w:noProof/>
                 <w:webHidden/>
               </w:rPr>
@@ -2965,6 +3276,7 @@
             </w:r>
             <w:r>
               <w:rPr>
+                <w:rFonts w:ascii="Times New Roman" w:hAnsi="Times New Roman" w:cs="Times New Roman"/>
                 <w:noProof/>
                 <w:webHidden/>
               </w:rPr>
@@ -2972,6 +3284,7 @@
             </w:r>
             <w:r>
               <w:rPr>
+                <w:rFonts w:ascii="Times New Roman" w:hAnsi="Times New Roman" w:cs="Times New Roman"/>
                 <w:noProof/>
                 <w:webHidden/>
               </w:rPr>
@@ -2979,12 +3292,14 @@
             </w:r>
             <w:r>
               <w:rPr>
-                <w:noProof/>
-                <w:webHidden/>
-              </w:rPr>
-            </w:r>
-            <w:r>
-              <w:rPr>
+                <w:rFonts w:ascii="Times New Roman" w:hAnsi="Times New Roman" w:cs="Times New Roman"/>
+                <w:noProof/>
+                <w:webHidden/>
+              </w:rPr>
+            </w:r>
+            <w:r>
+              <w:rPr>
+                <w:rFonts w:ascii="Times New Roman" w:hAnsi="Times New Roman" w:cs="Times New Roman"/>
                 <w:noProof/>
                 <w:webHidden/>
               </w:rPr>
@@ -2992,6 +3307,7 @@
             </w:r>
             <w:r>
               <w:rPr>
+                <w:rFonts w:ascii="Times New Roman" w:hAnsi="Times New Roman" w:cs="Times New Roman"/>
                 <w:noProof/>
                 <w:webHidden/>
               </w:rPr>
@@ -2999,6 +3315,7 @@
             </w:r>
             <w:r>
               <w:rPr>
+                <w:rFonts w:ascii="Times New Roman" w:hAnsi="Times New Roman" w:cs="Times New Roman"/>
                 <w:noProof/>
                 <w:webHidden/>
               </w:rPr>
@@ -3013,6 +3330,7 @@
               <w:tab w:val="right" w:leader="dot" w:pos="8828"/>
             </w:tabs>
             <w:rPr>
+              <w:rFonts w:ascii="Times New Roman" w:hAnsi="Times New Roman" w:cs="Times New Roman"/>
               <w:noProof/>
               <w:kern w:val="2"/>
               <w:lang w:val="es-PE" w:eastAsia="es-PE"/>
@@ -3030,6 +3348,7 @@
             </w:r>
             <w:r>
               <w:rPr>
+                <w:rFonts w:ascii="Times New Roman" w:hAnsi="Times New Roman" w:cs="Times New Roman"/>
                 <w:noProof/>
                 <w:webHidden/>
               </w:rPr>
@@ -3037,6 +3356,7 @@
             </w:r>
             <w:r>
               <w:rPr>
+                <w:rFonts w:ascii="Times New Roman" w:hAnsi="Times New Roman" w:cs="Times New Roman"/>
                 <w:noProof/>
                 <w:webHidden/>
               </w:rPr>
@@ -3044,6 +3364,7 @@
             </w:r>
             <w:r>
               <w:rPr>
+                <w:rFonts w:ascii="Times New Roman" w:hAnsi="Times New Roman" w:cs="Times New Roman"/>
                 <w:noProof/>
                 <w:webHidden/>
               </w:rPr>
@@ -3051,12 +3372,14 @@
             </w:r>
             <w:r>
               <w:rPr>
-                <w:noProof/>
-                <w:webHidden/>
-              </w:rPr>
-            </w:r>
-            <w:r>
-              <w:rPr>
+                <w:rFonts w:ascii="Times New Roman" w:hAnsi="Times New Roman" w:cs="Times New Roman"/>
+                <w:noProof/>
+                <w:webHidden/>
+              </w:rPr>
+            </w:r>
+            <w:r>
+              <w:rPr>
+                <w:rFonts w:ascii="Times New Roman" w:hAnsi="Times New Roman" w:cs="Times New Roman"/>
                 <w:noProof/>
                 <w:webHidden/>
               </w:rPr>
@@ -3064,6 +3387,7 @@
             </w:r>
             <w:r>
               <w:rPr>
+                <w:rFonts w:ascii="Times New Roman" w:hAnsi="Times New Roman" w:cs="Times New Roman"/>
                 <w:noProof/>
                 <w:webHidden/>
               </w:rPr>
@@ -3071,6 +3395,7 @@
             </w:r>
             <w:r>
               <w:rPr>
+                <w:rFonts w:ascii="Times New Roman" w:hAnsi="Times New Roman" w:cs="Times New Roman"/>
                 <w:noProof/>
                 <w:webHidden/>
               </w:rPr>
@@ -3085,6 +3410,7 @@
               <w:tab w:val="right" w:leader="dot" w:pos="8828"/>
             </w:tabs>
             <w:rPr>
+              <w:rFonts w:ascii="Times New Roman" w:hAnsi="Times New Roman" w:cs="Times New Roman"/>
               <w:noProof/>
               <w:kern w:val="2"/>
               <w:lang w:val="es-PE" w:eastAsia="es-PE"/>
@@ -3102,6 +3428,7 @@
             </w:r>
             <w:r>
               <w:rPr>
+                <w:rFonts w:ascii="Times New Roman" w:hAnsi="Times New Roman" w:cs="Times New Roman"/>
                 <w:noProof/>
                 <w:webHidden/>
               </w:rPr>
@@ -3109,6 +3436,7 @@
             </w:r>
             <w:r>
               <w:rPr>
+                <w:rFonts w:ascii="Times New Roman" w:hAnsi="Times New Roman" w:cs="Times New Roman"/>
                 <w:noProof/>
                 <w:webHidden/>
               </w:rPr>
@@ -3116,6 +3444,7 @@
             </w:r>
             <w:r>
               <w:rPr>
+                <w:rFonts w:ascii="Times New Roman" w:hAnsi="Times New Roman" w:cs="Times New Roman"/>
                 <w:noProof/>
                 <w:webHidden/>
               </w:rPr>
@@ -3123,12 +3452,14 @@
             </w:r>
             <w:r>
               <w:rPr>
-                <w:noProof/>
-                <w:webHidden/>
-              </w:rPr>
-            </w:r>
-            <w:r>
-              <w:rPr>
+                <w:rFonts w:ascii="Times New Roman" w:hAnsi="Times New Roman" w:cs="Times New Roman"/>
+                <w:noProof/>
+                <w:webHidden/>
+              </w:rPr>
+            </w:r>
+            <w:r>
+              <w:rPr>
+                <w:rFonts w:ascii="Times New Roman" w:hAnsi="Times New Roman" w:cs="Times New Roman"/>
                 <w:noProof/>
                 <w:webHidden/>
               </w:rPr>
@@ -3136,6 +3467,7 @@
             </w:r>
             <w:r>
               <w:rPr>
+                <w:rFonts w:ascii="Times New Roman" w:hAnsi="Times New Roman" w:cs="Times New Roman"/>
                 <w:noProof/>
                 <w:webHidden/>
               </w:rPr>
@@ -3143,6 +3475,7 @@
             </w:r>
             <w:r>
               <w:rPr>
+                <w:rFonts w:ascii="Times New Roman" w:hAnsi="Times New Roman" w:cs="Times New Roman"/>
                 <w:noProof/>
                 <w:webHidden/>
               </w:rPr>
@@ -3157,6 +3490,7 @@
               <w:tab w:val="right" w:leader="dot" w:pos="8828"/>
             </w:tabs>
             <w:rPr>
+              <w:rFonts w:ascii="Times New Roman" w:hAnsi="Times New Roman" w:cs="Times New Roman"/>
               <w:noProof/>
               <w:kern w:val="2"/>
               <w:lang w:val="es-PE" w:eastAsia="es-PE"/>
@@ -3174,6 +3508,7 @@
             </w:r>
             <w:r>
               <w:rPr>
+                <w:rFonts w:ascii="Times New Roman" w:hAnsi="Times New Roman" w:cs="Times New Roman"/>
                 <w:noProof/>
                 <w:webHidden/>
               </w:rPr>
@@ -3181,6 +3516,7 @@
             </w:r>
             <w:r>
               <w:rPr>
+                <w:rFonts w:ascii="Times New Roman" w:hAnsi="Times New Roman" w:cs="Times New Roman"/>
                 <w:noProof/>
                 <w:webHidden/>
               </w:rPr>
@@ -3188,6 +3524,7 @@
             </w:r>
             <w:r>
               <w:rPr>
+                <w:rFonts w:ascii="Times New Roman" w:hAnsi="Times New Roman" w:cs="Times New Roman"/>
                 <w:noProof/>
                 <w:webHidden/>
               </w:rPr>
@@ -3195,12 +3532,14 @@
             </w:r>
             <w:r>
               <w:rPr>
-                <w:noProof/>
-                <w:webHidden/>
-              </w:rPr>
-            </w:r>
-            <w:r>
-              <w:rPr>
+                <w:rFonts w:ascii="Times New Roman" w:hAnsi="Times New Roman" w:cs="Times New Roman"/>
+                <w:noProof/>
+                <w:webHidden/>
+              </w:rPr>
+            </w:r>
+            <w:r>
+              <w:rPr>
+                <w:rFonts w:ascii="Times New Roman" w:hAnsi="Times New Roman" w:cs="Times New Roman"/>
                 <w:noProof/>
                 <w:webHidden/>
               </w:rPr>
@@ -3208,6 +3547,7 @@
             </w:r>
             <w:r>
               <w:rPr>
+                <w:rFonts w:ascii="Times New Roman" w:hAnsi="Times New Roman" w:cs="Times New Roman"/>
                 <w:noProof/>
                 <w:webHidden/>
               </w:rPr>
@@ -3215,6 +3555,7 @@
             </w:r>
             <w:r>
               <w:rPr>
+                <w:rFonts w:ascii="Times New Roman" w:hAnsi="Times New Roman" w:cs="Times New Roman"/>
                 <w:noProof/>
                 <w:webHidden/>
               </w:rPr>
@@ -3229,6 +3570,7 @@
               <w:tab w:val="right" w:leader="dot" w:pos="8828"/>
             </w:tabs>
             <w:rPr>
+              <w:rFonts w:ascii="Times New Roman" w:hAnsi="Times New Roman" w:cs="Times New Roman"/>
               <w:noProof/>
               <w:kern w:val="2"/>
               <w:lang w:val="es-PE" w:eastAsia="es-PE"/>
@@ -3246,6 +3588,7 @@
             </w:r>
             <w:r>
               <w:rPr>
+                <w:rFonts w:ascii="Times New Roman" w:hAnsi="Times New Roman" w:cs="Times New Roman"/>
                 <w:noProof/>
                 <w:webHidden/>
               </w:rPr>
@@ -3253,6 +3596,7 @@
             </w:r>
             <w:r>
               <w:rPr>
+                <w:rFonts w:ascii="Times New Roman" w:hAnsi="Times New Roman" w:cs="Times New Roman"/>
                 <w:noProof/>
                 <w:webHidden/>
               </w:rPr>
@@ -3260,6 +3604,7 @@
             </w:r>
             <w:r>
               <w:rPr>
+                <w:rFonts w:ascii="Times New Roman" w:hAnsi="Times New Roman" w:cs="Times New Roman"/>
                 <w:noProof/>
                 <w:webHidden/>
               </w:rPr>
@@ -3267,12 +3612,14 @@
             </w:r>
             <w:r>
               <w:rPr>
-                <w:noProof/>
-                <w:webHidden/>
-              </w:rPr>
-            </w:r>
-            <w:r>
-              <w:rPr>
+                <w:rFonts w:ascii="Times New Roman" w:hAnsi="Times New Roman" w:cs="Times New Roman"/>
+                <w:noProof/>
+                <w:webHidden/>
+              </w:rPr>
+            </w:r>
+            <w:r>
+              <w:rPr>
+                <w:rFonts w:ascii="Times New Roman" w:hAnsi="Times New Roman" w:cs="Times New Roman"/>
                 <w:noProof/>
                 <w:webHidden/>
               </w:rPr>
@@ -3280,6 +3627,7 @@
             </w:r>
             <w:r>
               <w:rPr>
+                <w:rFonts w:ascii="Times New Roman" w:hAnsi="Times New Roman" w:cs="Times New Roman"/>
                 <w:noProof/>
                 <w:webHidden/>
               </w:rPr>
@@ -3287,6 +3635,7 @@
             </w:r>
             <w:r>
               <w:rPr>
+                <w:rFonts w:ascii="Times New Roman" w:hAnsi="Times New Roman" w:cs="Times New Roman"/>
                 <w:noProof/>
                 <w:webHidden/>
               </w:rPr>
@@ -3301,6 +3650,7 @@
               <w:tab w:val="right" w:leader="dot" w:pos="8828"/>
             </w:tabs>
             <w:rPr>
+              <w:rFonts w:ascii="Times New Roman" w:hAnsi="Times New Roman" w:cs="Times New Roman"/>
               <w:noProof/>
               <w:kern w:val="2"/>
               <w:lang w:val="es-PE" w:eastAsia="es-PE"/>
@@ -3318,6 +3668,7 @@
             </w:r>
             <w:r>
               <w:rPr>
+                <w:rFonts w:ascii="Times New Roman" w:hAnsi="Times New Roman" w:cs="Times New Roman"/>
                 <w:noProof/>
                 <w:webHidden/>
               </w:rPr>
@@ -3325,6 +3676,7 @@
             </w:r>
             <w:r>
               <w:rPr>
+                <w:rFonts w:ascii="Times New Roman" w:hAnsi="Times New Roman" w:cs="Times New Roman"/>
                 <w:noProof/>
                 <w:webHidden/>
               </w:rPr>
@@ -3332,6 +3684,7 @@
             </w:r>
             <w:r>
               <w:rPr>
+                <w:rFonts w:ascii="Times New Roman" w:hAnsi="Times New Roman" w:cs="Times New Roman"/>
                 <w:noProof/>
                 <w:webHidden/>
               </w:rPr>
@@ -3339,12 +3692,14 @@
             </w:r>
             <w:r>
               <w:rPr>
-                <w:noProof/>
-                <w:webHidden/>
-              </w:rPr>
-            </w:r>
-            <w:r>
-              <w:rPr>
+                <w:rFonts w:ascii="Times New Roman" w:hAnsi="Times New Roman" w:cs="Times New Roman"/>
+                <w:noProof/>
+                <w:webHidden/>
+              </w:rPr>
+            </w:r>
+            <w:r>
+              <w:rPr>
+                <w:rFonts w:ascii="Times New Roman" w:hAnsi="Times New Roman" w:cs="Times New Roman"/>
                 <w:noProof/>
                 <w:webHidden/>
               </w:rPr>
@@ -3352,6 +3707,7 @@
             </w:r>
             <w:r>
               <w:rPr>
+                <w:rFonts w:ascii="Times New Roman" w:hAnsi="Times New Roman" w:cs="Times New Roman"/>
                 <w:noProof/>
                 <w:webHidden/>
               </w:rPr>
@@ -3359,6 +3715,7 @@
             </w:r>
             <w:r>
               <w:rPr>
+                <w:rFonts w:ascii="Times New Roman" w:hAnsi="Times New Roman" w:cs="Times New Roman"/>
                 <w:noProof/>
                 <w:webHidden/>
               </w:rPr>
@@ -3373,6 +3730,7 @@
               <w:tab w:val="right" w:leader="dot" w:pos="8828"/>
             </w:tabs>
             <w:rPr>
+              <w:rFonts w:ascii="Times New Roman" w:hAnsi="Times New Roman" w:cs="Times New Roman"/>
               <w:noProof/>
               <w:kern w:val="2"/>
               <w:lang w:val="es-PE" w:eastAsia="es-PE"/>
@@ -3390,6 +3748,7 @@
             </w:r>
             <w:r>
               <w:rPr>
+                <w:rFonts w:ascii="Times New Roman" w:hAnsi="Times New Roman" w:cs="Times New Roman"/>
                 <w:noProof/>
                 <w:webHidden/>
               </w:rPr>
@@ -3397,6 +3756,7 @@
             </w:r>
             <w:r>
               <w:rPr>
+                <w:rFonts w:ascii="Times New Roman" w:hAnsi="Times New Roman" w:cs="Times New Roman"/>
                 <w:noProof/>
                 <w:webHidden/>
               </w:rPr>
@@ -3404,6 +3764,7 @@
             </w:r>
             <w:r>
               <w:rPr>
+                <w:rFonts w:ascii="Times New Roman" w:hAnsi="Times New Roman" w:cs="Times New Roman"/>
                 <w:noProof/>
                 <w:webHidden/>
               </w:rPr>
@@ -3411,12 +3772,14 @@
             </w:r>
             <w:r>
               <w:rPr>
-                <w:noProof/>
-                <w:webHidden/>
-              </w:rPr>
-            </w:r>
-            <w:r>
-              <w:rPr>
+                <w:rFonts w:ascii="Times New Roman" w:hAnsi="Times New Roman" w:cs="Times New Roman"/>
+                <w:noProof/>
+                <w:webHidden/>
+              </w:rPr>
+            </w:r>
+            <w:r>
+              <w:rPr>
+                <w:rFonts w:ascii="Times New Roman" w:hAnsi="Times New Roman" w:cs="Times New Roman"/>
                 <w:noProof/>
                 <w:webHidden/>
               </w:rPr>
@@ -3424,6 +3787,7 @@
             </w:r>
             <w:r>
               <w:rPr>
+                <w:rFonts w:ascii="Times New Roman" w:hAnsi="Times New Roman" w:cs="Times New Roman"/>
                 <w:noProof/>
                 <w:webHidden/>
               </w:rPr>
@@ -3431,6 +3795,7 @@
             </w:r>
             <w:r>
               <w:rPr>
+                <w:rFonts w:ascii="Times New Roman" w:hAnsi="Times New Roman" w:cs="Times New Roman"/>
                 <w:noProof/>
                 <w:webHidden/>
               </w:rPr>
@@ -3445,6 +3810,7 @@
               <w:tab w:val="right" w:leader="dot" w:pos="8828"/>
             </w:tabs>
             <w:rPr>
+              <w:rFonts w:ascii="Times New Roman" w:hAnsi="Times New Roman" w:cs="Times New Roman"/>
               <w:noProof/>
               <w:kern w:val="2"/>
               <w:lang w:val="es-PE" w:eastAsia="es-PE"/>
@@ -3455,12 +3821,14 @@
             <w:r>
               <w:rPr>
                 <w:rStyle w:val="Hipervnculo"/>
+                <w:rFonts w:ascii="Times New Roman" w:hAnsi="Times New Roman" w:cs="Times New Roman"/>
                 <w:noProof/>
               </w:rPr>
               <w:t>3. INVENTARIO DE ACTIVOS</w:t>
             </w:r>
             <w:r>
               <w:rPr>
+                <w:rFonts w:ascii="Times New Roman" w:hAnsi="Times New Roman" w:cs="Times New Roman"/>
                 <w:noProof/>
                 <w:webHidden/>
               </w:rPr>
@@ -3468,6 +3836,7 @@
             </w:r>
             <w:r>
               <w:rPr>
+                <w:rFonts w:ascii="Times New Roman" w:hAnsi="Times New Roman" w:cs="Times New Roman"/>
                 <w:noProof/>
                 <w:webHidden/>
               </w:rPr>
@@ -3475,6 +3844,7 @@
             </w:r>
             <w:r>
               <w:rPr>
+                <w:rFonts w:ascii="Times New Roman" w:hAnsi="Times New Roman" w:cs="Times New Roman"/>
                 <w:noProof/>
                 <w:webHidden/>
               </w:rPr>
@@ -3482,12 +3852,14 @@
             </w:r>
             <w:r>
               <w:rPr>
-                <w:noProof/>
-                <w:webHidden/>
-              </w:rPr>
-            </w:r>
-            <w:r>
-              <w:rPr>
+                <w:rFonts w:ascii="Times New Roman" w:hAnsi="Times New Roman" w:cs="Times New Roman"/>
+                <w:noProof/>
+                <w:webHidden/>
+              </w:rPr>
+            </w:r>
+            <w:r>
+              <w:rPr>
+                <w:rFonts w:ascii="Times New Roman" w:hAnsi="Times New Roman" w:cs="Times New Roman"/>
                 <w:noProof/>
                 <w:webHidden/>
               </w:rPr>
@@ -3495,6 +3867,7 @@
             </w:r>
             <w:r>
               <w:rPr>
+                <w:rFonts w:ascii="Times New Roman" w:hAnsi="Times New Roman" w:cs="Times New Roman"/>
                 <w:noProof/>
                 <w:webHidden/>
               </w:rPr>
@@ -3502,6 +3875,7 @@
             </w:r>
             <w:r>
               <w:rPr>
+                <w:rFonts w:ascii="Times New Roman" w:hAnsi="Times New Roman" w:cs="Times New Roman"/>
                 <w:noProof/>
                 <w:webHidden/>
               </w:rPr>
@@ -3516,6 +3890,7 @@
               <w:tab w:val="right" w:leader="dot" w:pos="8828"/>
             </w:tabs>
             <w:rPr>
+              <w:rFonts w:ascii="Times New Roman" w:hAnsi="Times New Roman" w:cs="Times New Roman"/>
               <w:noProof/>
               <w:kern w:val="2"/>
               <w:lang w:val="es-PE" w:eastAsia="es-PE"/>
@@ -3533,6 +3908,7 @@
             </w:r>
             <w:r>
               <w:rPr>
+                <w:rFonts w:ascii="Times New Roman" w:hAnsi="Times New Roman" w:cs="Times New Roman"/>
                 <w:noProof/>
                 <w:webHidden/>
               </w:rPr>
@@ -3540,6 +3916,7 @@
             </w:r>
             <w:r>
               <w:rPr>
+                <w:rFonts w:ascii="Times New Roman" w:hAnsi="Times New Roman" w:cs="Times New Roman"/>
                 <w:noProof/>
                 <w:webHidden/>
               </w:rPr>
@@ -3547,6 +3924,7 @@
             </w:r>
             <w:r>
               <w:rPr>
+                <w:rFonts w:ascii="Times New Roman" w:hAnsi="Times New Roman" w:cs="Times New Roman"/>
                 <w:noProof/>
                 <w:webHidden/>
               </w:rPr>
@@ -3554,12 +3932,14 @@
             </w:r>
             <w:r>
               <w:rPr>
-                <w:noProof/>
-                <w:webHidden/>
-              </w:rPr>
-            </w:r>
-            <w:r>
-              <w:rPr>
+                <w:rFonts w:ascii="Times New Roman" w:hAnsi="Times New Roman" w:cs="Times New Roman"/>
+                <w:noProof/>
+                <w:webHidden/>
+              </w:rPr>
+            </w:r>
+            <w:r>
+              <w:rPr>
+                <w:rFonts w:ascii="Times New Roman" w:hAnsi="Times New Roman" w:cs="Times New Roman"/>
                 <w:noProof/>
                 <w:webHidden/>
               </w:rPr>
@@ -3567,6 +3947,7 @@
             </w:r>
             <w:r>
               <w:rPr>
+                <w:rFonts w:ascii="Times New Roman" w:hAnsi="Times New Roman" w:cs="Times New Roman"/>
                 <w:noProof/>
                 <w:webHidden/>
               </w:rPr>
@@ -3574,6 +3955,7 @@
             </w:r>
             <w:r>
               <w:rPr>
+                <w:rFonts w:ascii="Times New Roman" w:hAnsi="Times New Roman" w:cs="Times New Roman"/>
                 <w:noProof/>
                 <w:webHidden/>
               </w:rPr>
@@ -3588,6 +3970,7 @@
               <w:tab w:val="right" w:leader="dot" w:pos="8828"/>
             </w:tabs>
             <w:rPr>
+              <w:rFonts w:ascii="Times New Roman" w:hAnsi="Times New Roman" w:cs="Times New Roman"/>
               <w:noProof/>
               <w:kern w:val="2"/>
               <w:lang w:val="es-PE" w:eastAsia="es-PE"/>
@@ -3605,6 +3988,7 @@
             </w:r>
             <w:r>
               <w:rPr>
+                <w:rFonts w:ascii="Times New Roman" w:hAnsi="Times New Roman" w:cs="Times New Roman"/>
                 <w:noProof/>
                 <w:webHidden/>
               </w:rPr>
@@ -3612,6 +3996,7 @@
             </w:r>
             <w:r>
               <w:rPr>
+                <w:rFonts w:ascii="Times New Roman" w:hAnsi="Times New Roman" w:cs="Times New Roman"/>
                 <w:noProof/>
                 <w:webHidden/>
               </w:rPr>
@@ -3619,6 +4004,7 @@
             </w:r>
             <w:r>
               <w:rPr>
+                <w:rFonts w:ascii="Times New Roman" w:hAnsi="Times New Roman" w:cs="Times New Roman"/>
                 <w:noProof/>
                 <w:webHidden/>
               </w:rPr>
@@ -3626,12 +4012,14 @@
             </w:r>
             <w:r>
               <w:rPr>
-                <w:noProof/>
-                <w:webHidden/>
-              </w:rPr>
-            </w:r>
-            <w:r>
-              <w:rPr>
+                <w:rFonts w:ascii="Times New Roman" w:hAnsi="Times New Roman" w:cs="Times New Roman"/>
+                <w:noProof/>
+                <w:webHidden/>
+              </w:rPr>
+            </w:r>
+            <w:r>
+              <w:rPr>
+                <w:rFonts w:ascii="Times New Roman" w:hAnsi="Times New Roman" w:cs="Times New Roman"/>
                 <w:noProof/>
                 <w:webHidden/>
               </w:rPr>
@@ -3639,6 +4027,7 @@
             </w:r>
             <w:r>
               <w:rPr>
+                <w:rFonts w:ascii="Times New Roman" w:hAnsi="Times New Roman" w:cs="Times New Roman"/>
                 <w:noProof/>
                 <w:webHidden/>
               </w:rPr>
@@ -3646,6 +4035,7 @@
             </w:r>
             <w:r>
               <w:rPr>
+                <w:rFonts w:ascii="Times New Roman" w:hAnsi="Times New Roman" w:cs="Times New Roman"/>
                 <w:noProof/>
                 <w:webHidden/>
               </w:rPr>
@@ -3660,6 +4050,7 @@
               <w:tab w:val="right" w:leader="dot" w:pos="8828"/>
             </w:tabs>
             <w:rPr>
+              <w:rFonts w:ascii="Times New Roman" w:hAnsi="Times New Roman" w:cs="Times New Roman"/>
               <w:noProof/>
               <w:kern w:val="2"/>
               <w:lang w:val="es-PE" w:eastAsia="es-PE"/>
@@ -3677,6 +4068,7 @@
             </w:r>
             <w:r>
               <w:rPr>
+                <w:rFonts w:ascii="Times New Roman" w:hAnsi="Times New Roman" w:cs="Times New Roman"/>
                 <w:noProof/>
                 <w:webHidden/>
               </w:rPr>
@@ -3684,6 +4076,7 @@
             </w:r>
             <w:r>
               <w:rPr>
+                <w:rFonts w:ascii="Times New Roman" w:hAnsi="Times New Roman" w:cs="Times New Roman"/>
                 <w:noProof/>
                 <w:webHidden/>
               </w:rPr>
@@ -3691,6 +4084,7 @@
             </w:r>
             <w:r>
               <w:rPr>
+                <w:rFonts w:ascii="Times New Roman" w:hAnsi="Times New Roman" w:cs="Times New Roman"/>
                 <w:noProof/>
                 <w:webHidden/>
               </w:rPr>
@@ -3698,12 +4092,14 @@
             </w:r>
             <w:r>
               <w:rPr>
-                <w:noProof/>
-                <w:webHidden/>
-              </w:rPr>
-            </w:r>
-            <w:r>
-              <w:rPr>
+                <w:rFonts w:ascii="Times New Roman" w:hAnsi="Times New Roman" w:cs="Times New Roman"/>
+                <w:noProof/>
+                <w:webHidden/>
+              </w:rPr>
+            </w:r>
+            <w:r>
+              <w:rPr>
+                <w:rFonts w:ascii="Times New Roman" w:hAnsi="Times New Roman" w:cs="Times New Roman"/>
                 <w:noProof/>
                 <w:webHidden/>
               </w:rPr>
@@ -3711,6 +4107,7 @@
             </w:r>
             <w:r>
               <w:rPr>
+                <w:rFonts w:ascii="Times New Roman" w:hAnsi="Times New Roman" w:cs="Times New Roman"/>
                 <w:noProof/>
                 <w:webHidden/>
               </w:rPr>
@@ -3718,6 +4115,7 @@
             </w:r>
             <w:r>
               <w:rPr>
+                <w:rFonts w:ascii="Times New Roman" w:hAnsi="Times New Roman" w:cs="Times New Roman"/>
                 <w:noProof/>
                 <w:webHidden/>
               </w:rPr>
@@ -3732,6 +4130,7 @@
               <w:tab w:val="right" w:leader="dot" w:pos="8828"/>
             </w:tabs>
             <w:rPr>
+              <w:rFonts w:ascii="Times New Roman" w:hAnsi="Times New Roman" w:cs="Times New Roman"/>
               <w:noProof/>
               <w:kern w:val="2"/>
               <w:lang w:val="es-PE" w:eastAsia="es-PE"/>
@@ -3749,6 +4148,7 @@
             </w:r>
             <w:r>
               <w:rPr>
+                <w:rFonts w:ascii="Times New Roman" w:hAnsi="Times New Roman" w:cs="Times New Roman"/>
                 <w:noProof/>
                 <w:webHidden/>
               </w:rPr>
@@ -3756,6 +4156,7 @@
             </w:r>
             <w:r>
               <w:rPr>
+                <w:rFonts w:ascii="Times New Roman" w:hAnsi="Times New Roman" w:cs="Times New Roman"/>
                 <w:noProof/>
                 <w:webHidden/>
               </w:rPr>
@@ -3763,6 +4164,7 @@
             </w:r>
             <w:r>
               <w:rPr>
+                <w:rFonts w:ascii="Times New Roman" w:hAnsi="Times New Roman" w:cs="Times New Roman"/>
                 <w:noProof/>
                 <w:webHidden/>
               </w:rPr>
@@ -3770,12 +4172,14 @@
             </w:r>
             <w:r>
               <w:rPr>
-                <w:noProof/>
-                <w:webHidden/>
-              </w:rPr>
-            </w:r>
-            <w:r>
-              <w:rPr>
+                <w:rFonts w:ascii="Times New Roman" w:hAnsi="Times New Roman" w:cs="Times New Roman"/>
+                <w:noProof/>
+                <w:webHidden/>
+              </w:rPr>
+            </w:r>
+            <w:r>
+              <w:rPr>
+                <w:rFonts w:ascii="Times New Roman" w:hAnsi="Times New Roman" w:cs="Times New Roman"/>
                 <w:noProof/>
                 <w:webHidden/>
               </w:rPr>
@@ -3783,6 +4187,7 @@
             </w:r>
             <w:r>
               <w:rPr>
+                <w:rFonts w:ascii="Times New Roman" w:hAnsi="Times New Roman" w:cs="Times New Roman"/>
                 <w:noProof/>
                 <w:webHidden/>
               </w:rPr>
@@ -3790,6 +4195,7 @@
             </w:r>
             <w:r>
               <w:rPr>
+                <w:rFonts w:ascii="Times New Roman" w:hAnsi="Times New Roman" w:cs="Times New Roman"/>
                 <w:noProof/>
                 <w:webHidden/>
               </w:rPr>
@@ -3798,6 +4204,11 @@
           </w:hyperlink>
         </w:p>
         <w:p>
+          <w:pPr>
+            <w:rPr>
+              <w:rFonts w:ascii="Times New Roman" w:hAnsi="Times New Roman" w:cs="Times New Roman"/>
+            </w:rPr>
+          </w:pPr>
           <w:r>
             <w:rPr>
               <w:rFonts w:ascii="Times New Roman" w:hAnsi="Times New Roman" w:cs="Times New Roman"/>
@@ -3813,16 +4224,27 @@
     <w:p>
       <w:pPr>
         <w:pStyle w:val="Abstract"/>
-      </w:pPr>
-    </w:p>
-    <w:p>
-      <w:r>
+        <w:rPr>
+          <w:rFonts w:ascii="Times New Roman" w:hAnsi="Times New Roman" w:cs="Times New Roman"/>
+        </w:rPr>
+      </w:pPr>
+    </w:p>
+    <w:p>
+      <w:pPr>
+        <w:rPr>
+          <w:rFonts w:ascii="Times New Roman" w:hAnsi="Times New Roman" w:cs="Times New Roman"/>
+        </w:rPr>
+      </w:pPr>
+      <w:r>
+        <w:rPr>
+          <w:rFonts w:ascii="Times New Roman" w:hAnsi="Times New Roman" w:cs="Times New Roman"/>
+        </w:rPr>
         <w:br w:type="page"/>
       </w:r>
     </w:p>
     <w:p>
       <w:pPr>
-        <w:pStyle w:val="Ttulo1"/>
+        <w:pStyle w:val="titulo1"/>
       </w:pPr>
       <w:bookmarkStart w:id="2" w:name="_Toc239171801"/>
       <w:r>
@@ -3923,7 +4345,7 @@
     </w:p>
     <w:p>
       <w:pPr>
-        <w:pStyle w:val="Ttulo1"/>
+        <w:pStyle w:val="titulo1"/>
       </w:pPr>
       <w:bookmarkStart w:id="3" w:name="aspectos-generales-de-la-organización"/>
       <w:bookmarkStart w:id="4" w:name="_Toc239171802"/>
@@ -3936,20 +4358,11 @@
     </w:p>
     <w:p>
       <w:pPr>
-        <w:pStyle w:val="Ttulo2"/>
-        <w:jc w:val="both"/>
-        <w:rPr>
-          <w:rFonts w:ascii="Times New Roman" w:hAnsi="Times New Roman" w:cs="Times New Roman"/>
-          <w:color w:val="000000" w:themeColor="text1"/>
-        </w:rPr>
+        <w:pStyle w:val="subt2"/>
       </w:pPr>
       <w:bookmarkStart w:id="5" w:name="reseña-histórica-de-la-empresa"/>
       <w:bookmarkStart w:id="6" w:name="_Toc239171803"/>
       <w:r>
-        <w:rPr>
-          <w:rFonts w:ascii="Times New Roman" w:hAnsi="Times New Roman" w:cs="Times New Roman"/>
-          <w:color w:val="000000" w:themeColor="text1"/>
-        </w:rPr>
         <w:t>1.1. Reseña Histórica de la Empresa</w:t>
       </w:r>
       <w:bookmarkEnd w:id="6"/>
@@ -3983,8 +4396,6 @@
       <w:r>
         <w:rPr>
           <w:rFonts w:ascii="Times New Roman" w:hAnsi="Times New Roman" w:cs="Times New Roman"/>
-          <w:b/>
-          <w:bCs/>
           <w:color w:val="000000" w:themeColor="text1"/>
         </w:rPr>
         <w:t>Para el desempeño de sus funciones, la SUNAFIL desarrolla tres líneas de actuación:</w:t>
@@ -4175,21 +4586,12 @@
     </w:p>
     <w:p>
       <w:pPr>
-        <w:pStyle w:val="Ttulo2"/>
-        <w:jc w:val="both"/>
-        <w:rPr>
-          <w:rFonts w:ascii="Times New Roman" w:hAnsi="Times New Roman" w:cs="Times New Roman"/>
-          <w:color w:val="000000" w:themeColor="text1"/>
-        </w:rPr>
+        <w:pStyle w:val="subt2"/>
       </w:pPr>
       <w:bookmarkStart w:id="7" w:name="ubicación-geográfica"/>
       <w:bookmarkStart w:id="8" w:name="_Toc239171804"/>
       <w:bookmarkEnd w:id="5"/>
       <w:r>
-        <w:rPr>
-          <w:rFonts w:ascii="Times New Roman" w:hAnsi="Times New Roman" w:cs="Times New Roman"/>
-          <w:color w:val="000000" w:themeColor="text1"/>
-        </w:rPr>
         <w:t>1.2. Ubicación Geográfica</w:t>
       </w:r>
       <w:bookmarkEnd w:id="8"/>
@@ -4298,6 +4700,7 @@
       </w:pPr>
       <w:r>
         <w:rPr>
+          <w:rFonts w:ascii="Times New Roman" w:hAnsi="Times New Roman" w:cs="Times New Roman"/>
           <w:noProof/>
         </w:rPr>
         <w:drawing>
@@ -4352,21 +4755,12 @@
     </w:p>
     <w:p>
       <w:pPr>
-        <w:pStyle w:val="Ttulo2"/>
-        <w:jc w:val="both"/>
-        <w:rPr>
-          <w:rFonts w:ascii="Times New Roman" w:hAnsi="Times New Roman" w:cs="Times New Roman"/>
-          <w:color w:val="000000" w:themeColor="text1"/>
-        </w:rPr>
+        <w:pStyle w:val="subt2"/>
       </w:pPr>
       <w:bookmarkStart w:id="9" w:name="Xc96505afc1c07bab4ca077631f1e56175d326f4"/>
       <w:bookmarkStart w:id="10" w:name="_Toc239171805"/>
       <w:bookmarkEnd w:id="7"/>
       <w:r>
-        <w:rPr>
-          <w:rFonts w:ascii="Times New Roman" w:hAnsi="Times New Roman" w:cs="Times New Roman"/>
-          <w:color w:val="000000" w:themeColor="text1"/>
-        </w:rPr>
         <w:t>1.3. Locales, Filiales, Mapa de Lugares Geográficos</w:t>
       </w:r>
       <w:bookmarkEnd w:id="10"/>
@@ -4432,21 +4826,12 @@
     </w:p>
     <w:p>
       <w:pPr>
-        <w:pStyle w:val="Ttulo2"/>
-        <w:jc w:val="both"/>
-        <w:rPr>
-          <w:rFonts w:ascii="Times New Roman" w:hAnsi="Times New Roman" w:cs="Times New Roman"/>
-          <w:color w:val="000000" w:themeColor="text1"/>
-        </w:rPr>
+        <w:pStyle w:val="subt2"/>
       </w:pPr>
       <w:bookmarkStart w:id="11" w:name="logo-análisis-significado"/>
       <w:bookmarkStart w:id="12" w:name="_Toc239171806"/>
       <w:bookmarkEnd w:id="9"/>
       <w:r>
-        <w:rPr>
-          <w:rFonts w:ascii="Times New Roman" w:hAnsi="Times New Roman" w:cs="Times New Roman"/>
-          <w:color w:val="000000" w:themeColor="text1"/>
-        </w:rPr>
         <w:t>1.4. Logo (Análisis, Significado)</w:t>
       </w:r>
       <w:bookmarkEnd w:id="12"/>
@@ -4520,9 +4905,13 @@
       <w:pPr>
         <w:pStyle w:val="Textoindependiente"/>
         <w:jc w:val="center"/>
-      </w:pPr>
-      <w:r>
-        <w:rPr>
+        <w:rPr>
+          <w:rFonts w:ascii="Times New Roman" w:hAnsi="Times New Roman" w:cs="Times New Roman"/>
+        </w:rPr>
+      </w:pPr>
+      <w:r>
+        <w:rPr>
+          <w:rFonts w:ascii="Times New Roman" w:hAnsi="Times New Roman" w:cs="Times New Roman"/>
           <w:noProof/>
         </w:rPr>
         <w:drawing>
@@ -4803,21 +5192,12 @@
     </w:p>
     <w:p>
       <w:pPr>
-        <w:pStyle w:val="Ttulo2"/>
-        <w:jc w:val="both"/>
-        <w:rPr>
-          <w:rFonts w:ascii="Times New Roman" w:hAnsi="Times New Roman" w:cs="Times New Roman"/>
-          <w:color w:val="000000" w:themeColor="text1"/>
-        </w:rPr>
+        <w:pStyle w:val="subt2"/>
       </w:pPr>
       <w:bookmarkStart w:id="13" w:name="número-de-trabajadores"/>
       <w:bookmarkStart w:id="14" w:name="_Toc239171807"/>
       <w:bookmarkEnd w:id="11"/>
       <w:r>
-        <w:rPr>
-          <w:rFonts w:ascii="Times New Roman" w:hAnsi="Times New Roman" w:cs="Times New Roman"/>
-          <w:color w:val="000000" w:themeColor="text1"/>
-        </w:rPr>
         <w:t>1.5. Número de Trabajadores</w:t>
       </w:r>
       <w:bookmarkEnd w:id="14"/>
@@ -4962,21 +5342,12 @@
     </w:p>
     <w:p>
       <w:pPr>
-        <w:pStyle w:val="Ttulo2"/>
-        <w:jc w:val="both"/>
-        <w:rPr>
-          <w:rFonts w:ascii="Times New Roman" w:hAnsi="Times New Roman" w:cs="Times New Roman"/>
-          <w:color w:val="000000" w:themeColor="text1"/>
-        </w:rPr>
+        <w:pStyle w:val="subt2"/>
       </w:pPr>
       <w:bookmarkStart w:id="15" w:name="razón-social-y-jurídica"/>
       <w:bookmarkStart w:id="16" w:name="_Toc239171808"/>
       <w:bookmarkEnd w:id="13"/>
       <w:r>
-        <w:rPr>
-          <w:rFonts w:ascii="Times New Roman" w:hAnsi="Times New Roman" w:cs="Times New Roman"/>
-          <w:color w:val="000000" w:themeColor="text1"/>
-        </w:rPr>
         <w:t>1.6. Razón Social y Jurídica</w:t>
       </w:r>
       <w:bookmarkEnd w:id="16"/>
@@ -5482,21 +5853,12 @@
     </w:p>
     <w:p>
       <w:pPr>
-        <w:pStyle w:val="Ttulo2"/>
-        <w:jc w:val="both"/>
-        <w:rPr>
-          <w:rFonts w:ascii="Times New Roman" w:hAnsi="Times New Roman" w:cs="Times New Roman"/>
-          <w:color w:val="000000" w:themeColor="text1"/>
-        </w:rPr>
+        <w:pStyle w:val="subt2"/>
       </w:pPr>
       <w:bookmarkStart w:id="17" w:name="mercado-que-abastece"/>
       <w:bookmarkStart w:id="18" w:name="_Toc239171809"/>
       <w:bookmarkEnd w:id="15"/>
       <w:r>
-        <w:rPr>
-          <w:rFonts w:ascii="Times New Roman" w:hAnsi="Times New Roman" w:cs="Times New Roman"/>
-          <w:color w:val="000000" w:themeColor="text1"/>
-        </w:rPr>
         <w:lastRenderedPageBreak/>
         <w:t>1.7. Mercado que Abastece</w:t>
       </w:r>
@@ -5994,21 +6356,12 @@
     </w:p>
     <w:p>
       <w:pPr>
-        <w:pStyle w:val="Ttulo2"/>
-        <w:jc w:val="both"/>
-        <w:rPr>
-          <w:rFonts w:ascii="Times New Roman" w:hAnsi="Times New Roman" w:cs="Times New Roman"/>
-          <w:color w:val="000000" w:themeColor="text1"/>
-        </w:rPr>
+        <w:pStyle w:val="subt2"/>
       </w:pPr>
       <w:bookmarkStart w:id="19" w:name="principales-proveedores"/>
       <w:bookmarkStart w:id="20" w:name="_Toc239171810"/>
       <w:bookmarkEnd w:id="17"/>
       <w:r>
-        <w:rPr>
-          <w:rFonts w:ascii="Times New Roman" w:hAnsi="Times New Roman" w:cs="Times New Roman"/>
-          <w:color w:val="000000" w:themeColor="text1"/>
-        </w:rPr>
         <w:t>1.8. Principales Proveedores</w:t>
       </w:r>
       <w:bookmarkEnd w:id="20"/>
@@ -6191,21 +6544,12 @@
     </w:p>
     <w:p>
       <w:pPr>
-        <w:pStyle w:val="Ttulo2"/>
-        <w:jc w:val="both"/>
-        <w:rPr>
-          <w:rFonts w:ascii="Times New Roman" w:hAnsi="Times New Roman" w:cs="Times New Roman"/>
-          <w:color w:val="000000" w:themeColor="text1"/>
-        </w:rPr>
+        <w:pStyle w:val="subt2"/>
       </w:pPr>
       <w:bookmarkStart w:id="21" w:name="productos-y-servicios-ofrecidos"/>
       <w:bookmarkStart w:id="22" w:name="_Toc239171811"/>
       <w:bookmarkEnd w:id="19"/>
       <w:r>
-        <w:rPr>
-          <w:rFonts w:ascii="Times New Roman" w:hAnsi="Times New Roman" w:cs="Times New Roman"/>
-          <w:color w:val="000000" w:themeColor="text1"/>
-        </w:rPr>
         <w:t>1.9. Productos y Servicios Ofrecidos</w:t>
       </w:r>
       <w:bookmarkEnd w:id="22"/>
@@ -6340,7 +6684,6 @@
           <w:bCs/>
           <w:color w:val="000000" w:themeColor="text1"/>
         </w:rPr>
-        <w:lastRenderedPageBreak/>
         <w:t>Atención de consultas laborales oportuna a la población en general:</w:t>
       </w:r>
       <w:r>
@@ -6371,6 +6714,7 @@
           <w:bCs/>
           <w:color w:val="000000" w:themeColor="text1"/>
         </w:rPr>
+        <w:lastRenderedPageBreak/>
         <w:t>Promoción en materia sociolaboral y SST continua a PET:</w:t>
       </w:r>
       <w:r>
@@ -6582,7 +6926,7 @@
     </w:p>
     <w:p>
       <w:pPr>
-        <w:pStyle w:val="Ttulo1"/>
+        <w:pStyle w:val="titulo1"/>
       </w:pPr>
       <w:bookmarkStart w:id="23" w:name="análisis-planeamiento-estratégico"/>
       <w:bookmarkStart w:id="24" w:name="_Toc239171812"/>
@@ -6595,40 +6939,22 @@
     </w:p>
     <w:p>
       <w:pPr>
-        <w:pStyle w:val="Ttulo2"/>
-        <w:jc w:val="both"/>
-        <w:rPr>
-          <w:rFonts w:ascii="Times New Roman" w:hAnsi="Times New Roman" w:cs="Times New Roman"/>
-          <w:color w:val="000000" w:themeColor="text1"/>
-        </w:rPr>
+        <w:pStyle w:val="subt2"/>
       </w:pPr>
       <w:bookmarkStart w:id="25" w:name="análisis-de-visión-misión-y-valores"/>
       <w:bookmarkStart w:id="26" w:name="_Toc239171813"/>
       <w:r>
-        <w:rPr>
-          <w:rFonts w:ascii="Times New Roman" w:hAnsi="Times New Roman" w:cs="Times New Roman"/>
-          <w:color w:val="000000" w:themeColor="text1"/>
-        </w:rPr>
         <w:t>2.1. Análisis de Visión, Misión y Valores</w:t>
       </w:r>
       <w:bookmarkEnd w:id="26"/>
     </w:p>
     <w:p>
       <w:pPr>
-        <w:pStyle w:val="Ttulo3"/>
-        <w:jc w:val="both"/>
-        <w:rPr>
-          <w:rFonts w:ascii="Times New Roman" w:hAnsi="Times New Roman" w:cs="Times New Roman"/>
-          <w:color w:val="000000" w:themeColor="text1"/>
-        </w:rPr>
+        <w:pStyle w:val="sub3"/>
       </w:pPr>
       <w:bookmarkStart w:id="27" w:name="visión"/>
       <w:bookmarkStart w:id="28" w:name="_Toc239171814"/>
       <w:r>
-        <w:rPr>
-          <w:rFonts w:ascii="Times New Roman" w:hAnsi="Times New Roman" w:cs="Times New Roman"/>
-          <w:color w:val="000000" w:themeColor="text1"/>
-        </w:rPr>
         <w:t>2.1.1. Visión</w:t>
       </w:r>
       <w:bookmarkEnd w:id="28"/>
@@ -6744,21 +7070,12 @@
     </w:p>
     <w:p>
       <w:pPr>
-        <w:pStyle w:val="Ttulo3"/>
-        <w:jc w:val="both"/>
-        <w:rPr>
-          <w:rFonts w:ascii="Times New Roman" w:hAnsi="Times New Roman" w:cs="Times New Roman"/>
-          <w:color w:val="000000" w:themeColor="text1"/>
-        </w:rPr>
+        <w:pStyle w:val="sub3"/>
       </w:pPr>
       <w:bookmarkStart w:id="29" w:name="misión"/>
       <w:bookmarkStart w:id="30" w:name="_Toc239171815"/>
       <w:bookmarkEnd w:id="27"/>
       <w:r>
-        <w:rPr>
-          <w:rFonts w:ascii="Times New Roman" w:hAnsi="Times New Roman" w:cs="Times New Roman"/>
-          <w:color w:val="000000" w:themeColor="text1"/>
-        </w:rPr>
         <w:t>2.1.2. Misión</w:t>
       </w:r>
       <w:bookmarkEnd w:id="30"/>
@@ -6844,21 +7161,12 @@
     </w:p>
     <w:p>
       <w:pPr>
-        <w:pStyle w:val="Ttulo3"/>
-        <w:jc w:val="both"/>
-        <w:rPr>
-          <w:rFonts w:ascii="Times New Roman" w:hAnsi="Times New Roman" w:cs="Times New Roman"/>
-          <w:color w:val="000000" w:themeColor="text1"/>
-        </w:rPr>
+        <w:pStyle w:val="sub3"/>
       </w:pPr>
       <w:bookmarkStart w:id="31" w:name="valores-institucionales"/>
       <w:bookmarkStart w:id="32" w:name="_Toc239171816"/>
       <w:bookmarkEnd w:id="29"/>
       <w:r>
-        <w:rPr>
-          <w:rFonts w:ascii="Times New Roman" w:hAnsi="Times New Roman" w:cs="Times New Roman"/>
-          <w:color w:val="000000" w:themeColor="text1"/>
-        </w:rPr>
         <w:t>2.1.3. Valores Institucionales</w:t>
       </w:r>
       <w:bookmarkEnd w:id="32"/>
@@ -7033,7 +7341,6 @@
           <w:bCs/>
           <w:color w:val="000000" w:themeColor="text1"/>
         </w:rPr>
-        <w:lastRenderedPageBreak/>
         <w:t>Coherencia entre comportamiento personal y profesional:</w:t>
       </w:r>
       <w:r>
@@ -7055,22 +7362,14 @@
     </w:p>
     <w:p>
       <w:pPr>
-        <w:pStyle w:val="Ttulo2"/>
-        <w:jc w:val="both"/>
-        <w:rPr>
-          <w:rFonts w:ascii="Times New Roman" w:hAnsi="Times New Roman" w:cs="Times New Roman"/>
-          <w:color w:val="000000" w:themeColor="text1"/>
-        </w:rPr>
+        <w:pStyle w:val="subt2"/>
       </w:pPr>
       <w:bookmarkStart w:id="33" w:name="X10ed1c09707efd809edc0b1b24bf37b30ec9e36"/>
       <w:bookmarkStart w:id="34" w:name="_Toc239171817"/>
       <w:bookmarkEnd w:id="25"/>
       <w:bookmarkEnd w:id="31"/>
       <w:r>
-        <w:rPr>
-          <w:rFonts w:ascii="Times New Roman" w:hAnsi="Times New Roman" w:cs="Times New Roman"/>
-          <w:color w:val="000000" w:themeColor="text1"/>
-        </w:rPr>
+        <w:lastRenderedPageBreak/>
         <w:t>2.2. Análisis de la Estructura Organizacional de la Empresa</w:t>
       </w:r>
       <w:bookmarkEnd w:id="34"/>
@@ -7144,9 +7443,13 @@
       <w:pPr>
         <w:pStyle w:val="Textoindependiente"/>
         <w:jc w:val="center"/>
-      </w:pPr>
-      <w:r>
-        <w:rPr>
+        <w:rPr>
+          <w:rFonts w:ascii="Times New Roman" w:hAnsi="Times New Roman" w:cs="Times New Roman"/>
+        </w:rPr>
+      </w:pPr>
+      <w:r>
+        <w:rPr>
+          <w:rFonts w:ascii="Times New Roman" w:hAnsi="Times New Roman" w:cs="Times New Roman"/>
           <w:noProof/>
         </w:rPr>
         <w:drawing>
@@ -7201,20 +7504,11 @@
     </w:p>
     <w:p>
       <w:pPr>
-        <w:pStyle w:val="Ttulo3"/>
-        <w:jc w:val="both"/>
-        <w:rPr>
-          <w:rFonts w:ascii="Times New Roman" w:hAnsi="Times New Roman" w:cs="Times New Roman"/>
-          <w:color w:val="000000" w:themeColor="text1"/>
-        </w:rPr>
+        <w:pStyle w:val="sub3"/>
       </w:pPr>
       <w:bookmarkStart w:id="35" w:name="tipo-de-departamentalización"/>
       <w:bookmarkStart w:id="36" w:name="_Toc239171818"/>
       <w:r>
-        <w:rPr>
-          <w:rFonts w:ascii="Times New Roman" w:hAnsi="Times New Roman" w:cs="Times New Roman"/>
-          <w:color w:val="000000" w:themeColor="text1"/>
-        </w:rPr>
         <w:t>2.2.1. Tipo de Departamentalización</w:t>
       </w:r>
       <w:bookmarkEnd w:id="36"/>
@@ -7383,21 +7677,12 @@
     </w:p>
     <w:p>
       <w:pPr>
-        <w:pStyle w:val="Ttulo3"/>
-        <w:jc w:val="both"/>
-        <w:rPr>
-          <w:rFonts w:ascii="Times New Roman" w:hAnsi="Times New Roman" w:cs="Times New Roman"/>
-          <w:color w:val="000000" w:themeColor="text1"/>
-        </w:rPr>
+        <w:pStyle w:val="sub3"/>
       </w:pPr>
       <w:bookmarkStart w:id="37" w:name="tipo-de-estructura"/>
       <w:bookmarkStart w:id="38" w:name="_Toc239171819"/>
       <w:bookmarkEnd w:id="35"/>
       <w:r>
-        <w:rPr>
-          <w:rFonts w:ascii="Times New Roman" w:hAnsi="Times New Roman" w:cs="Times New Roman"/>
-          <w:color w:val="000000" w:themeColor="text1"/>
-        </w:rPr>
         <w:t>2.2.2. Tipo de Estructura</w:t>
       </w:r>
       <w:bookmarkEnd w:id="38"/>
@@ -7437,21 +7722,12 @@
     </w:p>
     <w:p>
       <w:pPr>
-        <w:pStyle w:val="Ttulo3"/>
-        <w:jc w:val="both"/>
-        <w:rPr>
-          <w:rFonts w:ascii="Times New Roman" w:hAnsi="Times New Roman" w:cs="Times New Roman"/>
-          <w:color w:val="000000" w:themeColor="text1"/>
-        </w:rPr>
+        <w:pStyle w:val="sub3"/>
       </w:pPr>
       <w:bookmarkStart w:id="39" w:name="niveles-organizativos"/>
       <w:bookmarkStart w:id="40" w:name="_Toc239171820"/>
       <w:bookmarkEnd w:id="37"/>
       <w:r>
-        <w:rPr>
-          <w:rFonts w:ascii="Times New Roman" w:hAnsi="Times New Roman" w:cs="Times New Roman"/>
-          <w:color w:val="000000" w:themeColor="text1"/>
-        </w:rPr>
         <w:t>2.2.3. Niveles Organizativos</w:t>
       </w:r>
       <w:bookmarkEnd w:id="40"/>
@@ -7581,15 +7857,7 @@
                 <w:rFonts w:ascii="Times New Roman" w:hAnsi="Times New Roman" w:cs="Times New Roman"/>
                 <w:color w:val="000000" w:themeColor="text1"/>
               </w:rPr>
-              <w:t xml:space="preserve">Consejo Directivo, Superintendencia, Órgano de Control Institucional, Tribunal de Fiscalización </w:t>
-            </w:r>
-            <w:r>
-              <w:rPr>
-                <w:rFonts w:ascii="Times New Roman" w:hAnsi="Times New Roman" w:cs="Times New Roman"/>
-                <w:color w:val="000000" w:themeColor="text1"/>
-              </w:rPr>
-              <w:lastRenderedPageBreak/>
-              <w:t>Laboral</w:t>
+              <w:t>Consejo Directivo, Superintendencia, Órgano de Control Institucional, Tribunal de Fiscalización Laboral</w:t>
             </w:r>
           </w:p>
         </w:tc>
@@ -7611,16 +7879,7 @@
                 <w:rFonts w:ascii="Times New Roman" w:hAnsi="Times New Roman" w:cs="Times New Roman"/>
                 <w:color w:val="000000" w:themeColor="text1"/>
               </w:rPr>
-              <w:lastRenderedPageBreak/>
-              <w:t xml:space="preserve">Definición de políticas, lineamientos y marcos normativos; supervisión de la legalidad y uso de </w:t>
-            </w:r>
-            <w:r>
-              <w:rPr>
-                <w:rFonts w:ascii="Times New Roman" w:hAnsi="Times New Roman" w:cs="Times New Roman"/>
-                <w:color w:val="000000" w:themeColor="text1"/>
-              </w:rPr>
-              <w:lastRenderedPageBreak/>
-              <w:t>recursos</w:t>
+              <w:t>Definición de políticas, lineamientos y marcos normativos; supervisión de la legalidad y uso de recursos</w:t>
             </w:r>
           </w:p>
         </w:tc>
@@ -7647,10 +7906,39 @@
                 <w:bCs/>
                 <w:color w:val="000000" w:themeColor="text1"/>
               </w:rPr>
+              <w:t>Táctico</w:t>
+            </w:r>
+            <w:proofErr w:type="spellEnd"/>
+          </w:p>
+        </w:tc>
+        <w:tc>
+          <w:tcPr>
+            <w:tcW w:w="2640" w:type="dxa"/>
+          </w:tcPr>
+          <w:p>
+            <w:pPr>
+              <w:pStyle w:val="Compact"/>
+              <w:jc w:val="both"/>
+              <w:rPr>
+                <w:rFonts w:ascii="Times New Roman" w:hAnsi="Times New Roman" w:cs="Times New Roman"/>
+                <w:color w:val="000000" w:themeColor="text1"/>
+              </w:rPr>
+            </w:pPr>
+            <w:r>
+              <w:rPr>
+                <w:rFonts w:ascii="Times New Roman" w:hAnsi="Times New Roman" w:cs="Times New Roman"/>
+                <w:color w:val="000000" w:themeColor="text1"/>
+              </w:rPr>
+              <w:t xml:space="preserve">Gerencia General, Oficinas de RR.HH., Administración, TIC, Jurídica, Planeamiento, </w:t>
+            </w:r>
+            <w:r>
+              <w:rPr>
+                <w:rFonts w:ascii="Times New Roman" w:hAnsi="Times New Roman" w:cs="Times New Roman"/>
+                <w:color w:val="000000" w:themeColor="text1"/>
+              </w:rPr>
               <w:lastRenderedPageBreak/>
-              <w:t>Táctico</w:t>
-            </w:r>
-            <w:proofErr w:type="spellEnd"/>
+              <w:t>Direcciones Técnicas</w:t>
+            </w:r>
           </w:p>
         </w:tc>
         <w:tc>
@@ -7671,29 +7959,16 @@
                 <w:rFonts w:ascii="Times New Roman" w:hAnsi="Times New Roman" w:cs="Times New Roman"/>
                 <w:color w:val="000000" w:themeColor="text1"/>
               </w:rPr>
-              <w:t>Gerencia General, Oficinas de RR.HH., Administración, TIC, Jurídica, Planeamiento, Direcciones Técnicas</w:t>
-            </w:r>
-          </w:p>
-        </w:tc>
-        <w:tc>
-          <w:tcPr>
-            <w:tcW w:w="2640" w:type="dxa"/>
-          </w:tcPr>
-          <w:p>
-            <w:pPr>
-              <w:pStyle w:val="Compact"/>
-              <w:jc w:val="both"/>
-              <w:rPr>
-                <w:rFonts w:ascii="Times New Roman" w:hAnsi="Times New Roman" w:cs="Times New Roman"/>
-                <w:color w:val="000000" w:themeColor="text1"/>
-              </w:rPr>
-            </w:pPr>
-            <w:r>
-              <w:rPr>
-                <w:rFonts w:ascii="Times New Roman" w:hAnsi="Times New Roman" w:cs="Times New Roman"/>
-                <w:color w:val="000000" w:themeColor="text1"/>
-              </w:rPr>
-              <w:t>Traducción de políticas en planes y procedimientos; coordinación de áreas de soporte y fiscalización</w:t>
+              <w:lastRenderedPageBreak/>
+              <w:t xml:space="preserve">Traducción de políticas en planes y procedimientos; coordinación de áreas de </w:t>
+            </w:r>
+            <w:r>
+              <w:rPr>
+                <w:rFonts w:ascii="Times New Roman" w:hAnsi="Times New Roman" w:cs="Times New Roman"/>
+                <w:color w:val="000000" w:themeColor="text1"/>
+              </w:rPr>
+              <w:lastRenderedPageBreak/>
+              <w:t>soporte y fiscalización</w:t>
             </w:r>
           </w:p>
         </w:tc>
@@ -7720,6 +7995,7 @@
                 <w:bCs/>
                 <w:color w:val="000000" w:themeColor="text1"/>
               </w:rPr>
+              <w:lastRenderedPageBreak/>
               <w:t>Operativo</w:t>
             </w:r>
             <w:proofErr w:type="spellEnd"/>
@@ -7779,54 +8055,27 @@
           <w:color w:val="000000" w:themeColor="text1"/>
         </w:rPr>
       </w:pPr>
-      <w:r>
-        <w:rPr>
-          <w:rFonts w:ascii="Times New Roman" w:hAnsi="Times New Roman" w:cs="Times New Roman"/>
-          <w:color w:val="000000" w:themeColor="text1"/>
-        </w:rPr>
-        <w:pict w14:anchorId="045A559F">
-          <v:rect id="_x0000_i1037" style="width:0;height:1.5pt" o:hralign="center" o:hrstd="t" o:hr="t"/>
-        </w:pict>
-      </w:r>
-    </w:p>
-    <w:p>
-      <w:pPr>
-        <w:pStyle w:val="Ttulo2"/>
-        <w:jc w:val="both"/>
-        <w:rPr>
-          <w:rFonts w:ascii="Times New Roman" w:hAnsi="Times New Roman" w:cs="Times New Roman"/>
-          <w:color w:val="000000" w:themeColor="text1"/>
-        </w:rPr>
+    </w:p>
+    <w:p>
+      <w:pPr>
+        <w:pStyle w:val="subt2"/>
       </w:pPr>
       <w:bookmarkStart w:id="41" w:name="análisis-de-la-cultura-organizacional"/>
       <w:bookmarkStart w:id="42" w:name="_Toc239171821"/>
       <w:bookmarkEnd w:id="33"/>
       <w:bookmarkEnd w:id="39"/>
       <w:r>
-        <w:rPr>
-          <w:rFonts w:ascii="Times New Roman" w:hAnsi="Times New Roman" w:cs="Times New Roman"/>
-          <w:color w:val="000000" w:themeColor="text1"/>
-        </w:rPr>
         <w:t>2.3. Análisis de la Cultura Organizacional</w:t>
       </w:r>
       <w:bookmarkEnd w:id="42"/>
     </w:p>
     <w:p>
       <w:pPr>
-        <w:pStyle w:val="Ttulo3"/>
-        <w:jc w:val="both"/>
-        <w:rPr>
-          <w:rFonts w:ascii="Times New Roman" w:hAnsi="Times New Roman" w:cs="Times New Roman"/>
-          <w:color w:val="000000" w:themeColor="text1"/>
-        </w:rPr>
+        <w:pStyle w:val="sub3"/>
       </w:pPr>
       <w:bookmarkStart w:id="43" w:name="análisis-externo-sunafil-puno"/>
       <w:bookmarkStart w:id="44" w:name="_Toc239171822"/>
       <w:r>
-        <w:rPr>
-          <w:rFonts w:ascii="Times New Roman" w:hAnsi="Times New Roman" w:cs="Times New Roman"/>
-          <w:color w:val="000000" w:themeColor="text1"/>
-        </w:rPr>
         <w:t>2.3.1. Análisis Externo — SUNAFIL Puno</w:t>
       </w:r>
       <w:bookmarkEnd w:id="44"/>
@@ -7983,21 +8232,12 @@
     </w:p>
     <w:p>
       <w:pPr>
-        <w:pStyle w:val="Ttulo3"/>
-        <w:jc w:val="both"/>
-        <w:rPr>
-          <w:rFonts w:ascii="Times New Roman" w:hAnsi="Times New Roman" w:cs="Times New Roman"/>
-          <w:color w:val="000000" w:themeColor="text1"/>
-        </w:rPr>
+        <w:pStyle w:val="sub3"/>
       </w:pPr>
       <w:bookmarkStart w:id="45" w:name="análisis-interno-sunafil-puno"/>
       <w:bookmarkStart w:id="46" w:name="_Toc239171823"/>
       <w:bookmarkEnd w:id="43"/>
       <w:r>
-        <w:rPr>
-          <w:rFonts w:ascii="Times New Roman" w:hAnsi="Times New Roman" w:cs="Times New Roman"/>
-          <w:color w:val="000000" w:themeColor="text1"/>
-        </w:rPr>
         <w:t>2.3.2. Análisis Interno — SUNAFIL Puno</w:t>
       </w:r>
       <w:bookmarkEnd w:id="46"/>
@@ -8133,42 +8373,24 @@
     </w:p>
     <w:p>
       <w:pPr>
-        <w:pStyle w:val="Ttulo2"/>
-        <w:jc w:val="both"/>
-        <w:rPr>
-          <w:rFonts w:ascii="Times New Roman" w:hAnsi="Times New Roman" w:cs="Times New Roman"/>
-          <w:color w:val="000000" w:themeColor="text1"/>
-        </w:rPr>
+        <w:pStyle w:val="subt2"/>
       </w:pPr>
       <w:bookmarkStart w:id="47" w:name="X9859ffb9427ddb9f715c0fc5ae06743fd58a929"/>
       <w:bookmarkStart w:id="48" w:name="_Toc239171824"/>
       <w:bookmarkEnd w:id="41"/>
       <w:bookmarkEnd w:id="45"/>
       <w:r>
-        <w:rPr>
-          <w:rFonts w:ascii="Times New Roman" w:hAnsi="Times New Roman" w:cs="Times New Roman"/>
-          <w:color w:val="000000" w:themeColor="text1"/>
-        </w:rPr>
         <w:t>2.4. Análisis del Manejo de la Calidad en la Organización</w:t>
       </w:r>
       <w:bookmarkEnd w:id="48"/>
     </w:p>
     <w:p>
       <w:pPr>
-        <w:pStyle w:val="Ttulo3"/>
-        <w:jc w:val="both"/>
-        <w:rPr>
-          <w:rFonts w:ascii="Times New Roman" w:hAnsi="Times New Roman" w:cs="Times New Roman"/>
-          <w:color w:val="000000" w:themeColor="text1"/>
-        </w:rPr>
+        <w:pStyle w:val="sub3"/>
       </w:pPr>
       <w:bookmarkStart w:id="49" w:name="sistemas-de-calidad"/>
       <w:bookmarkStart w:id="50" w:name="_Toc239171825"/>
       <w:r>
-        <w:rPr>
-          <w:rFonts w:ascii="Times New Roman" w:hAnsi="Times New Roman" w:cs="Times New Roman"/>
-          <w:color w:val="000000" w:themeColor="text1"/>
-        </w:rPr>
         <w:t>2.4.1. Sistemas de Calidad</w:t>
       </w:r>
       <w:bookmarkEnd w:id="50"/>
@@ -8239,7 +8461,6 @@
           <w:rFonts w:ascii="Times New Roman" w:hAnsi="Times New Roman" w:cs="Times New Roman"/>
           <w:color w:val="000000" w:themeColor="text1"/>
         </w:rPr>
-        <w:lastRenderedPageBreak/>
         <w:t>2.4.2. Tecnologías para la Calidad</w:t>
       </w:r>
       <w:bookmarkEnd w:id="52"/>
@@ -8354,6 +8575,7 @@
           <w:bCs/>
           <w:color w:val="000000" w:themeColor="text1"/>
         </w:rPr>
+        <w:lastRenderedPageBreak/>
         <w:t>SINEL-SUNAFIL:</w:t>
       </w:r>
       <w:r>
@@ -8396,21 +8618,12 @@
     </w:p>
     <w:p>
       <w:pPr>
-        <w:pStyle w:val="Ttulo3"/>
-        <w:jc w:val="both"/>
-        <w:rPr>
-          <w:rFonts w:ascii="Times New Roman" w:hAnsi="Times New Roman" w:cs="Times New Roman"/>
-          <w:color w:val="000000" w:themeColor="text1"/>
-        </w:rPr>
+        <w:pStyle w:val="sub3"/>
       </w:pPr>
       <w:bookmarkStart w:id="53" w:name="cultura-de-calidad"/>
       <w:bookmarkStart w:id="54" w:name="_Toc239171827"/>
       <w:bookmarkEnd w:id="51"/>
       <w:r>
-        <w:rPr>
-          <w:rFonts w:ascii="Times New Roman" w:hAnsi="Times New Roman" w:cs="Times New Roman"/>
-          <w:color w:val="000000" w:themeColor="text1"/>
-        </w:rPr>
         <w:t>2.4.3. Cultura de Calidad</w:t>
       </w:r>
       <w:bookmarkEnd w:id="54"/>
@@ -8434,21 +8647,12 @@
     </w:p>
     <w:p>
       <w:pPr>
-        <w:pStyle w:val="Ttulo3"/>
-        <w:jc w:val="both"/>
-        <w:rPr>
-          <w:rFonts w:ascii="Times New Roman" w:hAnsi="Times New Roman" w:cs="Times New Roman"/>
-          <w:color w:val="000000" w:themeColor="text1"/>
-        </w:rPr>
+        <w:pStyle w:val="sub3"/>
       </w:pPr>
       <w:bookmarkStart w:id="55" w:name="evaluación-y-mejora-continua"/>
       <w:bookmarkStart w:id="56" w:name="_Toc239171828"/>
       <w:bookmarkEnd w:id="53"/>
       <w:r>
-        <w:rPr>
-          <w:rFonts w:ascii="Times New Roman" w:hAnsi="Times New Roman" w:cs="Times New Roman"/>
-          <w:color w:val="000000" w:themeColor="text1"/>
-        </w:rPr>
         <w:t>2.4.4. Evaluación y Mejora Continua</w:t>
       </w:r>
       <w:bookmarkEnd w:id="56"/>
@@ -8497,43 +8701,24 @@
     </w:p>
     <w:p>
       <w:pPr>
-        <w:pStyle w:val="Ttulo2"/>
-        <w:jc w:val="both"/>
-        <w:rPr>
-          <w:rFonts w:ascii="Times New Roman" w:hAnsi="Times New Roman" w:cs="Times New Roman"/>
-          <w:color w:val="000000" w:themeColor="text1"/>
-        </w:rPr>
+        <w:pStyle w:val="subt2"/>
       </w:pPr>
       <w:bookmarkStart w:id="57" w:name="Xa77c5746d51ff65a257e1ccb8739c94397269d8"/>
       <w:bookmarkStart w:id="58" w:name="_Toc239171829"/>
       <w:bookmarkEnd w:id="47"/>
       <w:bookmarkEnd w:id="55"/>
       <w:r>
-        <w:rPr>
-          <w:rFonts w:ascii="Times New Roman" w:hAnsi="Times New Roman" w:cs="Times New Roman"/>
-          <w:color w:val="000000" w:themeColor="text1"/>
-        </w:rPr>
-        <w:lastRenderedPageBreak/>
         <w:t>2.5. Análisis FODA — Análisis Interno (Fortalezas y Debilidades)</w:t>
       </w:r>
       <w:bookmarkEnd w:id="58"/>
     </w:p>
     <w:p>
       <w:pPr>
-        <w:pStyle w:val="Ttulo3"/>
-        <w:jc w:val="both"/>
-        <w:rPr>
-          <w:rFonts w:ascii="Times New Roman" w:hAnsi="Times New Roman" w:cs="Times New Roman"/>
-          <w:color w:val="000000" w:themeColor="text1"/>
-        </w:rPr>
+        <w:pStyle w:val="sub3"/>
       </w:pPr>
       <w:bookmarkStart w:id="59" w:name="cadena-de-valor-de-porter"/>
       <w:bookmarkStart w:id="60" w:name="_Toc239171830"/>
       <w:r>
-        <w:rPr>
-          <w:rFonts w:ascii="Times New Roman" w:hAnsi="Times New Roman" w:cs="Times New Roman"/>
-          <w:color w:val="000000" w:themeColor="text1"/>
-        </w:rPr>
         <w:t>2.5.1. Cadena de Valor de Porter</w:t>
       </w:r>
       <w:bookmarkEnd w:id="60"/>
@@ -8541,8 +8726,14 @@
     <w:p>
       <w:pPr>
         <w:pStyle w:val="Textoindependiente"/>
-      </w:pPr>
-      <w:r>
+        <w:rPr>
+          <w:rFonts w:ascii="Times New Roman" w:hAnsi="Times New Roman" w:cs="Times New Roman"/>
+        </w:rPr>
+      </w:pPr>
+      <w:r>
+        <w:rPr>
+          <w:rFonts w:ascii="Times New Roman" w:hAnsi="Times New Roman" w:cs="Times New Roman"/>
+        </w:rPr>
         <w:drawing>
           <wp:inline distT="0" distB="0" distL="0" distR="0" wp14:anchorId="7D609306" wp14:editId="695C2FD1">
             <wp:extent cx="5461512" cy="2228018"/>
@@ -8589,6 +8780,9 @@
         </w:drawing>
       </w:r>
       <w:r>
+        <w:rPr>
+          <w:rFonts w:ascii="Times New Roman" w:hAnsi="Times New Roman" w:cs="Times New Roman"/>
+        </w:rPr>
         <w:drawing>
           <wp:inline distT="0" distB="0" distL="0" distR="0" wp14:anchorId="61A87B53" wp14:editId="4D813FFA">
             <wp:extent cx="5612130" cy="2146935"/>
@@ -8750,6 +8944,7 @@
           <w:bCs/>
           <w:color w:val="000000" w:themeColor="text1"/>
         </w:rPr>
+        <w:lastRenderedPageBreak/>
         <w:t>Abastecimiento</w:t>
       </w:r>
       <w:proofErr w:type="spellEnd"/>
@@ -8987,7 +9182,6 @@
           <w:bCs/>
           <w:color w:val="000000" w:themeColor="text1"/>
         </w:rPr>
-        <w:lastRenderedPageBreak/>
         <w:t>Espacios</w:t>
       </w:r>
       <w:proofErr w:type="spellEnd"/>
@@ -9951,38 +10145,21 @@
     </w:p>
     <w:p>
       <w:pPr>
-        <w:pStyle w:val="Ttulo3"/>
-        <w:jc w:val="both"/>
-        <w:rPr>
-          <w:rFonts w:ascii="Times New Roman" w:hAnsi="Times New Roman" w:cs="Times New Roman"/>
-          <w:color w:val="000000" w:themeColor="text1"/>
-        </w:rPr>
+        <w:pStyle w:val="sub3"/>
       </w:pPr>
       <w:bookmarkStart w:id="61" w:name="análisis-amofhit"/>
       <w:bookmarkStart w:id="62" w:name="_Toc239171831"/>
       <w:bookmarkEnd w:id="59"/>
       <w:r>
-        <w:rPr>
-          <w:rFonts w:ascii="Times New Roman" w:hAnsi="Times New Roman" w:cs="Times New Roman"/>
-          <w:color w:val="000000" w:themeColor="text1"/>
-        </w:rPr>
         <w:lastRenderedPageBreak/>
         <w:t xml:space="preserve">2.5.2. </w:t>
       </w:r>
       <w:proofErr w:type="spellStart"/>
       <w:r>
-        <w:rPr>
-          <w:rFonts w:ascii="Times New Roman" w:hAnsi="Times New Roman" w:cs="Times New Roman"/>
-          <w:color w:val="000000" w:themeColor="text1"/>
-        </w:rPr>
         <w:t>Análisis</w:t>
       </w:r>
       <w:proofErr w:type="spellEnd"/>
       <w:r>
-        <w:rPr>
-          <w:rFonts w:ascii="Times New Roman" w:hAnsi="Times New Roman" w:cs="Times New Roman"/>
-          <w:color w:val="000000" w:themeColor="text1"/>
-        </w:rPr>
         <w:t xml:space="preserve"> AMOFHIT</w:t>
       </w:r>
       <w:bookmarkEnd w:id="62"/>
@@ -9990,8 +10167,14 @@
     <w:p>
       <w:pPr>
         <w:pStyle w:val="Textoindependiente"/>
-      </w:pPr>
-      <w:r>
+        <w:rPr>
+          <w:rFonts w:ascii="Times New Roman" w:hAnsi="Times New Roman" w:cs="Times New Roman"/>
+        </w:rPr>
+      </w:pPr>
+      <w:r>
+        <w:rPr>
+          <w:rFonts w:ascii="Times New Roman" w:hAnsi="Times New Roman" w:cs="Times New Roman"/>
+        </w:rPr>
         <w:drawing>
           <wp:inline distT="0" distB="0" distL="0" distR="0" wp14:anchorId="631C3E2E" wp14:editId="1ABF2333">
             <wp:extent cx="5612130" cy="2864485"/>
@@ -10029,6 +10212,9 @@
         </w:drawing>
       </w:r>
       <w:r>
+        <w:rPr>
+          <w:rFonts w:ascii="Times New Roman" w:hAnsi="Times New Roman" w:cs="Times New Roman"/>
+        </w:rPr>
         <w:drawing>
           <wp:inline distT="0" distB="0" distL="0" distR="0" wp14:anchorId="7DA8317F" wp14:editId="76262362">
             <wp:extent cx="5612130" cy="2097405"/>
@@ -10698,22 +10884,13 @@
     </w:p>
     <w:p>
       <w:pPr>
-        <w:pStyle w:val="Ttulo2"/>
-        <w:jc w:val="both"/>
-        <w:rPr>
-          <w:rFonts w:ascii="Times New Roman" w:hAnsi="Times New Roman" w:cs="Times New Roman"/>
-          <w:color w:val="000000" w:themeColor="text1"/>
-        </w:rPr>
+        <w:pStyle w:val="subt2"/>
       </w:pPr>
       <w:bookmarkStart w:id="65" w:name="X25ebf725cc4ce0386fa93f733bb726c7f84d77f"/>
       <w:bookmarkStart w:id="66" w:name="_Toc239171833"/>
       <w:bookmarkEnd w:id="57"/>
       <w:bookmarkEnd w:id="63"/>
       <w:r>
-        <w:rPr>
-          <w:rFonts w:ascii="Times New Roman" w:hAnsi="Times New Roman" w:cs="Times New Roman"/>
-          <w:color w:val="000000" w:themeColor="text1"/>
-        </w:rPr>
         <w:t>2.6. Análisis FODA — Análisis Externo (Oportunidades y Amenazas)</w:t>
       </w:r>
       <w:bookmarkEnd w:id="66"/>
@@ -10721,8 +10898,14 @@
     <w:p>
       <w:pPr>
         <w:pStyle w:val="Textoindependiente"/>
-      </w:pPr>
-      <w:r>
+        <w:rPr>
+          <w:rFonts w:ascii="Times New Roman" w:hAnsi="Times New Roman" w:cs="Times New Roman"/>
+        </w:rPr>
+      </w:pPr>
+      <w:r>
+        <w:rPr>
+          <w:rFonts w:ascii="Times New Roman" w:hAnsi="Times New Roman" w:cs="Times New Roman"/>
+        </w:rPr>
         <w:drawing>
           <wp:inline distT="0" distB="0" distL="0" distR="0" wp14:anchorId="1AAB00F7" wp14:editId="76895F7F">
             <wp:extent cx="5612130" cy="2038350"/>
@@ -10760,6 +10943,9 @@
         </w:drawing>
       </w:r>
       <w:r>
+        <w:rPr>
+          <w:rFonts w:ascii="Times New Roman" w:hAnsi="Times New Roman" w:cs="Times New Roman"/>
+        </w:rPr>
         <w:drawing>
           <wp:inline distT="0" distB="0" distL="0" distR="0" wp14:anchorId="58929F20" wp14:editId="421BAE68">
             <wp:extent cx="5612130" cy="1437005"/>
@@ -10799,20 +10985,11 @@
     </w:p>
     <w:p>
       <w:pPr>
-        <w:pStyle w:val="Ttulo3"/>
-        <w:jc w:val="both"/>
-        <w:rPr>
-          <w:rFonts w:ascii="Times New Roman" w:hAnsi="Times New Roman" w:cs="Times New Roman"/>
-          <w:color w:val="000000" w:themeColor="text1"/>
-        </w:rPr>
+        <w:pStyle w:val="sub3"/>
       </w:pPr>
       <w:bookmarkStart w:id="67" w:name="microentorno-5-fuerzas-de-porter"/>
       <w:bookmarkStart w:id="68" w:name="_Toc239171834"/>
       <w:r>
-        <w:rPr>
-          <w:rFonts w:ascii="Times New Roman" w:hAnsi="Times New Roman" w:cs="Times New Roman"/>
-          <w:color w:val="000000" w:themeColor="text1"/>
-        </w:rPr>
         <w:t>2.6.1. Microentorno — 5 Fuerzas de Porter</w:t>
       </w:r>
       <w:bookmarkEnd w:id="68"/>
@@ -11004,15 +11181,7 @@
                 <w:rFonts w:ascii="Times New Roman" w:hAnsi="Times New Roman" w:cs="Times New Roman"/>
                 <w:color w:val="000000" w:themeColor="text1"/>
               </w:rPr>
-              <w:t xml:space="preserve">Respaldo legal y posición estatal única. Estrategia: </w:t>
-            </w:r>
-            <w:r>
-              <w:rPr>
-                <w:rFonts w:ascii="Times New Roman" w:hAnsi="Times New Roman" w:cs="Times New Roman"/>
-                <w:color w:val="000000" w:themeColor="text1"/>
-              </w:rPr>
-              <w:lastRenderedPageBreak/>
-              <w:t>mayor presencia regional y tecnología</w:t>
+              <w:t>Respaldo legal y posición estatal única. Estrategia: mayor presencia regional y tecnología</w:t>
             </w:r>
           </w:p>
         </w:tc>
@@ -11428,7 +11597,6 @@
     <w:p>
       <w:pPr>
         <w:pStyle w:val="Ttulo3"/>
-        <w:jc w:val="both"/>
         <w:rPr>
           <w:rFonts w:ascii="Times New Roman" w:hAnsi="Times New Roman" w:cs="Times New Roman"/>
           <w:color w:val="000000" w:themeColor="text1"/>
@@ -11439,8 +11607,7 @@
       <w:bookmarkEnd w:id="67"/>
       <w:r>
         <w:rPr>
-          <w:rFonts w:ascii="Times New Roman" w:hAnsi="Times New Roman" w:cs="Times New Roman"/>
-          <w:color w:val="000000" w:themeColor="text1"/>
+          <w:rStyle w:val="sub3Car"/>
         </w:rPr>
         <w:lastRenderedPageBreak/>
         <w:t xml:space="preserve">2.6.2. </w:t>
@@ -11448,43 +11615,36 @@
       <w:proofErr w:type="spellStart"/>
       <w:r>
         <w:rPr>
-          <w:rFonts w:ascii="Times New Roman" w:hAnsi="Times New Roman" w:cs="Times New Roman"/>
-          <w:color w:val="000000" w:themeColor="text1"/>
+          <w:rStyle w:val="sub3Car"/>
         </w:rPr>
         <w:t>Macroentorno</w:t>
       </w:r>
       <w:proofErr w:type="spellEnd"/>
       <w:r>
         <w:rPr>
-          <w:rFonts w:ascii="Times New Roman" w:hAnsi="Times New Roman" w:cs="Times New Roman"/>
-          <w:color w:val="000000" w:themeColor="text1"/>
+          <w:rStyle w:val="sub3Car"/>
         </w:rPr>
         <w:t xml:space="preserve"> — </w:t>
       </w:r>
       <w:proofErr w:type="spellStart"/>
       <w:r>
         <w:rPr>
-          <w:rFonts w:ascii="Times New Roman" w:hAnsi="Times New Roman" w:cs="Times New Roman"/>
-          <w:color w:val="000000" w:themeColor="text1"/>
+          <w:rStyle w:val="sub3Car"/>
         </w:rPr>
         <w:t>Análisis</w:t>
       </w:r>
       <w:proofErr w:type="spellEnd"/>
       <w:r>
         <w:rPr>
-          <w:rFonts w:ascii="Times New Roman" w:hAnsi="Times New Roman" w:cs="Times New Roman"/>
-          <w:color w:val="000000" w:themeColor="text1"/>
+          <w:rStyle w:val="sub3Car"/>
         </w:rPr>
         <w:t xml:space="preserve"> PESTEL</w:t>
       </w:r>
       <w:bookmarkEnd w:id="70"/>
-    </w:p>
-    <w:p>
-      <w:pPr>
-        <w:pStyle w:val="Textoindependiente"/>
-      </w:pPr>
-      <w:r>
-        <w:lastRenderedPageBreak/>
+      <w:r>
+        <w:rPr>
+          <w:rFonts w:ascii="Times New Roman" w:hAnsi="Times New Roman" w:cs="Times New Roman"/>
+        </w:rPr>
         <w:drawing>
           <wp:inline distT="0" distB="0" distL="0" distR="0" wp14:anchorId="731E8F52" wp14:editId="6B63D9CE">
             <wp:extent cx="5530054" cy="3015512"/>
@@ -11531,6 +11691,10 @@
         </w:drawing>
       </w:r>
       <w:r>
+        <w:rPr>
+          <w:rFonts w:ascii="Times New Roman" w:hAnsi="Times New Roman" w:cs="Times New Roman"/>
+        </w:rPr>
+        <w:lastRenderedPageBreak/>
         <w:drawing>
           <wp:inline distT="0" distB="0" distL="0" distR="0" wp14:anchorId="592D9761" wp14:editId="19C33847">
             <wp:extent cx="5513696" cy="2471119"/>
@@ -11568,6 +11732,9 @@
         </w:drawing>
       </w:r>
       <w:r>
+        <w:rPr>
+          <w:rFonts w:ascii="Times New Roman" w:hAnsi="Times New Roman" w:cs="Times New Roman"/>
+        </w:rPr>
         <w:drawing>
           <wp:inline distT="0" distB="0" distL="0" distR="0" wp14:anchorId="59C844C4" wp14:editId="64991ED8">
             <wp:extent cx="5493224" cy="2627897"/>
@@ -11620,7 +11787,6 @@
           <w:rFonts w:ascii="Times New Roman" w:hAnsi="Times New Roman" w:cs="Times New Roman"/>
           <w:color w:val="000000" w:themeColor="text1"/>
         </w:rPr>
-        <w:lastRenderedPageBreak/>
         <w:t>Político</w:t>
       </w:r>
     </w:p>
@@ -12312,7 +12478,15 @@
                 <w:rFonts w:ascii="Times New Roman" w:hAnsi="Times New Roman" w:cs="Times New Roman"/>
                 <w:color w:val="000000" w:themeColor="text1"/>
               </w:rPr>
-              <w:t xml:space="preserve"> y posibles interferencias políticas</w:t>
+              <w:t xml:space="preserve"> y posibles </w:t>
+            </w:r>
+            <w:r>
+              <w:rPr>
+                <w:rFonts w:ascii="Times New Roman" w:hAnsi="Times New Roman" w:cs="Times New Roman"/>
+                <w:color w:val="000000" w:themeColor="text1"/>
+              </w:rPr>
+              <w:lastRenderedPageBreak/>
+              <w:t>interferencias políticas</w:t>
             </w:r>
           </w:p>
         </w:tc>
@@ -12334,6 +12508,7 @@
                 <w:rFonts w:ascii="Times New Roman" w:hAnsi="Times New Roman" w:cs="Times New Roman"/>
                 <w:color w:val="000000" w:themeColor="text1"/>
               </w:rPr>
+              <w:lastRenderedPageBreak/>
               <w:t>Afecta</w:t>
             </w:r>
           </w:p>
@@ -13524,23 +13699,13 @@
     </w:p>
     <w:p>
       <w:pPr>
-        <w:pStyle w:val="Ttulo3"/>
-        <w:jc w:val="both"/>
-        <w:rPr>
-          <w:rFonts w:ascii="Times New Roman" w:hAnsi="Times New Roman" w:cs="Times New Roman"/>
-          <w:color w:val="000000" w:themeColor="text1"/>
-        </w:rPr>
+        <w:pStyle w:val="sub3"/>
       </w:pPr>
       <w:bookmarkStart w:id="75" w:name="efe-evaluación-de-factores-externos"/>
       <w:bookmarkStart w:id="76" w:name="_Toc239171836"/>
       <w:bookmarkEnd w:id="69"/>
       <w:bookmarkEnd w:id="74"/>
       <w:r>
-        <w:rPr>
-          <w:rFonts w:ascii="Times New Roman" w:hAnsi="Times New Roman" w:cs="Times New Roman"/>
-          <w:color w:val="000000" w:themeColor="text1"/>
-        </w:rPr>
-        <w:lastRenderedPageBreak/>
         <w:t>2.6.3. EFE (Evaluación de Factores Externos)</w:t>
       </w:r>
       <w:bookmarkEnd w:id="76"/>
@@ -13573,42 +13738,24 @@
     </w:p>
     <w:p>
       <w:pPr>
-        <w:pStyle w:val="Ttulo2"/>
-        <w:jc w:val="both"/>
-        <w:rPr>
-          <w:rFonts w:ascii="Times New Roman" w:hAnsi="Times New Roman" w:cs="Times New Roman"/>
-          <w:color w:val="000000" w:themeColor="text1"/>
-        </w:rPr>
+        <w:pStyle w:val="subt2"/>
       </w:pPr>
       <w:bookmarkStart w:id="77" w:name="Xe6856eb5dd63e9c31e2b79a379df74f8bc8db24"/>
       <w:bookmarkStart w:id="78" w:name="_Toc239171837"/>
       <w:bookmarkEnd w:id="65"/>
       <w:bookmarkEnd w:id="75"/>
       <w:r>
-        <w:rPr>
-          <w:rFonts w:ascii="Times New Roman" w:hAnsi="Times New Roman" w:cs="Times New Roman"/>
-          <w:color w:val="000000" w:themeColor="text1"/>
-        </w:rPr>
         <w:t>2.7. Análisis Cruce del FODA con el Análisis CAME</w:t>
       </w:r>
       <w:bookmarkEnd w:id="78"/>
     </w:p>
     <w:p>
       <w:pPr>
-        <w:pStyle w:val="Ttulo3"/>
-        <w:jc w:val="both"/>
-        <w:rPr>
-          <w:rFonts w:ascii="Times New Roman" w:hAnsi="Times New Roman" w:cs="Times New Roman"/>
-          <w:color w:val="000000" w:themeColor="text1"/>
-        </w:rPr>
+        <w:pStyle w:val="sub3"/>
       </w:pPr>
       <w:bookmarkStart w:id="79" w:name="estrategias-fo-fortalezas-oportunidades"/>
       <w:bookmarkStart w:id="80" w:name="_Toc239171838"/>
       <w:r>
-        <w:rPr>
-          <w:rFonts w:ascii="Times New Roman" w:hAnsi="Times New Roman" w:cs="Times New Roman"/>
-          <w:color w:val="000000" w:themeColor="text1"/>
-        </w:rPr>
         <w:t>Estrategias FO (Fortalezas + Oportunidades)</w:t>
       </w:r>
       <w:bookmarkEnd w:id="80"/>
@@ -13825,6 +13972,7 @@
                 <w:rFonts w:ascii="Times New Roman" w:hAnsi="Times New Roman" w:cs="Times New Roman"/>
                 <w:color w:val="000000" w:themeColor="text1"/>
               </w:rPr>
+              <w:lastRenderedPageBreak/>
               <w:t>E2</w:t>
             </w:r>
           </w:p>
@@ -14259,63 +14407,33 @@
     </w:tbl>
     <w:p>
       <w:pPr>
-        <w:pStyle w:val="Ttulo3"/>
-        <w:jc w:val="both"/>
-        <w:rPr>
-          <w:rFonts w:ascii="Times New Roman" w:hAnsi="Times New Roman" w:cs="Times New Roman"/>
-          <w:color w:val="000000" w:themeColor="text1"/>
-        </w:rPr>
+        <w:pStyle w:val="sub3"/>
       </w:pPr>
       <w:bookmarkStart w:id="81" w:name="estrategias-fa-fortalezas-amenazas"/>
       <w:bookmarkStart w:id="82" w:name="_Toc239171839"/>
       <w:bookmarkEnd w:id="79"/>
       <w:proofErr w:type="spellStart"/>
       <w:r>
-        <w:rPr>
-          <w:rFonts w:ascii="Times New Roman" w:hAnsi="Times New Roman" w:cs="Times New Roman"/>
-          <w:color w:val="000000" w:themeColor="text1"/>
-        </w:rPr>
-        <w:lastRenderedPageBreak/>
         <w:t>Estrategias</w:t>
       </w:r>
       <w:proofErr w:type="spellEnd"/>
       <w:r>
-        <w:rPr>
-          <w:rFonts w:ascii="Times New Roman" w:hAnsi="Times New Roman" w:cs="Times New Roman"/>
-          <w:color w:val="000000" w:themeColor="text1"/>
-        </w:rPr>
         <w:t xml:space="preserve"> FA (</w:t>
       </w:r>
       <w:proofErr w:type="spellStart"/>
       <w:r>
-        <w:rPr>
-          <w:rFonts w:ascii="Times New Roman" w:hAnsi="Times New Roman" w:cs="Times New Roman"/>
-          <w:color w:val="000000" w:themeColor="text1"/>
-        </w:rPr>
         <w:t>Fortalezas</w:t>
       </w:r>
       <w:proofErr w:type="spellEnd"/>
       <w:r>
-        <w:rPr>
-          <w:rFonts w:ascii="Times New Roman" w:hAnsi="Times New Roman" w:cs="Times New Roman"/>
-          <w:color w:val="000000" w:themeColor="text1"/>
-        </w:rPr>
         <w:t xml:space="preserve"> + </w:t>
       </w:r>
       <w:proofErr w:type="spellStart"/>
       <w:r>
-        <w:rPr>
-          <w:rFonts w:ascii="Times New Roman" w:hAnsi="Times New Roman" w:cs="Times New Roman"/>
-          <w:color w:val="000000" w:themeColor="text1"/>
-        </w:rPr>
         <w:t>Amenazas</w:t>
       </w:r>
       <w:proofErr w:type="spellEnd"/>
       <w:r>
-        <w:rPr>
-          <w:rFonts w:ascii="Times New Roman" w:hAnsi="Times New Roman" w:cs="Times New Roman"/>
-          <w:color w:val="000000" w:themeColor="text1"/>
-        </w:rPr>
         <w:t>)</w:t>
       </w:r>
       <w:bookmarkEnd w:id="82"/>
@@ -14339,21 +14457,12 @@
     </w:p>
     <w:p>
       <w:pPr>
-        <w:pStyle w:val="Ttulo3"/>
-        <w:jc w:val="both"/>
-        <w:rPr>
-          <w:rFonts w:ascii="Times New Roman" w:hAnsi="Times New Roman" w:cs="Times New Roman"/>
-          <w:color w:val="000000" w:themeColor="text1"/>
-        </w:rPr>
+        <w:pStyle w:val="sub3"/>
       </w:pPr>
       <w:bookmarkStart w:id="83" w:name="estrategias-da-debilidades-amenazas"/>
       <w:bookmarkStart w:id="84" w:name="_Toc239171840"/>
       <w:bookmarkEnd w:id="81"/>
       <w:r>
-        <w:rPr>
-          <w:rFonts w:ascii="Times New Roman" w:hAnsi="Times New Roman" w:cs="Times New Roman"/>
-          <w:color w:val="000000" w:themeColor="text1"/>
-        </w:rPr>
         <w:t>Estrategias DA (Debilidades + Amenazas)</w:t>
       </w:r>
       <w:bookmarkEnd w:id="84"/>
@@ -14377,21 +14486,12 @@
     </w:p>
     <w:p>
       <w:pPr>
-        <w:pStyle w:val="Ttulo3"/>
-        <w:jc w:val="both"/>
-        <w:rPr>
-          <w:rFonts w:ascii="Times New Roman" w:hAnsi="Times New Roman" w:cs="Times New Roman"/>
-          <w:color w:val="000000" w:themeColor="text1"/>
-        </w:rPr>
+        <w:pStyle w:val="sub3"/>
       </w:pPr>
       <w:bookmarkStart w:id="85" w:name="estrategias-do-debilidades-oportunidades"/>
       <w:bookmarkStart w:id="86" w:name="_Toc239171841"/>
       <w:bookmarkEnd w:id="83"/>
       <w:r>
-        <w:rPr>
-          <w:rFonts w:ascii="Times New Roman" w:hAnsi="Times New Roman" w:cs="Times New Roman"/>
-          <w:color w:val="000000" w:themeColor="text1"/>
-        </w:rPr>
         <w:t>Estrategias DO (Debilidades + Oportunidades)</w:t>
       </w:r>
       <w:bookmarkEnd w:id="86"/>
@@ -14424,22 +14524,14 @@
     </w:p>
     <w:p>
       <w:pPr>
-        <w:pStyle w:val="Ttulo2"/>
-        <w:jc w:val="both"/>
-        <w:rPr>
-          <w:rFonts w:ascii="Times New Roman" w:hAnsi="Times New Roman" w:cs="Times New Roman"/>
-          <w:color w:val="000000" w:themeColor="text1"/>
-        </w:rPr>
+        <w:pStyle w:val="subt2"/>
       </w:pPr>
       <w:bookmarkStart w:id="87" w:name="mapa-estratégico"/>
       <w:bookmarkStart w:id="88" w:name="_Toc239171842"/>
       <w:bookmarkEnd w:id="77"/>
       <w:bookmarkEnd w:id="85"/>
       <w:r>
-        <w:rPr>
-          <w:rFonts w:ascii="Times New Roman" w:hAnsi="Times New Roman" w:cs="Times New Roman"/>
-          <w:color w:val="000000" w:themeColor="text1"/>
-        </w:rPr>
+        <w:lastRenderedPageBreak/>
         <w:t>2.8. Mapa Estratégico</w:t>
       </w:r>
       <w:bookmarkEnd w:id="88"/>
@@ -14480,9 +14572,13 @@
     <w:p>
       <w:pPr>
         <w:pStyle w:val="Textoindependiente"/>
-      </w:pPr>
-      <w:r>
-        <w:rPr>
+        <w:rPr>
+          <w:rFonts w:ascii="Times New Roman" w:hAnsi="Times New Roman" w:cs="Times New Roman"/>
+        </w:rPr>
+      </w:pPr>
+      <w:r>
+        <w:rPr>
+          <w:rFonts w:ascii="Times New Roman" w:hAnsi="Times New Roman" w:cs="Times New Roman"/>
           <w:noProof/>
         </w:rPr>
         <w:drawing>
@@ -14637,15 +14733,7 @@
                 <w:rFonts w:ascii="Times New Roman" w:hAnsi="Times New Roman" w:cs="Times New Roman"/>
                 <w:color w:val="000000" w:themeColor="text1"/>
               </w:rPr>
-              <w:t xml:space="preserve">Promover la simplificación administrativa en el sector laboral; Capacitar a la ciudadanía en derechos y obligaciones </w:t>
-            </w:r>
-            <w:r>
-              <w:rPr>
-                <w:rFonts w:ascii="Times New Roman" w:hAnsi="Times New Roman" w:cs="Times New Roman"/>
-                <w:color w:val="000000" w:themeColor="text1"/>
-              </w:rPr>
-              <w:lastRenderedPageBreak/>
-              <w:t>laborales; Promover la cultura de los derechos y obligaciones laborales</w:t>
+              <w:t>Promover la simplificación administrativa en el sector laboral; Capacitar a la ciudadanía en derechos y obligaciones laborales; Promover la cultura de los derechos y obligaciones laborales</w:t>
             </w:r>
           </w:p>
         </w:tc>
@@ -14671,7 +14759,6 @@
                 <w:bCs/>
                 <w:color w:val="000000" w:themeColor="text1"/>
               </w:rPr>
-              <w:lastRenderedPageBreak/>
               <w:t>Interna</w:t>
             </w:r>
           </w:p>
@@ -14814,7 +14901,15 @@
                 <w:rFonts w:ascii="Times New Roman" w:hAnsi="Times New Roman" w:cs="Times New Roman"/>
                 <w:color w:val="000000" w:themeColor="text1"/>
               </w:rPr>
-              <w:t>Reducir traslados físicos de inspectores en un 40% mediante herramientas remotas; Optimizar la capacidad operativa y logística inspectiva</w:t>
+              <w:t xml:space="preserve">Reducir traslados físicos de inspectores en un 40% mediante herramientas remotas; Optimizar la capacidad operativa y logística </w:t>
+            </w:r>
+            <w:r>
+              <w:rPr>
+                <w:rFonts w:ascii="Times New Roman" w:hAnsi="Times New Roman" w:cs="Times New Roman"/>
+                <w:color w:val="000000" w:themeColor="text1"/>
+              </w:rPr>
+              <w:lastRenderedPageBreak/>
+              <w:t>inspectiva</w:t>
             </w:r>
           </w:p>
         </w:tc>
@@ -14828,19 +14923,10 @@
           <w:color w:val="000000" w:themeColor="text1"/>
         </w:rPr>
       </w:pPr>
-      <w:r>
-        <w:rPr>
-          <w:rFonts w:ascii="Times New Roman" w:hAnsi="Times New Roman" w:cs="Times New Roman"/>
-          <w:color w:val="000000" w:themeColor="text1"/>
-        </w:rPr>
-        <w:pict w14:anchorId="253C9E63">
-          <v:rect id="_x0000_i1043" style="width:0;height:1.5pt" o:hralign="center" o:hrstd="t" o:hr="t"/>
-        </w:pict>
-      </w:r>
-    </w:p>
-    <w:p>
-      <w:pPr>
-        <w:pStyle w:val="Ttulo1"/>
+    </w:p>
+    <w:p>
+      <w:pPr>
+        <w:pStyle w:val="titulo1"/>
       </w:pPr>
       <w:bookmarkStart w:id="89" w:name="inventario-de-activos"/>
       <w:bookmarkStart w:id="90" w:name="_Toc239171843"/>
@@ -14853,20 +14939,11 @@
     </w:p>
     <w:p>
       <w:pPr>
-        <w:pStyle w:val="Ttulo2"/>
-        <w:jc w:val="both"/>
-        <w:rPr>
-          <w:rFonts w:ascii="Times New Roman" w:hAnsi="Times New Roman" w:cs="Times New Roman"/>
-          <w:color w:val="000000" w:themeColor="text1"/>
-        </w:rPr>
+        <w:pStyle w:val="subt2"/>
       </w:pPr>
       <w:bookmarkStart w:id="91" w:name="categoría-i-información-y-datos"/>
       <w:bookmarkStart w:id="92" w:name="_Toc239171844"/>
       <w:r>
-        <w:rPr>
-          <w:rFonts w:ascii="Times New Roman" w:hAnsi="Times New Roman" w:cs="Times New Roman"/>
-          <w:color w:val="000000" w:themeColor="text1"/>
-        </w:rPr>
         <w:t>3.1. Categoría I — Información y Datos</w:t>
       </w:r>
       <w:bookmarkEnd w:id="92"/>
@@ -15052,7 +15129,6 @@
           <w:bCs/>
           <w:color w:val="000000" w:themeColor="text1"/>
         </w:rPr>
-        <w:lastRenderedPageBreak/>
         <w:t>Recursos administrativos y expedientes de sanción:</w:t>
       </w:r>
       <w:r>
@@ -15169,6 +15245,7 @@
           <w:bCs/>
           <w:color w:val="000000" w:themeColor="text1"/>
         </w:rPr>
+        <w:lastRenderedPageBreak/>
         <w:t>Reportes de denuncias laborales:</w:t>
       </w:r>
       <w:r>
@@ -15219,21 +15296,12 @@
     </w:p>
     <w:p>
       <w:pPr>
-        <w:pStyle w:val="Ttulo2"/>
-        <w:jc w:val="both"/>
-        <w:rPr>
-          <w:rFonts w:ascii="Times New Roman" w:hAnsi="Times New Roman" w:cs="Times New Roman"/>
-          <w:color w:val="000000" w:themeColor="text1"/>
-        </w:rPr>
+        <w:pStyle w:val="subt2"/>
       </w:pPr>
       <w:bookmarkStart w:id="93" w:name="categoría-ii-infraestructura"/>
       <w:bookmarkStart w:id="94" w:name="_Toc239171845"/>
       <w:bookmarkEnd w:id="91"/>
       <w:r>
-        <w:rPr>
-          <w:rFonts w:ascii="Times New Roman" w:hAnsi="Times New Roman" w:cs="Times New Roman"/>
-          <w:color w:val="000000" w:themeColor="text1"/>
-        </w:rPr>
         <w:t>3.2. Categoría II — Infraestructura</w:t>
       </w:r>
       <w:bookmarkEnd w:id="94"/>
@@ -15381,7 +15449,6 @@
           <w:bCs/>
           <w:color w:val="000000" w:themeColor="text1"/>
         </w:rPr>
-        <w:lastRenderedPageBreak/>
         <w:t>Equipos de oficina y cómputo:</w:t>
       </w:r>
       <w:r>
@@ -15490,21 +15557,13 @@
     </w:p>
     <w:p>
       <w:pPr>
-        <w:pStyle w:val="Ttulo2"/>
-        <w:jc w:val="both"/>
-        <w:rPr>
-          <w:rFonts w:ascii="Times New Roman" w:hAnsi="Times New Roman" w:cs="Times New Roman"/>
-          <w:color w:val="000000" w:themeColor="text1"/>
-        </w:rPr>
+        <w:pStyle w:val="subt2"/>
       </w:pPr>
       <w:bookmarkStart w:id="95" w:name="categoría-iii-recursos-humanos"/>
       <w:bookmarkStart w:id="96" w:name="_Toc239171846"/>
       <w:bookmarkEnd w:id="93"/>
       <w:r>
-        <w:rPr>
-          <w:rFonts w:ascii="Times New Roman" w:hAnsi="Times New Roman" w:cs="Times New Roman"/>
-          <w:color w:val="000000" w:themeColor="text1"/>
-        </w:rPr>
+        <w:lastRenderedPageBreak/>
         <w:t>3.3. Categoría III — Recursos Humanos</w:t>
       </w:r>
       <w:bookmarkEnd w:id="96"/>
@@ -15711,22 +15770,12 @@
     </w:p>
     <w:p>
       <w:pPr>
-        <w:pStyle w:val="Ttulo2"/>
-        <w:jc w:val="both"/>
-        <w:rPr>
-          <w:rFonts w:ascii="Times New Roman" w:hAnsi="Times New Roman" w:cs="Times New Roman"/>
-          <w:color w:val="000000" w:themeColor="text1"/>
-        </w:rPr>
+        <w:pStyle w:val="subt2"/>
       </w:pPr>
       <w:bookmarkStart w:id="97" w:name="tabla-resumen-consolidada"/>
       <w:bookmarkStart w:id="98" w:name="_Toc239171847"/>
       <w:bookmarkEnd w:id="95"/>
       <w:r>
-        <w:rPr>
-          <w:rFonts w:ascii="Times New Roman" w:hAnsi="Times New Roman" w:cs="Times New Roman"/>
-          <w:color w:val="000000" w:themeColor="text1"/>
-        </w:rPr>
-        <w:lastRenderedPageBreak/>
         <w:t>3.4. Tabla Resumen Consolidada</w:t>
       </w:r>
       <w:bookmarkEnd w:id="98"/>
@@ -17349,7 +17398,6 @@
     <w:next w:val="Textoindependiente"/>
     <w:link w:val="Ttulo3Car"/>
     <w:uiPriority w:val="9"/>
-    <w:semiHidden/>
     <w:unhideWhenUsed/>
     <w:qFormat/>
     <w:rsid w:val="00A10FD9"/>
@@ -17528,6 +17576,7 @@
   <w:style w:type="paragraph" w:styleId="Textoindependiente">
     <w:name w:val="Body Text"/>
     <w:basedOn w:val="Normal"/>
+    <w:link w:val="TextoindependienteCar"/>
     <w:qFormat/>
     <w:pPr>
       <w:spacing w:before="180" w:after="180"/>
@@ -17708,7 +17757,6 @@
     <w:basedOn w:val="Fuentedeprrafopredeter"/>
     <w:link w:val="Ttulo3"/>
     <w:uiPriority w:val="9"/>
-    <w:semiHidden/>
     <w:rsid w:val="00A10FD9"/>
     <w:rPr>
       <w:rFonts w:eastAsiaTheme="majorEastAsia" w:cstheme="majorBidi"/>
@@ -18310,6 +18358,122 @@
       </w:tblBorders>
     </w:tblPr>
   </w:style>
+  <w:style w:type="paragraph" w:customStyle="1" w:styleId="titulo1">
+    <w:name w:val="titulo1"/>
+    <w:basedOn w:val="Textoindependiente"/>
+    <w:link w:val="titulo1Car"/>
+    <w:qFormat/>
+    <w:rsid w:val="00642786"/>
+    <w:rPr>
+      <w:rFonts w:ascii="Times New Roman" w:hAnsi="Times New Roman" w:cs="Times New Roman"/>
+      <w:b/>
+      <w:bCs/>
+      <w:color w:val="000000" w:themeColor="text1"/>
+      <w:sz w:val="28"/>
+      <w:szCs w:val="28"/>
+    </w:rPr>
+  </w:style>
+  <w:style w:type="character" w:customStyle="1" w:styleId="TextoindependienteCar">
+    <w:name w:val="Texto independiente Car"/>
+    <w:basedOn w:val="Fuentedeprrafopredeter"/>
+    <w:link w:val="Textoindependiente"/>
+    <w:rsid w:val="00642786"/>
+  </w:style>
+  <w:style w:type="character" w:customStyle="1" w:styleId="titulo1Car">
+    <w:name w:val="titulo1 Car"/>
+    <w:basedOn w:val="TextoindependienteCar"/>
+    <w:link w:val="titulo1"/>
+    <w:rsid w:val="00642786"/>
+    <w:rPr>
+      <w:rFonts w:ascii="Times New Roman" w:hAnsi="Times New Roman" w:cs="Times New Roman"/>
+      <w:b/>
+      <w:bCs/>
+      <w:color w:val="000000" w:themeColor="text1"/>
+      <w:sz w:val="28"/>
+      <w:szCs w:val="28"/>
+    </w:rPr>
+  </w:style>
+  <w:style w:type="paragraph" w:customStyle="1" w:styleId="subtitulo2">
+    <w:name w:val="subtitulo2"/>
+    <w:basedOn w:val="Ttulo2"/>
+    <w:link w:val="subtitulo2Car"/>
+    <w:qFormat/>
+    <w:rsid w:val="00642786"/>
+    <w:pPr>
+      <w:jc w:val="both"/>
+    </w:pPr>
+    <w:rPr>
+      <w:rFonts w:ascii="Times New Roman" w:hAnsi="Times New Roman" w:cs="Times New Roman"/>
+      <w:color w:val="000000" w:themeColor="text1"/>
+      <w:sz w:val="24"/>
+      <w:szCs w:val="24"/>
+    </w:rPr>
+  </w:style>
+  <w:style w:type="character" w:customStyle="1" w:styleId="subtitulo2Car">
+    <w:name w:val="subtitulo2 Car"/>
+    <w:basedOn w:val="Ttulo2Car"/>
+    <w:link w:val="subtitulo2"/>
+    <w:rsid w:val="00642786"/>
+    <w:rPr>
+      <w:rFonts w:ascii="Times New Roman" w:eastAsiaTheme="majorEastAsia" w:hAnsi="Times New Roman" w:cs="Times New Roman"/>
+      <w:color w:val="000000" w:themeColor="text1"/>
+      <w:sz w:val="32"/>
+      <w:szCs w:val="32"/>
+    </w:rPr>
+  </w:style>
+  <w:style w:type="paragraph" w:customStyle="1" w:styleId="subt2">
+    <w:name w:val="subt2"/>
+    <w:basedOn w:val="subtitulo2"/>
+    <w:link w:val="subt2Car"/>
+    <w:qFormat/>
+    <w:rsid w:val="00642786"/>
+    <w:rPr>
+      <w:b/>
+      <w:bCs/>
+    </w:rPr>
+  </w:style>
+  <w:style w:type="character" w:customStyle="1" w:styleId="subt2Car">
+    <w:name w:val="subt2 Car"/>
+    <w:basedOn w:val="subtitulo2Car"/>
+    <w:link w:val="subt2"/>
+    <w:rsid w:val="00642786"/>
+    <w:rPr>
+      <w:rFonts w:ascii="Times New Roman" w:eastAsiaTheme="majorEastAsia" w:hAnsi="Times New Roman" w:cs="Times New Roman"/>
+      <w:b/>
+      <w:bCs/>
+      <w:color w:val="000000" w:themeColor="text1"/>
+      <w:sz w:val="32"/>
+      <w:szCs w:val="32"/>
+    </w:rPr>
+  </w:style>
+  <w:style w:type="paragraph" w:customStyle="1" w:styleId="sub3">
+    <w:name w:val="sub3"/>
+    <w:basedOn w:val="Ttulo3"/>
+    <w:link w:val="sub3Car"/>
+    <w:qFormat/>
+    <w:rsid w:val="006155ED"/>
+    <w:pPr>
+      <w:jc w:val="both"/>
+    </w:pPr>
+    <w:rPr>
+      <w:rFonts w:ascii="Times New Roman" w:hAnsi="Times New Roman" w:cs="Times New Roman"/>
+      <w:color w:val="000000" w:themeColor="text1"/>
+      <w:sz w:val="24"/>
+      <w:szCs w:val="24"/>
+    </w:rPr>
+  </w:style>
+  <w:style w:type="character" w:customStyle="1" w:styleId="sub3Car">
+    <w:name w:val="sub3 Car"/>
+    <w:basedOn w:val="Ttulo3Car"/>
+    <w:link w:val="sub3"/>
+    <w:rsid w:val="006155ED"/>
+    <w:rPr>
+      <w:rFonts w:ascii="Times New Roman" w:eastAsiaTheme="majorEastAsia" w:hAnsi="Times New Roman" w:cs="Times New Roman"/>
+      <w:color w:val="000000" w:themeColor="text1"/>
+      <w:sz w:val="28"/>
+      <w:szCs w:val="28"/>
+    </w:rPr>
+  </w:style>
 </w:styles>
 </file>
 
